--- a/appendix/Doc-GZ - 20260420 - v2 (by 20260427).docx
+++ b/appendix/Doc-GZ - 20260420 - v2 (by 20260427).docx
@@ -9205,11 +9205,22 @@
         <w:t xml:space="preserve"> Fabric (</w:t>
       </w:r>
       <w:r>
-        <w:t xml:space="preserve">Exp 1: </w:t>
-      </w:r>
-      <w:r>
-        <w:t>1 CLI + 2 Peers + 1 Orderer</w:t>
-      </w:r>
+        <w:t>Exp</w:t>
+      </w:r>
+      <w:r>
+        <w:t xml:space="preserve"> </w:t>
+      </w:r>
+      <w:r>
+        <w:t xml:space="preserve">1: </w:t>
+      </w:r>
+      <w:r>
+        <w:t xml:space="preserve">1 CLI + 2 Peers + 1 </w:t>
+      </w:r>
+      <w:proofErr w:type="spellStart"/>
+      <w:r>
+        <w:t>Orderer</w:t>
+      </w:r>
+      <w:proofErr w:type="spellEnd"/>
       <w:r>
         <w:t>)</w:t>
       </w:r>
@@ -10918,8 +10929,16 @@
               <w:rPr>
                 <w:rFonts w:ascii="Times New Roman" w:hAnsi="Times New Roman" w:cs="Times New Roman"/>
               </w:rPr>
-              <w:t xml:space="preserve"> docker ps</w:t>
-            </w:r>
+              <w:t xml:space="preserve"> docker </w:t>
+            </w:r>
+            <w:proofErr w:type="spellStart"/>
+            <w:r>
+              <w:rPr>
+                <w:rFonts w:ascii="Times New Roman" w:hAnsi="Times New Roman" w:cs="Times New Roman"/>
+              </w:rPr>
+              <w:t>ps</w:t>
+            </w:r>
+            <w:proofErr w:type="spellEnd"/>
           </w:p>
           <w:p>
             <w:pPr>
@@ -12021,7 +12040,21 @@
         <w:rPr>
           <w:rFonts w:ascii="Times New Roman" w:hAnsi="Times New Roman" w:cs="Times New Roman"/>
         </w:rPr>
-        <w:t xml:space="preserve"> a channel.block, and then all peers join the channel.block</w:t>
+        <w:t xml:space="preserve"> a </w:t>
+      </w:r>
+      <w:proofErr w:type="gramStart"/>
+      <w:r>
+        <w:rPr>
+          <w:rFonts w:ascii="Times New Roman" w:hAnsi="Times New Roman" w:cs="Times New Roman"/>
+        </w:rPr>
+        <w:t>channel.block</w:t>
+      </w:r>
+      <w:proofErr w:type="gramEnd"/>
+      <w:r>
+        <w:rPr>
+          <w:rFonts w:ascii="Times New Roman" w:hAnsi="Times New Roman" w:cs="Times New Roman"/>
+        </w:rPr>
+        <w:t>, and then all peers join the channel.block</w:t>
       </w:r>
       <w:r>
         <w:rPr>
@@ -14812,11 +14845,16 @@
         <w:t>5</w:t>
       </w:r>
       <w:r>
-        <w:t xml:space="preserve"> Orderer</w:t>
+        <w:t xml:space="preserve"> </w:t>
+      </w:r>
+      <w:proofErr w:type="spellStart"/>
+      <w:r>
+        <w:t>Orderer</w:t>
       </w:r>
       <w:r>
         <w:t>s</w:t>
       </w:r>
+      <w:proofErr w:type="spellEnd"/>
       <w:r>
         <w:t>)</w:t>
       </w:r>
@@ -14962,7 +15000,21 @@
               <w:rPr>
                 <w:rFonts w:ascii="Times New Roman" w:hAnsi="Times New Roman" w:cs="Times New Roman"/>
               </w:rPr>
-              <w:t xml:space="preserve"> vi /etc/hosts</w:t>
+              <w:t xml:space="preserve"> vi /</w:t>
+            </w:r>
+            <w:proofErr w:type="spellStart"/>
+            <w:r>
+              <w:rPr>
+                <w:rFonts w:ascii="Times New Roman" w:hAnsi="Times New Roman" w:cs="Times New Roman"/>
+              </w:rPr>
+              <w:t>etc</w:t>
+            </w:r>
+            <w:proofErr w:type="spellEnd"/>
+            <w:r>
+              <w:rPr>
+                <w:rFonts w:ascii="Times New Roman" w:hAnsi="Times New Roman" w:cs="Times New Roman"/>
+              </w:rPr>
+              <w:t>/hosts</w:t>
             </w:r>
           </w:p>
         </w:tc>
@@ -15291,7 +15343,21 @@
               <w:rPr>
                 <w:rFonts w:ascii="Times New Roman" w:hAnsi="Times New Roman" w:cs="Times New Roman"/>
               </w:rPr>
-              <w:t>$ mkdir demo-first</w:t>
+              <w:t xml:space="preserve">$ </w:t>
+            </w:r>
+            <w:proofErr w:type="spellStart"/>
+            <w:r>
+              <w:rPr>
+                <w:rFonts w:ascii="Times New Roman" w:hAnsi="Times New Roman" w:cs="Times New Roman"/>
+              </w:rPr>
+              <w:t>mkdir</w:t>
+            </w:r>
+            <w:proofErr w:type="spellEnd"/>
+            <w:r>
+              <w:rPr>
+                <w:rFonts w:ascii="Times New Roman" w:hAnsi="Times New Roman" w:cs="Times New Roman"/>
+              </w:rPr>
+              <w:t xml:space="preserve"> demo-first</w:t>
             </w:r>
             <w:r>
               <w:rPr>
@@ -15319,8 +15385,17 @@
                   <w:rStyle w:val="a7"/>
                   <w:rFonts w:ascii="Times New Roman" w:hAnsi="Times New Roman" w:cs="Times New Roman"/>
                 </w:rPr>
-                <w:t>crypto-config.yaml</w:t>
+                <w:t>crypto-</w:t>
               </w:r>
+              <w:proofErr w:type="gramStart"/>
+              <w:r>
+                <w:rPr>
+                  <w:rStyle w:val="a7"/>
+                  <w:rFonts w:ascii="Times New Roman" w:hAnsi="Times New Roman" w:cs="Times New Roman"/>
+                </w:rPr>
+                <w:t>config.yaml</w:t>
+              </w:r>
+              <w:proofErr w:type="gramEnd"/>
             </w:hyperlink>
           </w:p>
           <w:p>
@@ -15336,6 +15411,7 @@
               <w:t xml:space="preserve">$ vi </w:t>
             </w:r>
             <w:hyperlink r:id="rId99" w:anchor="file-configtx-yaml" w:history="1">
+              <w:proofErr w:type="gramStart"/>
               <w:r>
                 <w:rPr>
                   <w:rStyle w:val="a7"/>
@@ -15343,6 +15419,7 @@
                 </w:rPr>
                 <w:t>configtx.yaml</w:t>
               </w:r>
+              <w:proofErr w:type="gramEnd"/>
             </w:hyperlink>
           </w:p>
           <w:p>
@@ -15572,12 +15649,21 @@
               <w:t xml:space="preserve">$ vi </w:t>
             </w:r>
             <w:hyperlink r:id="rId107" w:anchor="file-cli-yaml" w:history="1">
+              <w:proofErr w:type="gramStart"/>
               <w:r>
                 <w:rPr>
                   <w:rStyle w:val="a7"/>
                   <w:rFonts w:ascii="Times New Roman" w:hAnsi="Times New Roman" w:cs="Times New Roman"/>
                 </w:rPr>
-                <w:t xml:space="preserve">cli.yaml </w:t>
+                <w:t>cli.yaml</w:t>
+              </w:r>
+              <w:proofErr w:type="gramEnd"/>
+              <w:r>
+                <w:rPr>
+                  <w:rStyle w:val="a7"/>
+                  <w:rFonts w:ascii="Times New Roman" w:hAnsi="Times New Roman" w:cs="Times New Roman"/>
+                </w:rPr>
+                <w:t xml:space="preserve"> </w:t>
               </w:r>
             </w:hyperlink>
           </w:p>
@@ -15665,27 +15751,74 @@
           </w:p>
           <w:p>
             <w:r>
-              <w:t>$ sudo apt-get install ntpdate</w:t>
-            </w:r>
+              <w:t xml:space="preserve">$ </w:t>
+            </w:r>
+            <w:proofErr w:type="spellStart"/>
+            <w:r>
+              <w:t>sudo</w:t>
+            </w:r>
+            <w:proofErr w:type="spellEnd"/>
+            <w:r>
+              <w:t xml:space="preserve"> apt-get install </w:t>
+            </w:r>
+            <w:proofErr w:type="spellStart"/>
+            <w:r>
+              <w:t>ntpdate</w:t>
+            </w:r>
+            <w:proofErr w:type="spellEnd"/>
             <w:r>
               <w:t xml:space="preserve"> // align the timestamp</w:t>
             </w:r>
           </w:p>
           <w:p>
             <w:r>
-              <w:t>$ sudo ntpdate cn.pool.ntp.org</w:t>
-            </w:r>
-          </w:p>
-          <w:p>
-            <w:r>
-              <w:t xml:space="preserve">$ sudo hwclock </w:t>
+              <w:t xml:space="preserve">$ </w:t>
+            </w:r>
+            <w:proofErr w:type="spellStart"/>
+            <w:r>
+              <w:t>sudo</w:t>
+            </w:r>
+            <w:proofErr w:type="spellEnd"/>
+            <w:r>
+              <w:t xml:space="preserve"> </w:t>
+            </w:r>
+            <w:proofErr w:type="spellStart"/>
+            <w:r>
+              <w:t>ntpdate</w:t>
+            </w:r>
+            <w:proofErr w:type="spellEnd"/>
+            <w:r>
+              <w:t xml:space="preserve"> cn.pool.ntp.org</w:t>
+            </w:r>
+          </w:p>
+          <w:p>
+            <w:r>
+              <w:t xml:space="preserve">$ </w:t>
+            </w:r>
+            <w:proofErr w:type="spellStart"/>
+            <w:r>
+              <w:t>sudo</w:t>
+            </w:r>
+            <w:proofErr w:type="spellEnd"/>
+            <w:r>
+              <w:t xml:space="preserve"> </w:t>
+            </w:r>
+            <w:proofErr w:type="spellStart"/>
+            <w:r>
+              <w:t>hwclock</w:t>
+            </w:r>
+            <w:proofErr w:type="spellEnd"/>
+            <w:r>
+              <w:t xml:space="preserve"> </w:t>
             </w:r>
             <w:r>
               <w:t>–</w:t>
             </w:r>
+            <w:proofErr w:type="spellStart"/>
             <w:r>
               <w:t>systohc</w:t>
             </w:r>
+            <w:proofErr w:type="spellEnd"/>
           </w:p>
           <w:p>
             <w:pPr>
@@ -15814,8 +15947,30 @@
               <w:rPr>
                 <w:rFonts w:ascii="Times New Roman" w:hAnsi="Times New Roman" w:cs="Times New Roman"/>
               </w:rPr>
-              <w:t xml:space="preserve"> chmod +x *.sh</w:t>
-            </w:r>
+              <w:t xml:space="preserve"> </w:t>
+            </w:r>
+            <w:proofErr w:type="spellStart"/>
+            <w:r>
+              <w:rPr>
+                <w:rFonts w:ascii="Times New Roman" w:hAnsi="Times New Roman" w:cs="Times New Roman"/>
+              </w:rPr>
+              <w:t>chmod</w:t>
+            </w:r>
+            <w:proofErr w:type="spellEnd"/>
+            <w:r>
+              <w:rPr>
+                <w:rFonts w:ascii="Times New Roman" w:hAnsi="Times New Roman" w:cs="Times New Roman"/>
+              </w:rPr>
+              <w:t xml:space="preserve"> +x *.</w:t>
+            </w:r>
+            <w:proofErr w:type="spellStart"/>
+            <w:r>
+              <w:rPr>
+                <w:rFonts w:ascii="Times New Roman" w:hAnsi="Times New Roman" w:cs="Times New Roman"/>
+              </w:rPr>
+              <w:t>sh</w:t>
+            </w:r>
+            <w:proofErr w:type="spellEnd"/>
           </w:p>
           <w:p>
             <w:pPr>
@@ -15846,41 +16001,38 @@
               </w:rPr>
               <w:t>./</w:t>
             </w:r>
-            <w:hyperlink r:id="rId108" w:anchor="file-config-sh" w:history="1">
-              <w:r>
-                <w:rPr>
-                  <w:rStyle w:val="a7"/>
-                  <w:rFonts w:ascii="Times New Roman" w:hAnsi="Times New Roman" w:cs="Times New Roman"/>
-                  <w:b/>
-                  <w:bCs/>
-                </w:rPr>
-                <w:t>config.sh</w:t>
-              </w:r>
-            </w:hyperlink>
-          </w:p>
-          <w:p>
-            <w:pPr>
-              <w:rPr>
-                <w:rFonts w:ascii="Times New Roman" w:hAnsi="Times New Roman" w:cs="Times New Roman"/>
-              </w:rPr>
-            </w:pPr>
-          </w:p>
-          <w:p>
-            <w:pPr>
-              <w:rPr>
-                <w:rFonts w:ascii="Times New Roman" w:hAnsi="Times New Roman" w:cs="Times New Roman"/>
-              </w:rPr>
-            </w:pPr>
-            <w:r>
-              <w:rPr>
-                <w:rFonts w:ascii="Times New Roman" w:hAnsi="Times New Roman" w:cs="Times New Roman"/>
-                <w:noProof/>
+            <w:r>
+              <w:rPr>
+                <w:rFonts w:ascii="Times New Roman" w:hAnsi="Times New Roman" w:cs="Times New Roman"/>
+                <w:b/>
+                <w:bCs/>
+                <w:color w:val="0070C0"/>
+              </w:rPr>
+              <w:t>config.sh</w:t>
+            </w:r>
+          </w:p>
+          <w:p>
+            <w:pPr>
+              <w:rPr>
+                <w:rFonts w:ascii="Times New Roman" w:hAnsi="Times New Roman" w:cs="Times New Roman"/>
+              </w:rPr>
+            </w:pPr>
+          </w:p>
+          <w:p>
+            <w:pPr>
+              <w:rPr>
+                <w:rFonts w:ascii="Times New Roman" w:hAnsi="Times New Roman" w:cs="Times New Roman"/>
+              </w:rPr>
+            </w:pPr>
+            <w:r>
+              <w:rPr>
+                <w:rFonts w:ascii="Times New Roman" w:hAnsi="Times New Roman" w:cs="Times New Roman"/>
               </w:rPr>
               <w:drawing>
-                <wp:inline distT="0" distB="0" distL="0" distR="0" wp14:anchorId="30043724" wp14:editId="2CC42E14">
-                  <wp:extent cx="5943600" cy="1470660"/>
+                <wp:inline distT="0" distB="0" distL="0" distR="0" wp14:anchorId="7C0F77C8" wp14:editId="78733701">
+                  <wp:extent cx="5943600" cy="1566545"/>
                   <wp:effectExtent l="0" t="0" r="0" b="0"/>
-                  <wp:docPr id="8" name="图片 8"/>
+                  <wp:docPr id="70" name="图片 70"/>
                   <wp:cNvGraphicFramePr>
                     <a:graphicFrameLocks xmlns:a="http://schemas.openxmlformats.org/drawingml/2006/main" noChangeAspect="1"/>
                   </wp:cNvGraphicFramePr>
@@ -15892,7 +16044,7 @@
                           <pic:cNvPicPr/>
                         </pic:nvPicPr>
                         <pic:blipFill>
-                          <a:blip r:embed="rId42"/>
+                          <a:blip r:embed="rId108"/>
                           <a:stretch>
                             <a:fillRect/>
                           </a:stretch>
@@ -15900,7 +16052,7 @@
                         <pic:spPr>
                           <a:xfrm>
                             <a:off x="0" y="0"/>
-                            <a:ext cx="5943600" cy="1470660"/>
+                            <a:ext cx="5943600" cy="1566545"/>
                           </a:xfrm>
                           <a:prstGeom prst="rect">
                             <a:avLst/>
@@ -15970,7 +16122,35 @@
         <w:rPr>
           <w:rFonts w:ascii="Times New Roman" w:hAnsi="Times New Roman" w:cs="Times New Roman"/>
         </w:rPr>
-        <w:t>CLI scp the contents to all machines including peers and orderers,</w:t>
+        <w:t xml:space="preserve">CLI </w:t>
+      </w:r>
+      <w:proofErr w:type="spellStart"/>
+      <w:r>
+        <w:rPr>
+          <w:rFonts w:ascii="Times New Roman" w:hAnsi="Times New Roman" w:cs="Times New Roman"/>
+        </w:rPr>
+        <w:t>scp</w:t>
+      </w:r>
+      <w:proofErr w:type="spellEnd"/>
+      <w:r>
+        <w:rPr>
+          <w:rFonts w:ascii="Times New Roman" w:hAnsi="Times New Roman" w:cs="Times New Roman"/>
+        </w:rPr>
+        <w:t xml:space="preserve"> the contents to all machines including peers and </w:t>
+      </w:r>
+      <w:proofErr w:type="spellStart"/>
+      <w:r>
+        <w:rPr>
+          <w:rFonts w:ascii="Times New Roman" w:hAnsi="Times New Roman" w:cs="Times New Roman"/>
+        </w:rPr>
+        <w:t>orderers</w:t>
+      </w:r>
+      <w:proofErr w:type="spellEnd"/>
+      <w:r>
+        <w:rPr>
+          <w:rFonts w:ascii="Times New Roman" w:hAnsi="Times New Roman" w:cs="Times New Roman"/>
+        </w:rPr>
+        <w:t>,</w:t>
       </w:r>
     </w:p>
     <w:tbl>
@@ -16035,17 +16215,33 @@
               </w:rPr>
               <w:t>./</w:t>
             </w:r>
-            <w:hyperlink r:id="rId109" w:anchor="file-scp-sh" w:history="1">
-              <w:r>
-                <w:rPr>
-                  <w:rStyle w:val="a7"/>
-                  <w:rFonts w:ascii="Times New Roman" w:hAnsi="Times New Roman" w:cs="Times New Roman"/>
-                  <w:b/>
-                  <w:bCs/>
-                </w:rPr>
-                <w:t>scp.sh</w:t>
-              </w:r>
-            </w:hyperlink>
+            <w:r>
+              <w:rPr>
+                <w:rFonts w:ascii="Times New Roman" w:hAnsi="Times New Roman" w:cs="Times New Roman"/>
+                <w:b/>
+                <w:bCs/>
+                <w:color w:val="0070C0"/>
+              </w:rPr>
+              <w:t>scp</w:t>
+            </w:r>
+            <w:r>
+              <w:rPr>
+                <w:rFonts w:ascii="Times New Roman" w:hAnsi="Times New Roman" w:cs="Times New Roman"/>
+                <w:b/>
+                <w:bCs/>
+                <w:color w:val="0070C0"/>
+              </w:rPr>
+              <w:t>.</w:t>
+            </w:r>
+            <w:r>
+              <w:rPr>
+                <w:rFonts w:ascii="Times New Roman" w:hAnsi="Times New Roman" w:cs="Times New Roman"/>
+                <w:b/>
+                <w:bCs/>
+                <w:color w:val="0070C0"/>
+              </w:rPr>
+              <w:t>sh</w:t>
+            </w:r>
           </w:p>
           <w:p>
             <w:pPr>
@@ -16155,6 +16351,7 @@
         </w:rPr>
         <w:t xml:space="preserve"> </w:t>
       </w:r>
+      <w:proofErr w:type="spellStart"/>
       <w:r>
         <w:rPr>
           <w:rFonts w:ascii="Times New Roman" w:hAnsi="Times New Roman" w:cs="Times New Roman"/>
@@ -16167,6 +16364,7 @@
         </w:rPr>
         <w:t>s</w:t>
       </w:r>
+      <w:proofErr w:type="spellEnd"/>
       <w:r>
         <w:rPr>
           <w:rFonts w:ascii="Times New Roman" w:hAnsi="Times New Roman" w:cs="Times New Roman"/>
@@ -16245,41 +16443,38 @@
               </w:rPr>
               <w:t>./</w:t>
             </w:r>
-            <w:hyperlink r:id="rId110" w:anchor="file-orderer1-sh" w:history="1">
-              <w:r>
-                <w:rPr>
-                  <w:rStyle w:val="a7"/>
-                  <w:rFonts w:ascii="Times New Roman" w:hAnsi="Times New Roman" w:cs="Times New Roman"/>
-                  <w:b/>
-                  <w:bCs/>
-                </w:rPr>
-                <w:t>orderer1.sh</w:t>
-              </w:r>
-            </w:hyperlink>
-          </w:p>
-          <w:p>
-            <w:pPr>
-              <w:rPr>
-                <w:rFonts w:ascii="Times New Roman" w:hAnsi="Times New Roman" w:cs="Times New Roman"/>
-              </w:rPr>
-            </w:pPr>
-          </w:p>
-          <w:p>
-            <w:pPr>
-              <w:rPr>
-                <w:rFonts w:ascii="Times New Roman" w:hAnsi="Times New Roman" w:cs="Times New Roman"/>
-              </w:rPr>
-            </w:pPr>
-            <w:r>
-              <w:rPr>
-                <w:rFonts w:ascii="Times New Roman" w:hAnsi="Times New Roman" w:cs="Times New Roman"/>
-                <w:noProof/>
+            <w:r>
+              <w:rPr>
+                <w:rFonts w:ascii="Times New Roman" w:hAnsi="Times New Roman" w:cs="Times New Roman"/>
+                <w:b/>
+                <w:bCs/>
+                <w:color w:val="0070C0"/>
+              </w:rPr>
+              <w:t>orderer1.sh</w:t>
+            </w:r>
+          </w:p>
+          <w:p>
+            <w:pPr>
+              <w:rPr>
+                <w:rFonts w:ascii="Times New Roman" w:hAnsi="Times New Roman" w:cs="Times New Roman"/>
+              </w:rPr>
+            </w:pPr>
+          </w:p>
+          <w:p>
+            <w:pPr>
+              <w:rPr>
+                <w:rFonts w:ascii="Times New Roman" w:hAnsi="Times New Roman" w:cs="Times New Roman"/>
+              </w:rPr>
+            </w:pPr>
+            <w:r>
+              <w:rPr>
+                <w:rFonts w:ascii="Times New Roman" w:hAnsi="Times New Roman" w:cs="Times New Roman"/>
               </w:rPr>
               <w:drawing>
-                <wp:inline distT="0" distB="0" distL="0" distR="0" wp14:anchorId="3AD9753A" wp14:editId="4373181F">
-                  <wp:extent cx="5943600" cy="190500"/>
+                <wp:inline distT="0" distB="0" distL="0" distR="0" wp14:anchorId="24714B18" wp14:editId="295A91B7">
+                  <wp:extent cx="5943600" cy="216535"/>
                   <wp:effectExtent l="0" t="0" r="0" b="0"/>
-                  <wp:docPr id="23" name="图片 23"/>
+                  <wp:docPr id="71" name="图片 71"/>
                   <wp:cNvGraphicFramePr>
                     <a:graphicFrameLocks xmlns:a="http://schemas.openxmlformats.org/drawingml/2006/main" noChangeAspect="1"/>
                   </wp:cNvGraphicFramePr>
@@ -16291,257 +16486,7 @@
                           <pic:cNvPicPr/>
                         </pic:nvPicPr>
                         <pic:blipFill>
-                          <a:blip r:embed="rId47"/>
-                          <a:stretch>
-                            <a:fillRect/>
-                          </a:stretch>
-                        </pic:blipFill>
-                        <pic:spPr>
-                          <a:xfrm>
-                            <a:off x="0" y="0"/>
-                            <a:ext cx="5943600" cy="190500"/>
-                          </a:xfrm>
-                          <a:prstGeom prst="rect">
-                            <a:avLst/>
-                          </a:prstGeom>
-                        </pic:spPr>
-                      </pic:pic>
-                    </a:graphicData>
-                  </a:graphic>
-                </wp:inline>
-              </w:drawing>
-            </w:r>
-          </w:p>
-          <w:p>
-            <w:pPr>
-              <w:rPr>
-                <w:rFonts w:ascii="Times New Roman" w:hAnsi="Times New Roman" w:cs="Times New Roman"/>
-              </w:rPr>
-            </w:pPr>
-          </w:p>
-          <w:p>
-            <w:pPr>
-              <w:rPr>
-                <w:rFonts w:ascii="Times New Roman" w:hAnsi="Times New Roman" w:cs="Times New Roman"/>
-              </w:rPr>
-            </w:pPr>
-            <w:r>
-              <w:rPr>
-                <w:rFonts w:ascii="Times New Roman" w:hAnsi="Times New Roman" w:cs="Times New Roman" w:hint="eastAsia"/>
-              </w:rPr>
-              <w:t>$</w:t>
-            </w:r>
-            <w:r>
-              <w:rPr>
-                <w:rFonts w:ascii="Times New Roman" w:hAnsi="Times New Roman" w:cs="Times New Roman"/>
-              </w:rPr>
-              <w:t xml:space="preserve"> ./</w:t>
-            </w:r>
-            <w:hyperlink r:id="rId111" w:anchor="file-orderer2-sh" w:history="1">
-              <w:r>
-                <w:rPr>
-                  <w:rStyle w:val="a7"/>
-                  <w:rFonts w:ascii="Times New Roman" w:hAnsi="Times New Roman" w:cs="Times New Roman"/>
-                  <w:b/>
-                  <w:bCs/>
-                </w:rPr>
-                <w:t>orderer2.sh</w:t>
-              </w:r>
-            </w:hyperlink>
-          </w:p>
-          <w:p>
-            <w:pPr>
-              <w:rPr>
-                <w:rFonts w:ascii="Times New Roman" w:hAnsi="Times New Roman" w:cs="Times New Roman"/>
-              </w:rPr>
-            </w:pPr>
-          </w:p>
-          <w:p>
-            <w:pPr>
-              <w:rPr>
-                <w:rFonts w:ascii="Times New Roman" w:hAnsi="Times New Roman" w:cs="Times New Roman"/>
-              </w:rPr>
-            </w:pPr>
-            <w:r>
-              <w:rPr>
-                <w:rFonts w:ascii="Times New Roman" w:hAnsi="Times New Roman" w:cs="Times New Roman" w:hint="eastAsia"/>
-              </w:rPr>
-              <w:t>$</w:t>
-            </w:r>
-            <w:r>
-              <w:rPr>
-                <w:rFonts w:ascii="Times New Roman" w:hAnsi="Times New Roman" w:cs="Times New Roman"/>
-              </w:rPr>
-              <w:t xml:space="preserve"> ./</w:t>
-            </w:r>
-            <w:hyperlink r:id="rId112" w:anchor="file-orderer3-sh" w:history="1">
-              <w:r>
-                <w:rPr>
-                  <w:rStyle w:val="a7"/>
-                  <w:rFonts w:ascii="Times New Roman" w:hAnsi="Times New Roman" w:cs="Times New Roman"/>
-                  <w:b/>
-                  <w:bCs/>
-                </w:rPr>
-                <w:t>orderer3.sh</w:t>
-              </w:r>
-            </w:hyperlink>
-          </w:p>
-          <w:p>
-            <w:pPr>
-              <w:rPr>
-                <w:rFonts w:ascii="Times New Roman" w:hAnsi="Times New Roman" w:cs="Times New Roman"/>
-              </w:rPr>
-            </w:pPr>
-          </w:p>
-          <w:p>
-            <w:pPr>
-              <w:rPr>
-                <w:rFonts w:ascii="Times New Roman" w:hAnsi="Times New Roman" w:cs="Times New Roman"/>
-              </w:rPr>
-            </w:pPr>
-            <w:r>
-              <w:rPr>
-                <w:rFonts w:ascii="Times New Roman" w:hAnsi="Times New Roman" w:cs="Times New Roman" w:hint="eastAsia"/>
-              </w:rPr>
-              <w:t>$</w:t>
-            </w:r>
-            <w:r>
-              <w:rPr>
-                <w:rFonts w:ascii="Times New Roman" w:hAnsi="Times New Roman" w:cs="Times New Roman"/>
-              </w:rPr>
-              <w:t xml:space="preserve"> ./</w:t>
-            </w:r>
-            <w:hyperlink r:id="rId113" w:anchor="file-orderer4-sh" w:history="1">
-              <w:r>
-                <w:rPr>
-                  <w:rStyle w:val="a7"/>
-                  <w:rFonts w:ascii="Times New Roman" w:hAnsi="Times New Roman" w:cs="Times New Roman"/>
-                  <w:b/>
-                  <w:bCs/>
-                </w:rPr>
-                <w:t>orderer4.sh</w:t>
-              </w:r>
-            </w:hyperlink>
-          </w:p>
-          <w:p>
-            <w:pPr>
-              <w:rPr>
-                <w:rFonts w:ascii="Times New Roman" w:hAnsi="Times New Roman" w:cs="Times New Roman"/>
-              </w:rPr>
-            </w:pPr>
-          </w:p>
-          <w:p>
-            <w:pPr>
-              <w:rPr>
-                <w:rFonts w:ascii="Times New Roman" w:hAnsi="Times New Roman" w:cs="Times New Roman"/>
-              </w:rPr>
-            </w:pPr>
-            <w:r>
-              <w:rPr>
-                <w:rFonts w:ascii="Times New Roman" w:hAnsi="Times New Roman" w:cs="Times New Roman" w:hint="eastAsia"/>
-              </w:rPr>
-              <w:t>$</w:t>
-            </w:r>
-            <w:r>
-              <w:rPr>
-                <w:rFonts w:ascii="Times New Roman" w:hAnsi="Times New Roman" w:cs="Times New Roman"/>
-              </w:rPr>
-              <w:t xml:space="preserve"> ./</w:t>
-            </w:r>
-            <w:hyperlink r:id="rId114" w:anchor="file-orderer5-sh" w:history="1">
-              <w:r>
-                <w:rPr>
-                  <w:rStyle w:val="a7"/>
-                  <w:rFonts w:ascii="Times New Roman" w:hAnsi="Times New Roman" w:cs="Times New Roman"/>
-                  <w:b/>
-                  <w:bCs/>
-                </w:rPr>
-                <w:t>orderer5.sh</w:t>
-              </w:r>
-            </w:hyperlink>
-          </w:p>
-          <w:p>
-            <w:pPr>
-              <w:rPr>
-                <w:rFonts w:ascii="Times New Roman" w:hAnsi="Times New Roman" w:cs="Times New Roman"/>
-              </w:rPr>
-            </w:pPr>
-          </w:p>
-          <w:p>
-            <w:pPr>
-              <w:rPr>
-                <w:rFonts w:ascii="Times New Roman" w:hAnsi="Times New Roman" w:cs="Times New Roman"/>
-              </w:rPr>
-            </w:pPr>
-          </w:p>
-          <w:p>
-            <w:pPr>
-              <w:rPr>
-                <w:rFonts w:ascii="Times New Roman" w:hAnsi="Times New Roman" w:cs="Times New Roman"/>
-              </w:rPr>
-            </w:pPr>
-          </w:p>
-          <w:p>
-            <w:pPr>
-              <w:rPr>
-                <w:rFonts w:ascii="Times New Roman" w:hAnsi="Times New Roman" w:cs="Times New Roman"/>
-              </w:rPr>
-            </w:pPr>
-          </w:p>
-          <w:p>
-            <w:pPr>
-              <w:rPr>
-                <w:rFonts w:ascii="Times New Roman" w:hAnsi="Times New Roman" w:cs="Times New Roman"/>
-              </w:rPr>
-            </w:pPr>
-            <w:r>
-              <w:rPr>
-                <w:rFonts w:ascii="Times New Roman" w:hAnsi="Times New Roman" w:cs="Times New Roman" w:hint="eastAsia"/>
-              </w:rPr>
-              <w:t>$</w:t>
-            </w:r>
-            <w:r>
-              <w:rPr>
-                <w:rFonts w:ascii="Times New Roman" w:hAnsi="Times New Roman" w:cs="Times New Roman"/>
-              </w:rPr>
-              <w:t xml:space="preserve"> docker ps</w:t>
-            </w:r>
-          </w:p>
-          <w:p>
-            <w:pPr>
-              <w:rPr>
-                <w:rFonts w:ascii="Times New Roman" w:hAnsi="Times New Roman" w:cs="Times New Roman"/>
-              </w:rPr>
-            </w:pPr>
-          </w:p>
-          <w:p>
-            <w:pPr>
-              <w:rPr>
-                <w:rFonts w:ascii="Times New Roman" w:hAnsi="Times New Roman" w:cs="Times New Roman"/>
-              </w:rPr>
-            </w:pPr>
-            <w:r>
-              <w:rPr>
-                <w:rFonts w:ascii="Times New Roman" w:hAnsi="Times New Roman" w:cs="Times New Roman"/>
-                <w:noProof/>
-              </w:rPr>
-              <w:drawing>
-                <wp:inline distT="0" distB="0" distL="0" distR="0" wp14:anchorId="3171463D" wp14:editId="61A057FE">
-                  <wp:extent cx="5943600" cy="216535"/>
-                  <wp:effectExtent l="0" t="0" r="0" b="0"/>
-                  <wp:docPr id="24" name="图片 24"/>
-                  <wp:cNvGraphicFramePr>
-                    <a:graphicFrameLocks xmlns:a="http://schemas.openxmlformats.org/drawingml/2006/main" noChangeAspect="1"/>
-                  </wp:cNvGraphicFramePr>
-                  <a:graphic xmlns:a="http://schemas.openxmlformats.org/drawingml/2006/main">
-                    <a:graphicData uri="http://schemas.openxmlformats.org/drawingml/2006/picture">
-                      <pic:pic xmlns:pic="http://schemas.openxmlformats.org/drawingml/2006/picture">
-                        <pic:nvPicPr>
-                          <pic:cNvPr id="1" name=""/>
-                          <pic:cNvPicPr/>
-                        </pic:nvPicPr>
-                        <pic:blipFill>
-                          <a:blip r:embed="rId48"/>
+                          <a:blip r:embed="rId109"/>
                           <a:stretch>
                             <a:fillRect/>
                           </a:stretch>
@@ -16569,6 +16514,397 @@
               </w:rPr>
             </w:pPr>
           </w:p>
+          <w:p>
+            <w:pPr>
+              <w:rPr>
+                <w:rFonts w:ascii="Times New Roman" w:hAnsi="Times New Roman" w:cs="Times New Roman"/>
+              </w:rPr>
+            </w:pPr>
+            <w:r>
+              <w:rPr>
+                <w:rFonts w:ascii="Times New Roman" w:hAnsi="Times New Roman" w:cs="Times New Roman" w:hint="eastAsia"/>
+              </w:rPr>
+              <w:t>$</w:t>
+            </w:r>
+            <w:r>
+              <w:rPr>
+                <w:rFonts w:ascii="Times New Roman" w:hAnsi="Times New Roman" w:cs="Times New Roman"/>
+              </w:rPr>
+              <w:t xml:space="preserve"> ./</w:t>
+            </w:r>
+            <w:r>
+              <w:rPr>
+                <w:rFonts w:ascii="Times New Roman" w:hAnsi="Times New Roman" w:cs="Times New Roman"/>
+                <w:b/>
+                <w:bCs/>
+                <w:color w:val="0070C0"/>
+              </w:rPr>
+              <w:t>orderer2.sh</w:t>
+            </w:r>
+          </w:p>
+          <w:p>
+            <w:pPr>
+              <w:rPr>
+                <w:rFonts w:ascii="Times New Roman" w:hAnsi="Times New Roman" w:cs="Times New Roman"/>
+              </w:rPr>
+            </w:pPr>
+          </w:p>
+          <w:p>
+            <w:pPr>
+              <w:rPr>
+                <w:rFonts w:ascii="Times New Roman" w:hAnsi="Times New Roman" w:cs="Times New Roman" w:hint="eastAsia"/>
+              </w:rPr>
+            </w:pPr>
+            <w:r>
+              <w:rPr>
+                <w:rFonts w:ascii="Times New Roman" w:hAnsi="Times New Roman" w:cs="Times New Roman"/>
+              </w:rPr>
+              <w:drawing>
+                <wp:inline distT="0" distB="0" distL="0" distR="0" wp14:anchorId="6669A509" wp14:editId="7DED25E7">
+                  <wp:extent cx="5943600" cy="288925"/>
+                  <wp:effectExtent l="0" t="0" r="0" b="0"/>
+                  <wp:docPr id="72" name="图片 72"/>
+                  <wp:cNvGraphicFramePr>
+                    <a:graphicFrameLocks xmlns:a="http://schemas.openxmlformats.org/drawingml/2006/main" noChangeAspect="1"/>
+                  </wp:cNvGraphicFramePr>
+                  <a:graphic xmlns:a="http://schemas.openxmlformats.org/drawingml/2006/main">
+                    <a:graphicData uri="http://schemas.openxmlformats.org/drawingml/2006/picture">
+                      <pic:pic xmlns:pic="http://schemas.openxmlformats.org/drawingml/2006/picture">
+                        <pic:nvPicPr>
+                          <pic:cNvPr id="1" name=""/>
+                          <pic:cNvPicPr/>
+                        </pic:nvPicPr>
+                        <pic:blipFill>
+                          <a:blip r:embed="rId110"/>
+                          <a:stretch>
+                            <a:fillRect/>
+                          </a:stretch>
+                        </pic:blipFill>
+                        <pic:spPr>
+                          <a:xfrm>
+                            <a:off x="0" y="0"/>
+                            <a:ext cx="5943600" cy="288925"/>
+                          </a:xfrm>
+                          <a:prstGeom prst="rect">
+                            <a:avLst/>
+                          </a:prstGeom>
+                        </pic:spPr>
+                      </pic:pic>
+                    </a:graphicData>
+                  </a:graphic>
+                </wp:inline>
+              </w:drawing>
+            </w:r>
+          </w:p>
+          <w:p>
+            <w:pPr>
+              <w:rPr>
+                <w:rFonts w:ascii="Times New Roman" w:hAnsi="Times New Roman" w:cs="Times New Roman" w:hint="eastAsia"/>
+              </w:rPr>
+            </w:pPr>
+          </w:p>
+          <w:p>
+            <w:pPr>
+              <w:rPr>
+                <w:rFonts w:ascii="Times New Roman" w:hAnsi="Times New Roman" w:cs="Times New Roman"/>
+              </w:rPr>
+            </w:pPr>
+            <w:r>
+              <w:rPr>
+                <w:rFonts w:ascii="Times New Roman" w:hAnsi="Times New Roman" w:cs="Times New Roman" w:hint="eastAsia"/>
+              </w:rPr>
+              <w:t>$</w:t>
+            </w:r>
+            <w:r>
+              <w:rPr>
+                <w:rFonts w:ascii="Times New Roman" w:hAnsi="Times New Roman" w:cs="Times New Roman"/>
+              </w:rPr>
+              <w:t xml:space="preserve"> ./</w:t>
+            </w:r>
+            <w:r>
+              <w:rPr>
+                <w:rFonts w:ascii="Times New Roman" w:hAnsi="Times New Roman" w:cs="Times New Roman"/>
+                <w:b/>
+                <w:bCs/>
+                <w:color w:val="0070C0"/>
+              </w:rPr>
+              <w:t>orderer3.sh</w:t>
+            </w:r>
+          </w:p>
+          <w:p>
+            <w:pPr>
+              <w:rPr>
+                <w:rFonts w:ascii="Times New Roman" w:hAnsi="Times New Roman" w:cs="Times New Roman"/>
+              </w:rPr>
+            </w:pPr>
+          </w:p>
+          <w:p>
+            <w:pPr>
+              <w:rPr>
+                <w:rFonts w:ascii="Times New Roman" w:hAnsi="Times New Roman" w:cs="Times New Roman" w:hint="eastAsia"/>
+              </w:rPr>
+            </w:pPr>
+            <w:r>
+              <w:rPr>
+                <w:rFonts w:ascii="Times New Roman" w:hAnsi="Times New Roman" w:cs="Times New Roman"/>
+              </w:rPr>
+              <w:drawing>
+                <wp:inline distT="0" distB="0" distL="0" distR="0" wp14:anchorId="67A18CE0" wp14:editId="3BA669D5">
+                  <wp:extent cx="5943600" cy="299720"/>
+                  <wp:effectExtent l="0" t="0" r="0" b="5080"/>
+                  <wp:docPr id="73" name="图片 73"/>
+                  <wp:cNvGraphicFramePr>
+                    <a:graphicFrameLocks xmlns:a="http://schemas.openxmlformats.org/drawingml/2006/main" noChangeAspect="1"/>
+                  </wp:cNvGraphicFramePr>
+                  <a:graphic xmlns:a="http://schemas.openxmlformats.org/drawingml/2006/main">
+                    <a:graphicData uri="http://schemas.openxmlformats.org/drawingml/2006/picture">
+                      <pic:pic xmlns:pic="http://schemas.openxmlformats.org/drawingml/2006/picture">
+                        <pic:nvPicPr>
+                          <pic:cNvPr id="1" name=""/>
+                          <pic:cNvPicPr/>
+                        </pic:nvPicPr>
+                        <pic:blipFill>
+                          <a:blip r:embed="rId111"/>
+                          <a:stretch>
+                            <a:fillRect/>
+                          </a:stretch>
+                        </pic:blipFill>
+                        <pic:spPr>
+                          <a:xfrm>
+                            <a:off x="0" y="0"/>
+                            <a:ext cx="5943600" cy="299720"/>
+                          </a:xfrm>
+                          <a:prstGeom prst="rect">
+                            <a:avLst/>
+                          </a:prstGeom>
+                        </pic:spPr>
+                      </pic:pic>
+                    </a:graphicData>
+                  </a:graphic>
+                </wp:inline>
+              </w:drawing>
+            </w:r>
+          </w:p>
+          <w:p>
+            <w:pPr>
+              <w:rPr>
+                <w:rFonts w:ascii="Times New Roman" w:hAnsi="Times New Roman" w:cs="Times New Roman" w:hint="eastAsia"/>
+              </w:rPr>
+            </w:pPr>
+          </w:p>
+          <w:p>
+            <w:pPr>
+              <w:rPr>
+                <w:rFonts w:ascii="Times New Roman" w:hAnsi="Times New Roman" w:cs="Times New Roman"/>
+              </w:rPr>
+            </w:pPr>
+            <w:r>
+              <w:rPr>
+                <w:rFonts w:ascii="Times New Roman" w:hAnsi="Times New Roman" w:cs="Times New Roman" w:hint="eastAsia"/>
+              </w:rPr>
+              <w:lastRenderedPageBreak/>
+              <w:t>$</w:t>
+            </w:r>
+            <w:r>
+              <w:rPr>
+                <w:rFonts w:ascii="Times New Roman" w:hAnsi="Times New Roman" w:cs="Times New Roman"/>
+              </w:rPr>
+              <w:t xml:space="preserve"> ./</w:t>
+            </w:r>
+            <w:r>
+              <w:rPr>
+                <w:rFonts w:ascii="Times New Roman" w:hAnsi="Times New Roman" w:cs="Times New Roman"/>
+                <w:b/>
+                <w:bCs/>
+                <w:color w:val="0070C0"/>
+              </w:rPr>
+              <w:t>orderer4.sh</w:t>
+            </w:r>
+          </w:p>
+          <w:p>
+            <w:pPr>
+              <w:rPr>
+                <w:rFonts w:ascii="Times New Roman" w:hAnsi="Times New Roman" w:cs="Times New Roman"/>
+              </w:rPr>
+            </w:pPr>
+          </w:p>
+          <w:p>
+            <w:pPr>
+              <w:rPr>
+                <w:rFonts w:ascii="Times New Roman" w:hAnsi="Times New Roman" w:cs="Times New Roman" w:hint="eastAsia"/>
+              </w:rPr>
+            </w:pPr>
+            <w:r>
+              <w:rPr>
+                <w:rFonts w:ascii="Times New Roman" w:hAnsi="Times New Roman" w:cs="Times New Roman"/>
+              </w:rPr>
+              <w:drawing>
+                <wp:inline distT="0" distB="0" distL="0" distR="0" wp14:anchorId="14497744" wp14:editId="61713342">
+                  <wp:extent cx="5943600" cy="281940"/>
+                  <wp:effectExtent l="0" t="0" r="0" b="3810"/>
+                  <wp:docPr id="74" name="图片 74"/>
+                  <wp:cNvGraphicFramePr>
+                    <a:graphicFrameLocks xmlns:a="http://schemas.openxmlformats.org/drawingml/2006/main" noChangeAspect="1"/>
+                  </wp:cNvGraphicFramePr>
+                  <a:graphic xmlns:a="http://schemas.openxmlformats.org/drawingml/2006/main">
+                    <a:graphicData uri="http://schemas.openxmlformats.org/drawingml/2006/picture">
+                      <pic:pic xmlns:pic="http://schemas.openxmlformats.org/drawingml/2006/picture">
+                        <pic:nvPicPr>
+                          <pic:cNvPr id="1" name=""/>
+                          <pic:cNvPicPr/>
+                        </pic:nvPicPr>
+                        <pic:blipFill>
+                          <a:blip r:embed="rId112"/>
+                          <a:stretch>
+                            <a:fillRect/>
+                          </a:stretch>
+                        </pic:blipFill>
+                        <pic:spPr>
+                          <a:xfrm>
+                            <a:off x="0" y="0"/>
+                            <a:ext cx="5943600" cy="281940"/>
+                          </a:xfrm>
+                          <a:prstGeom prst="rect">
+                            <a:avLst/>
+                          </a:prstGeom>
+                        </pic:spPr>
+                      </pic:pic>
+                    </a:graphicData>
+                  </a:graphic>
+                </wp:inline>
+              </w:drawing>
+            </w:r>
+          </w:p>
+          <w:p>
+            <w:pPr>
+              <w:rPr>
+                <w:rFonts w:ascii="Times New Roman" w:hAnsi="Times New Roman" w:cs="Times New Roman" w:hint="eastAsia"/>
+              </w:rPr>
+            </w:pPr>
+          </w:p>
+          <w:p>
+            <w:pPr>
+              <w:rPr>
+                <w:rFonts w:ascii="Times New Roman" w:hAnsi="Times New Roman" w:cs="Times New Roman"/>
+              </w:rPr>
+            </w:pPr>
+            <w:r>
+              <w:rPr>
+                <w:rFonts w:ascii="Times New Roman" w:hAnsi="Times New Roman" w:cs="Times New Roman" w:hint="eastAsia"/>
+              </w:rPr>
+              <w:t>$</w:t>
+            </w:r>
+            <w:r>
+              <w:rPr>
+                <w:rFonts w:ascii="Times New Roman" w:hAnsi="Times New Roman" w:cs="Times New Roman"/>
+              </w:rPr>
+              <w:t xml:space="preserve"> ./</w:t>
+            </w:r>
+            <w:r>
+              <w:rPr>
+                <w:rFonts w:ascii="Times New Roman" w:hAnsi="Times New Roman" w:cs="Times New Roman"/>
+                <w:b/>
+                <w:bCs/>
+                <w:color w:val="0070C0"/>
+              </w:rPr>
+              <w:t>orderer5.sh</w:t>
+            </w:r>
+          </w:p>
+          <w:p>
+            <w:pPr>
+              <w:rPr>
+                <w:rFonts w:ascii="Times New Roman" w:hAnsi="Times New Roman" w:cs="Times New Roman"/>
+              </w:rPr>
+            </w:pPr>
+          </w:p>
+          <w:p>
+            <w:pPr>
+              <w:rPr>
+                <w:rFonts w:ascii="Times New Roman" w:hAnsi="Times New Roman" w:cs="Times New Roman"/>
+              </w:rPr>
+            </w:pPr>
+            <w:r>
+              <w:rPr>
+                <w:rFonts w:ascii="Times New Roman" w:hAnsi="Times New Roman" w:cs="Times New Roman"/>
+              </w:rPr>
+              <w:drawing>
+                <wp:inline distT="0" distB="0" distL="0" distR="0" wp14:anchorId="72BA069F" wp14:editId="659D0329">
+                  <wp:extent cx="5943600" cy="295910"/>
+                  <wp:effectExtent l="0" t="0" r="0" b="8890"/>
+                  <wp:docPr id="75" name="图片 75"/>
+                  <wp:cNvGraphicFramePr>
+                    <a:graphicFrameLocks xmlns:a="http://schemas.openxmlformats.org/drawingml/2006/main" noChangeAspect="1"/>
+                  </wp:cNvGraphicFramePr>
+                  <a:graphic xmlns:a="http://schemas.openxmlformats.org/drawingml/2006/main">
+                    <a:graphicData uri="http://schemas.openxmlformats.org/drawingml/2006/picture">
+                      <pic:pic xmlns:pic="http://schemas.openxmlformats.org/drawingml/2006/picture">
+                        <pic:nvPicPr>
+                          <pic:cNvPr id="1" name=""/>
+                          <pic:cNvPicPr/>
+                        </pic:nvPicPr>
+                        <pic:blipFill>
+                          <a:blip r:embed="rId113"/>
+                          <a:stretch>
+                            <a:fillRect/>
+                          </a:stretch>
+                        </pic:blipFill>
+                        <pic:spPr>
+                          <a:xfrm>
+                            <a:off x="0" y="0"/>
+                            <a:ext cx="5943600" cy="295910"/>
+                          </a:xfrm>
+                          <a:prstGeom prst="rect">
+                            <a:avLst/>
+                          </a:prstGeom>
+                        </pic:spPr>
+                      </pic:pic>
+                    </a:graphicData>
+                  </a:graphic>
+                </wp:inline>
+              </w:drawing>
+            </w:r>
+          </w:p>
+          <w:p>
+            <w:pPr>
+              <w:rPr>
+                <w:rFonts w:ascii="Times New Roman" w:hAnsi="Times New Roman" w:cs="Times New Roman" w:hint="eastAsia"/>
+              </w:rPr>
+            </w:pPr>
+          </w:p>
+          <w:p>
+            <w:pPr>
+              <w:rPr>
+                <w:rFonts w:ascii="Times New Roman" w:hAnsi="Times New Roman" w:cs="Times New Roman" w:hint="eastAsia"/>
+              </w:rPr>
+            </w:pPr>
+            <w:r>
+              <w:rPr>
+                <w:rFonts w:ascii="Times New Roman" w:hAnsi="Times New Roman" w:cs="Times New Roman" w:hint="eastAsia"/>
+              </w:rPr>
+              <w:t>$</w:t>
+            </w:r>
+            <w:r>
+              <w:rPr>
+                <w:rFonts w:ascii="Times New Roman" w:hAnsi="Times New Roman" w:cs="Times New Roman"/>
+              </w:rPr>
+              <w:t xml:space="preserve"> docker </w:t>
+            </w:r>
+            <w:proofErr w:type="spellStart"/>
+            <w:r>
+              <w:rPr>
+                <w:rFonts w:ascii="Times New Roman" w:hAnsi="Times New Roman" w:cs="Times New Roman"/>
+              </w:rPr>
+              <w:t>ps</w:t>
+            </w:r>
+            <w:proofErr w:type="spellEnd"/>
+          </w:p>
+          <w:p>
+            <w:pPr>
+              <w:rPr>
+                <w:rFonts w:ascii="Times New Roman" w:hAnsi="Times New Roman" w:cs="Times New Roman"/>
+              </w:rPr>
+            </w:pPr>
+          </w:p>
         </w:tc>
       </w:tr>
     </w:tbl>
@@ -16682,17 +17018,15 @@
               </w:rPr>
               <w:t xml:space="preserve"> ./</w:t>
             </w:r>
-            <w:hyperlink r:id="rId115" w:anchor="file-peer1-sh" w:history="1">
-              <w:r>
-                <w:rPr>
-                  <w:rStyle w:val="a7"/>
-                  <w:rFonts w:ascii="Times New Roman" w:hAnsi="Times New Roman" w:cs="Times New Roman"/>
-                  <w:b/>
-                  <w:bCs/>
-                </w:rPr>
-                <w:t>peer1.sh</w:t>
-              </w:r>
-            </w:hyperlink>
+            <w:r>
+              <w:rPr>
+                <w:rFonts w:ascii="Times New Roman" w:hAnsi="Times New Roman" w:cs="Times New Roman"/>
+                <w:b/>
+                <w:bCs/>
+                <w:color w:val="0070C0"/>
+              </w:rPr>
+              <w:t>peer1.sh</w:t>
+            </w:r>
           </w:p>
           <w:p>
             <w:pPr>
@@ -16708,30 +17042,7 @@
           <w:p>
             <w:pPr>
               <w:rPr>
-                <w:rStyle w:val="a7"/>
-                <w:rFonts w:ascii="Times New Roman" w:hAnsi="Times New Roman" w:cs="Times New Roman"/>
-              </w:rPr>
-            </w:pPr>
-          </w:p>
-          <w:p>
-            <w:pPr>
-              <w:rPr>
-                <w:rStyle w:val="a7"/>
-                <w:rFonts w:ascii="Times New Roman" w:hAnsi="Times New Roman" w:cs="Times New Roman"/>
-              </w:rPr>
-            </w:pPr>
-          </w:p>
-          <w:p>
-            <w:pPr>
-              <w:rPr>
-                <w:rStyle w:val="a7"/>
-              </w:rPr>
-            </w:pPr>
-          </w:p>
-          <w:p>
-            <w:pPr>
-              <w:rPr>
-                <w:rFonts w:ascii="Times New Roman" w:hAnsi="Times New Roman" w:cs="Times New Roman"/>
+                <w:rFonts w:ascii="Times New Roman" w:hAnsi="Times New Roman" w:cs="Times New Roman" w:hint="eastAsia"/>
                 <w:color w:val="0000FF"/>
                 <w:u w:val="single"/>
               </w:rPr>
@@ -16739,15 +17050,14 @@
             <w:r>
               <w:rPr>
                 <w:rFonts w:ascii="Times New Roman" w:hAnsi="Times New Roman" w:cs="Times New Roman"/>
-                <w:noProof/>
                 <w:color w:val="0000FF"/>
                 <w:u w:val="single"/>
               </w:rPr>
               <w:drawing>
-                <wp:inline distT="0" distB="0" distL="0" distR="0" wp14:anchorId="5F5C9033" wp14:editId="7D14E810">
-                  <wp:extent cx="5943600" cy="200025"/>
-                  <wp:effectExtent l="0" t="0" r="0" b="9525"/>
-                  <wp:docPr id="25" name="图片 25"/>
+                <wp:inline distT="0" distB="0" distL="0" distR="0" wp14:anchorId="6FE117D6" wp14:editId="295C6587">
+                  <wp:extent cx="5943600" cy="212090"/>
+                  <wp:effectExtent l="0" t="0" r="0" b="0"/>
+                  <wp:docPr id="76" name="图片 76"/>
                   <wp:cNvGraphicFramePr>
                     <a:graphicFrameLocks xmlns:a="http://schemas.openxmlformats.org/drawingml/2006/main" noChangeAspect="1"/>
                   </wp:cNvGraphicFramePr>
@@ -16759,7 +17069,7 @@
                           <pic:cNvPicPr/>
                         </pic:nvPicPr>
                         <pic:blipFill>
-                          <a:blip r:embed="rId50"/>
+                          <a:blip r:embed="rId114"/>
                           <a:stretch>
                             <a:fillRect/>
                           </a:stretch>
@@ -16767,7 +17077,7 @@
                         <pic:spPr>
                           <a:xfrm>
                             <a:off x="0" y="0"/>
-                            <a:ext cx="5943600" cy="200025"/>
+                            <a:ext cx="5943600" cy="212090"/>
                           </a:xfrm>
                           <a:prstGeom prst="rect">
                             <a:avLst/>
@@ -16790,84 +17100,29 @@
           <w:p>
             <w:pPr>
               <w:rPr>
-                <w:rFonts w:ascii="Times New Roman" w:hAnsi="Times New Roman" w:cs="Times New Roman"/>
-              </w:rPr>
-            </w:pPr>
-            <w:r>
-              <w:rPr>
                 <w:rFonts w:ascii="Times New Roman" w:hAnsi="Times New Roman" w:cs="Times New Roman" w:hint="eastAsia"/>
               </w:rPr>
+            </w:pPr>
+            <w:r>
+              <w:rPr>
+                <w:rFonts w:ascii="Times New Roman" w:hAnsi="Times New Roman" w:cs="Times New Roman" w:hint="eastAsia"/>
+              </w:rPr>
               <w:t>$</w:t>
             </w:r>
             <w:r>
               <w:rPr>
                 <w:rFonts w:ascii="Times New Roman" w:hAnsi="Times New Roman" w:cs="Times New Roman"/>
               </w:rPr>
-              <w:t xml:space="preserve"> docker ps</w:t>
-            </w:r>
-          </w:p>
-          <w:p>
-            <w:pPr>
-              <w:rPr>
-                <w:rFonts w:ascii="Times New Roman" w:hAnsi="Times New Roman" w:cs="Times New Roman"/>
-                <w:noProof/>
-              </w:rPr>
-            </w:pPr>
-          </w:p>
-          <w:p>
-            <w:pPr>
-              <w:rPr>
-                <w:rFonts w:ascii="Times New Roman" w:hAnsi="Times New Roman" w:cs="Times New Roman"/>
-              </w:rPr>
-            </w:pPr>
-            <w:r>
-              <w:rPr>
-                <w:rFonts w:ascii="Times New Roman" w:hAnsi="Times New Roman" w:cs="Times New Roman"/>
-                <w:noProof/>
-              </w:rPr>
-              <w:drawing>
-                <wp:inline distT="0" distB="0" distL="0" distR="0" wp14:anchorId="2617B177" wp14:editId="75FFDB3F">
-                  <wp:extent cx="5943600" cy="200025"/>
-                  <wp:effectExtent l="0" t="0" r="0" b="9525"/>
-                  <wp:docPr id="26" name="图片 26"/>
-                  <wp:cNvGraphicFramePr>
-                    <a:graphicFrameLocks xmlns:a="http://schemas.openxmlformats.org/drawingml/2006/main" noChangeAspect="1"/>
-                  </wp:cNvGraphicFramePr>
-                  <a:graphic xmlns:a="http://schemas.openxmlformats.org/drawingml/2006/main">
-                    <a:graphicData uri="http://schemas.openxmlformats.org/drawingml/2006/picture">
-                      <pic:pic xmlns:pic="http://schemas.openxmlformats.org/drawingml/2006/picture">
-                        <pic:nvPicPr>
-                          <pic:cNvPr id="1" name=""/>
-                          <pic:cNvPicPr/>
-                        </pic:nvPicPr>
-                        <pic:blipFill>
-                          <a:blip r:embed="rId51"/>
-                          <a:stretch>
-                            <a:fillRect/>
-                          </a:stretch>
-                        </pic:blipFill>
-                        <pic:spPr>
-                          <a:xfrm>
-                            <a:off x="0" y="0"/>
-                            <a:ext cx="5943600" cy="200025"/>
-                          </a:xfrm>
-                          <a:prstGeom prst="rect">
-                            <a:avLst/>
-                          </a:prstGeom>
-                        </pic:spPr>
-                      </pic:pic>
-                    </a:graphicData>
-                  </a:graphic>
-                </wp:inline>
-              </w:drawing>
-            </w:r>
-          </w:p>
-          <w:p>
-            <w:pPr>
-              <w:rPr>
-                <w:rFonts w:ascii="Times New Roman" w:hAnsi="Times New Roman" w:cs="Times New Roman"/>
-              </w:rPr>
-            </w:pPr>
+              <w:t xml:space="preserve"> docker </w:t>
+            </w:r>
+            <w:proofErr w:type="spellStart"/>
+            <w:r>
+              <w:rPr>
+                <w:rFonts w:ascii="Times New Roman" w:hAnsi="Times New Roman" w:cs="Times New Roman"/>
+              </w:rPr>
+              <w:t>ps</w:t>
+            </w:r>
+            <w:proofErr w:type="spellEnd"/>
           </w:p>
         </w:tc>
       </w:tr>
@@ -17007,17 +17262,15 @@
               </w:rPr>
               <w:t xml:space="preserve"> ./</w:t>
             </w:r>
-            <w:hyperlink r:id="rId116" w:anchor="file-peer2-sh" w:history="1">
-              <w:r>
-                <w:rPr>
-                  <w:rStyle w:val="a7"/>
-                  <w:rFonts w:ascii="Times New Roman" w:hAnsi="Times New Roman" w:cs="Times New Roman"/>
-                  <w:b/>
-                  <w:bCs/>
-                </w:rPr>
-                <w:t>peer2.sh</w:t>
-              </w:r>
-            </w:hyperlink>
+            <w:r>
+              <w:rPr>
+                <w:rFonts w:ascii="Times New Roman" w:hAnsi="Times New Roman" w:cs="Times New Roman"/>
+                <w:b/>
+                <w:bCs/>
+                <w:color w:val="0070C0"/>
+              </w:rPr>
+              <w:t>peer2.sh</w:t>
+            </w:r>
           </w:p>
           <w:p>
             <w:pPr>
@@ -17033,23 +17286,15 @@
                 <w:rFonts w:ascii="Times New Roman" w:hAnsi="Times New Roman" w:cs="Times New Roman"/>
               </w:rPr>
             </w:pPr>
-          </w:p>
-          <w:p>
-            <w:pPr>
-              <w:rPr>
-                <w:rFonts w:ascii="Times New Roman" w:hAnsi="Times New Roman" w:cs="Times New Roman"/>
-              </w:rPr>
-            </w:pPr>
-            <w:r>
-              <w:rPr>
-                <w:rFonts w:ascii="Times New Roman" w:hAnsi="Times New Roman" w:cs="Times New Roman"/>
-                <w:noProof/>
+            <w:r>
+              <w:rPr>
+                <w:rFonts w:ascii="Times New Roman" w:hAnsi="Times New Roman" w:cs="Times New Roman"/>
               </w:rPr>
               <w:drawing>
-                <wp:inline distT="0" distB="0" distL="0" distR="0" wp14:anchorId="738B08DA" wp14:editId="37DF94E6">
-                  <wp:extent cx="5943600" cy="200660"/>
-                  <wp:effectExtent l="0" t="0" r="0" b="8890"/>
-                  <wp:docPr id="30" name="图片 30"/>
+                <wp:inline distT="0" distB="0" distL="0" distR="0" wp14:anchorId="2841CEC0" wp14:editId="7FA55764">
+                  <wp:extent cx="5943600" cy="226060"/>
+                  <wp:effectExtent l="0" t="0" r="0" b="2540"/>
+                  <wp:docPr id="77" name="图片 77"/>
                   <wp:cNvGraphicFramePr>
                     <a:graphicFrameLocks xmlns:a="http://schemas.openxmlformats.org/drawingml/2006/main" noChangeAspect="1"/>
                   </wp:cNvGraphicFramePr>
@@ -17061,7 +17306,7 @@
                           <pic:cNvPicPr/>
                         </pic:nvPicPr>
                         <pic:blipFill>
-                          <a:blip r:embed="rId53"/>
+                          <a:blip r:embed="rId115"/>
                           <a:stretch>
                             <a:fillRect/>
                           </a:stretch>
@@ -17069,7 +17314,7 @@
                         <pic:spPr>
                           <a:xfrm>
                             <a:off x="0" y="0"/>
-                            <a:ext cx="5943600" cy="200660"/>
+                            <a:ext cx="5943600" cy="226060"/>
                           </a:xfrm>
                           <a:prstGeom prst="rect">
                             <a:avLst/>
@@ -17092,84 +17337,29 @@
           <w:p>
             <w:pPr>
               <w:rPr>
-                <w:rFonts w:ascii="Times New Roman" w:hAnsi="Times New Roman" w:cs="Times New Roman"/>
-              </w:rPr>
-            </w:pPr>
-            <w:r>
-              <w:rPr>
                 <w:rFonts w:ascii="Times New Roman" w:hAnsi="Times New Roman" w:cs="Times New Roman" w:hint="eastAsia"/>
               </w:rPr>
+            </w:pPr>
+            <w:r>
+              <w:rPr>
+                <w:rFonts w:ascii="Times New Roman" w:hAnsi="Times New Roman" w:cs="Times New Roman" w:hint="eastAsia"/>
+              </w:rPr>
               <w:t>$</w:t>
             </w:r>
             <w:r>
               <w:rPr>
                 <w:rFonts w:ascii="Times New Roman" w:hAnsi="Times New Roman" w:cs="Times New Roman"/>
               </w:rPr>
-              <w:t xml:space="preserve"> docker ps</w:t>
-            </w:r>
-          </w:p>
-          <w:p>
-            <w:pPr>
-              <w:rPr>
-                <w:rFonts w:ascii="Times New Roman" w:hAnsi="Times New Roman" w:cs="Times New Roman"/>
-              </w:rPr>
-            </w:pPr>
-          </w:p>
-          <w:p>
-            <w:pPr>
-              <w:rPr>
-                <w:rFonts w:ascii="Times New Roman" w:hAnsi="Times New Roman" w:cs="Times New Roman"/>
-                <w:noProof/>
-              </w:rPr>
-            </w:pPr>
-            <w:r>
-              <w:rPr>
-                <w:rFonts w:ascii="Times New Roman" w:hAnsi="Times New Roman" w:cs="Times New Roman"/>
-                <w:noProof/>
-              </w:rPr>
-              <w:drawing>
-                <wp:inline distT="0" distB="0" distL="0" distR="0" wp14:anchorId="175FFF38" wp14:editId="58CEBBA4">
-                  <wp:extent cx="5943600" cy="206375"/>
-                  <wp:effectExtent l="0" t="0" r="0" b="3175"/>
-                  <wp:docPr id="31" name="图片 31"/>
-                  <wp:cNvGraphicFramePr>
-                    <a:graphicFrameLocks xmlns:a="http://schemas.openxmlformats.org/drawingml/2006/main" noChangeAspect="1"/>
-                  </wp:cNvGraphicFramePr>
-                  <a:graphic xmlns:a="http://schemas.openxmlformats.org/drawingml/2006/main">
-                    <a:graphicData uri="http://schemas.openxmlformats.org/drawingml/2006/picture">
-                      <pic:pic xmlns:pic="http://schemas.openxmlformats.org/drawingml/2006/picture">
-                        <pic:nvPicPr>
-                          <pic:cNvPr id="1" name=""/>
-                          <pic:cNvPicPr/>
-                        </pic:nvPicPr>
-                        <pic:blipFill>
-                          <a:blip r:embed="rId54"/>
-                          <a:stretch>
-                            <a:fillRect/>
-                          </a:stretch>
-                        </pic:blipFill>
-                        <pic:spPr>
-                          <a:xfrm>
-                            <a:off x="0" y="0"/>
-                            <a:ext cx="5943600" cy="206375"/>
-                          </a:xfrm>
-                          <a:prstGeom prst="rect">
-                            <a:avLst/>
-                          </a:prstGeom>
-                        </pic:spPr>
-                      </pic:pic>
-                    </a:graphicData>
-                  </a:graphic>
-                </wp:inline>
-              </w:drawing>
-            </w:r>
-          </w:p>
-          <w:p>
-            <w:pPr>
-              <w:rPr>
-                <w:rFonts w:ascii="Times New Roman" w:hAnsi="Times New Roman" w:cs="Times New Roman"/>
-              </w:rPr>
-            </w:pPr>
+              <w:t xml:space="preserve"> docker </w:t>
+            </w:r>
+            <w:proofErr w:type="spellStart"/>
+            <w:r>
+              <w:rPr>
+                <w:rFonts w:ascii="Times New Roman" w:hAnsi="Times New Roman" w:cs="Times New Roman"/>
+              </w:rPr>
+              <w:t>ps</w:t>
+            </w:r>
+            <w:proofErr w:type="spellEnd"/>
           </w:p>
         </w:tc>
       </w:tr>
@@ -17306,41 +17496,38 @@
               </w:rPr>
               <w:t xml:space="preserve"> ./</w:t>
             </w:r>
-            <w:hyperlink r:id="rId117" w:anchor="file-cli-sh" w:history="1">
-              <w:r>
-                <w:rPr>
-                  <w:rStyle w:val="a7"/>
-                  <w:rFonts w:ascii="Times New Roman" w:hAnsi="Times New Roman" w:cs="Times New Roman"/>
-                  <w:b/>
-                  <w:bCs/>
-                </w:rPr>
-                <w:t>cli.sh</w:t>
-              </w:r>
-            </w:hyperlink>
-          </w:p>
-          <w:p>
-            <w:pPr>
-              <w:rPr>
-                <w:rFonts w:ascii="Times New Roman" w:hAnsi="Times New Roman" w:cs="Times New Roman"/>
-              </w:rPr>
-            </w:pPr>
-          </w:p>
-          <w:p>
-            <w:pPr>
-              <w:rPr>
-                <w:rFonts w:ascii="Times New Roman" w:hAnsi="Times New Roman" w:cs="Times New Roman"/>
-              </w:rPr>
-            </w:pPr>
-            <w:r>
-              <w:rPr>
-                <w:rFonts w:ascii="Times New Roman" w:hAnsi="Times New Roman" w:cs="Times New Roman"/>
-                <w:noProof/>
+            <w:r>
+              <w:rPr>
+                <w:rFonts w:ascii="Times New Roman" w:hAnsi="Times New Roman" w:cs="Times New Roman"/>
+                <w:b/>
+                <w:bCs/>
+                <w:color w:val="0070C0"/>
+              </w:rPr>
+              <w:t>cli.sh</w:t>
+            </w:r>
+          </w:p>
+          <w:p>
+            <w:pPr>
+              <w:rPr>
+                <w:rFonts w:ascii="Times New Roman" w:hAnsi="Times New Roman" w:cs="Times New Roman"/>
+              </w:rPr>
+            </w:pPr>
+          </w:p>
+          <w:p>
+            <w:pPr>
+              <w:rPr>
+                <w:rFonts w:ascii="Times New Roman" w:hAnsi="Times New Roman" w:cs="Times New Roman"/>
+              </w:rPr>
+            </w:pPr>
+            <w:r>
+              <w:rPr>
+                <w:rFonts w:ascii="Times New Roman" w:hAnsi="Times New Roman" w:cs="Times New Roman"/>
               </w:rPr>
               <w:drawing>
-                <wp:inline distT="0" distB="0" distL="0" distR="0" wp14:anchorId="0E017A8B" wp14:editId="69C6D28D">
-                  <wp:extent cx="5943600" cy="130175"/>
-                  <wp:effectExtent l="0" t="0" r="0" b="3175"/>
-                  <wp:docPr id="34" name="图片 34"/>
+                <wp:inline distT="0" distB="0" distL="0" distR="0" wp14:anchorId="4F18A407" wp14:editId="7F59932E">
+                  <wp:extent cx="5943600" cy="149860"/>
+                  <wp:effectExtent l="0" t="0" r="0" b="2540"/>
+                  <wp:docPr id="78" name="图片 78"/>
                   <wp:cNvGraphicFramePr>
                     <a:graphicFrameLocks xmlns:a="http://schemas.openxmlformats.org/drawingml/2006/main" noChangeAspect="1"/>
                   </wp:cNvGraphicFramePr>
@@ -17352,7 +17539,7 @@
                           <pic:cNvPicPr/>
                         </pic:nvPicPr>
                         <pic:blipFill>
-                          <a:blip r:embed="rId56"/>
+                          <a:blip r:embed="rId116"/>
                           <a:stretch>
                             <a:fillRect/>
                           </a:stretch>
@@ -17360,7 +17547,7 @@
                         <pic:spPr>
                           <a:xfrm>
                             <a:off x="0" y="0"/>
-                            <a:ext cx="5943600" cy="130175"/>
+                            <a:ext cx="5943600" cy="149860"/>
                           </a:xfrm>
                           <a:prstGeom prst="rect">
                             <a:avLst/>
@@ -17383,90 +17570,40 @@
           <w:p>
             <w:pPr>
               <w:rPr>
-                <w:rFonts w:ascii="Times New Roman" w:hAnsi="Times New Roman" w:cs="Times New Roman"/>
-              </w:rPr>
-            </w:pPr>
-            <w:r>
-              <w:rPr>
                 <w:rFonts w:ascii="Times New Roman" w:hAnsi="Times New Roman" w:cs="Times New Roman" w:hint="eastAsia"/>
               </w:rPr>
+            </w:pPr>
+            <w:r>
+              <w:rPr>
+                <w:rFonts w:ascii="Times New Roman" w:hAnsi="Times New Roman" w:cs="Times New Roman" w:hint="eastAsia"/>
+              </w:rPr>
               <w:t>$</w:t>
             </w:r>
             <w:r>
               <w:rPr>
                 <w:rFonts w:ascii="Times New Roman" w:hAnsi="Times New Roman" w:cs="Times New Roman"/>
               </w:rPr>
-              <w:t xml:space="preserve"> docker ps</w:t>
-            </w:r>
-          </w:p>
-          <w:p>
-            <w:pPr>
-              <w:rPr>
-                <w:rFonts w:ascii="Times New Roman" w:hAnsi="Times New Roman" w:cs="Times New Roman"/>
-              </w:rPr>
-            </w:pPr>
-          </w:p>
-          <w:p>
-            <w:pPr>
-              <w:rPr>
-                <w:rFonts w:ascii="Times New Roman" w:hAnsi="Times New Roman" w:cs="Times New Roman"/>
-              </w:rPr>
-            </w:pPr>
-            <w:r>
-              <w:rPr>
-                <w:rFonts w:ascii="Times New Roman" w:hAnsi="Times New Roman" w:cs="Times New Roman"/>
-                <w:noProof/>
-              </w:rPr>
-              <w:drawing>
-                <wp:inline distT="0" distB="0" distL="0" distR="0" wp14:anchorId="0B8863F0" wp14:editId="0A6E9335">
-                  <wp:extent cx="5943600" cy="216535"/>
-                  <wp:effectExtent l="0" t="0" r="0" b="0"/>
-                  <wp:docPr id="35" name="图片 35"/>
-                  <wp:cNvGraphicFramePr>
-                    <a:graphicFrameLocks xmlns:a="http://schemas.openxmlformats.org/drawingml/2006/main" noChangeAspect="1"/>
-                  </wp:cNvGraphicFramePr>
-                  <a:graphic xmlns:a="http://schemas.openxmlformats.org/drawingml/2006/main">
-                    <a:graphicData uri="http://schemas.openxmlformats.org/drawingml/2006/picture">
-                      <pic:pic xmlns:pic="http://schemas.openxmlformats.org/drawingml/2006/picture">
-                        <pic:nvPicPr>
-                          <pic:cNvPr id="1" name=""/>
-                          <pic:cNvPicPr/>
-                        </pic:nvPicPr>
-                        <pic:blipFill>
-                          <a:blip r:embed="rId57"/>
-                          <a:stretch>
-                            <a:fillRect/>
-                          </a:stretch>
-                        </pic:blipFill>
-                        <pic:spPr>
-                          <a:xfrm>
-                            <a:off x="0" y="0"/>
-                            <a:ext cx="5943600" cy="216535"/>
-                          </a:xfrm>
-                          <a:prstGeom prst="rect">
-                            <a:avLst/>
-                          </a:prstGeom>
-                        </pic:spPr>
-                      </pic:pic>
-                    </a:graphicData>
-                  </a:graphic>
-                </wp:inline>
-              </w:drawing>
-            </w:r>
-          </w:p>
-          <w:p>
-            <w:pPr>
-              <w:rPr>
-                <w:rFonts w:ascii="Times New Roman" w:hAnsi="Times New Roman" w:cs="Times New Roman"/>
-              </w:rPr>
-            </w:pPr>
+              <w:t xml:space="preserve"> docker </w:t>
+            </w:r>
+            <w:proofErr w:type="spellStart"/>
+            <w:r>
+              <w:rPr>
+                <w:rFonts w:ascii="Times New Roman" w:hAnsi="Times New Roman" w:cs="Times New Roman"/>
+              </w:rPr>
+              <w:t>ps</w:t>
+            </w:r>
+            <w:proofErr w:type="spellEnd"/>
           </w:p>
         </w:tc>
       </w:tr>
     </w:tbl>
-    <w:p/>
-    <w:p/>
-    <w:p/>
+    <w:p>
+      <w:pPr>
+        <w:rPr>
+          <w:rFonts w:hint="eastAsia"/>
+        </w:rPr>
+      </w:pPr>
+    </w:p>
     <w:p>
       <w:pPr>
         <w:pStyle w:val="2"/>
@@ -17568,7 +17705,37 @@
         <w:rPr>
           <w:rFonts w:ascii="Times New Roman" w:hAnsi="Times New Roman" w:cs="Times New Roman"/>
         </w:rPr>
-        <w:t xml:space="preserve">connects to Peer0.org1.example.com:7051, creates a channel.block, and then all peers join the channel.block, </w:t>
+        <w:t xml:space="preserve">connects to Peer0.org1.example.com:7051, creates a </w:t>
+      </w:r>
+      <w:proofErr w:type="spellStart"/>
+      <w:proofErr w:type="gramStart"/>
+      <w:r>
+        <w:rPr>
+          <w:rFonts w:ascii="Times New Roman" w:hAnsi="Times New Roman" w:cs="Times New Roman"/>
+        </w:rPr>
+        <w:t>channel.block</w:t>
+      </w:r>
+      <w:proofErr w:type="spellEnd"/>
+      <w:proofErr w:type="gramEnd"/>
+      <w:r>
+        <w:rPr>
+          <w:rFonts w:ascii="Times New Roman" w:hAnsi="Times New Roman" w:cs="Times New Roman"/>
+        </w:rPr>
+        <w:t xml:space="preserve">, and then all peers join the </w:t>
+      </w:r>
+      <w:proofErr w:type="spellStart"/>
+      <w:r>
+        <w:rPr>
+          <w:rFonts w:ascii="Times New Roman" w:hAnsi="Times New Roman" w:cs="Times New Roman"/>
+        </w:rPr>
+        <w:t>channel.block</w:t>
+      </w:r>
+      <w:proofErr w:type="spellEnd"/>
+      <w:r>
+        <w:rPr>
+          <w:rFonts w:ascii="Times New Roman" w:hAnsi="Times New Roman" w:cs="Times New Roman"/>
+        </w:rPr>
+        <w:t xml:space="preserve">, </w:t>
       </w:r>
     </w:p>
     <w:tbl>
@@ -17602,6 +17769,7 @@
               </w:rPr>
               <w:t xml:space="preserve">// </w:t>
             </w:r>
+            <w:proofErr w:type="gramStart"/>
             <w:r>
               <w:rPr>
                 <w:rFonts w:asciiTheme="minorHAnsi" w:hAnsiTheme="minorHAnsi" w:cstheme="minorHAnsi"/>
@@ -17610,6 +17778,7 @@
               </w:rPr>
               <w:t>CLI  goes</w:t>
             </w:r>
+            <w:proofErr w:type="gramEnd"/>
             <w:r>
               <w:rPr>
                 <w:rFonts w:asciiTheme="minorHAnsi" w:hAnsiTheme="minorHAnsi" w:cstheme="minorHAnsi"/>
@@ -17625,7 +17794,18 @@
                 <w:szCs w:val="22"/>
               </w:rPr>
               <w:br/>
-              <w:t>$ docker exec -it cli bash</w:t>
+              <w:t xml:space="preserve">$ </w:t>
+            </w:r>
+            <w:r>
+              <w:rPr>
+                <w:rFonts w:asciiTheme="minorHAnsi" w:hAnsiTheme="minorHAnsi" w:cstheme="minorHAnsi"/>
+                <w:b/>
+                <w:bCs/>
+                <w:color w:val="0070C0"/>
+                <w:sz w:val="22"/>
+                <w:szCs w:val="22"/>
+              </w:rPr>
+              <w:t>docker exec -it cli bash</w:t>
             </w:r>
           </w:p>
           <w:p>
@@ -17674,7 +17854,31 @@
                 <w:sz w:val="22"/>
                 <w:szCs w:val="22"/>
               </w:rPr>
-              <w:t># cd scripts</w:t>
+              <w:t xml:space="preserve"># </w:t>
+            </w:r>
+            <w:proofErr w:type="gramStart"/>
+            <w:r>
+              <w:rPr>
+                <w:rFonts w:asciiTheme="minorHAnsi" w:hAnsiTheme="minorHAnsi" w:cstheme="minorHAnsi"/>
+                <w:b/>
+                <w:bCs/>
+                <w:color w:val="0070C0"/>
+                <w:sz w:val="22"/>
+                <w:szCs w:val="22"/>
+              </w:rPr>
+              <w:t>cd</w:t>
+            </w:r>
+            <w:proofErr w:type="gramEnd"/>
+            <w:r>
+              <w:rPr>
+                <w:rFonts w:asciiTheme="minorHAnsi" w:hAnsiTheme="minorHAnsi" w:cstheme="minorHAnsi"/>
+                <w:b/>
+                <w:bCs/>
+                <w:color w:val="0070C0"/>
+                <w:sz w:val="22"/>
+                <w:szCs w:val="22"/>
+              </w:rPr>
+              <w:t xml:space="preserve"> scripts</w:t>
             </w:r>
             <w:r>
               <w:rPr>
@@ -17693,19 +17897,17 @@
               </w:rPr>
               <w:t>./</w:t>
             </w:r>
-            <w:hyperlink r:id="rId118" w:anchor="file-step1-sh" w:history="1">
-              <w:r>
-                <w:rPr>
-                  <w:rStyle w:val="a7"/>
-                  <w:rFonts w:asciiTheme="minorHAnsi" w:hAnsiTheme="minorHAnsi" w:cstheme="minorHAnsi"/>
-                  <w:b/>
-                  <w:bCs/>
-                  <w:sz w:val="22"/>
-                  <w:szCs w:val="22"/>
-                </w:rPr>
-                <w:t>step1.sh</w:t>
-              </w:r>
-            </w:hyperlink>
+            <w:r>
+              <w:rPr>
+                <w:rFonts w:asciiTheme="minorHAnsi" w:hAnsiTheme="minorHAnsi" w:cstheme="minorHAnsi"/>
+                <w:b/>
+                <w:bCs/>
+                <w:color w:val="0070C0"/>
+                <w:sz w:val="22"/>
+                <w:szCs w:val="22"/>
+              </w:rPr>
+              <w:t>step1.sh</w:t>
+            </w:r>
             <w:r>
               <w:rPr>
                 <w:rStyle w:val="a7"/>
@@ -17755,13 +17957,12 @@
               <w:rPr>
                 <w:rStyle w:val="a7"/>
                 <w:rFonts w:asciiTheme="minorHAnsi" w:eastAsiaTheme="minorEastAsia" w:hAnsiTheme="minorHAnsi" w:cstheme="minorHAnsi"/>
-                <w:noProof/>
               </w:rPr>
               <w:drawing>
-                <wp:inline distT="0" distB="0" distL="0" distR="0" wp14:anchorId="4F120164" wp14:editId="00CC2875">
-                  <wp:extent cx="5943600" cy="1939290"/>
-                  <wp:effectExtent l="0" t="0" r="0" b="3810"/>
-                  <wp:docPr id="44" name="图片 44"/>
+                <wp:inline distT="0" distB="0" distL="0" distR="0" wp14:anchorId="003A01D0" wp14:editId="4C6429AE">
+                  <wp:extent cx="5943600" cy="2090420"/>
+                  <wp:effectExtent l="0" t="0" r="0" b="5080"/>
+                  <wp:docPr id="79" name="图片 79"/>
                   <wp:cNvGraphicFramePr>
                     <a:graphicFrameLocks xmlns:a="http://schemas.openxmlformats.org/drawingml/2006/main" noChangeAspect="1"/>
                   </wp:cNvGraphicFramePr>
@@ -17773,7 +17974,7 @@
                           <pic:cNvPicPr/>
                         </pic:nvPicPr>
                         <pic:blipFill>
-                          <a:blip r:embed="rId59"/>
+                          <a:blip r:embed="rId117"/>
                           <a:stretch>
                             <a:fillRect/>
                           </a:stretch>
@@ -17781,7 +17982,7 @@
                         <pic:spPr>
                           <a:xfrm>
                             <a:off x="0" y="0"/>
-                            <a:ext cx="5943600" cy="1939290"/>
+                            <a:ext cx="5943600" cy="2090420"/>
                           </a:xfrm>
                           <a:prstGeom prst="rect">
                             <a:avLst/>
@@ -17829,19 +18030,39 @@
               </w:rPr>
               <w:t>./</w:t>
             </w:r>
-            <w:hyperlink r:id="rId119" w:anchor="file-step2-sh" w:history="1">
-              <w:r>
-                <w:rPr>
-                  <w:rStyle w:val="a7"/>
-                  <w:rFonts w:asciiTheme="minorHAnsi" w:hAnsiTheme="minorHAnsi" w:cstheme="minorHAnsi"/>
-                  <w:b/>
-                  <w:bCs/>
-                  <w:sz w:val="22"/>
-                  <w:szCs w:val="22"/>
-                </w:rPr>
-                <w:t>step2.sh</w:t>
-              </w:r>
-            </w:hyperlink>
+            <w:r>
+              <w:rPr>
+                <w:rFonts w:asciiTheme="minorHAnsi" w:hAnsiTheme="minorHAnsi" w:cstheme="minorHAnsi"/>
+                <w:b/>
+                <w:bCs/>
+                <w:color w:val="0070C0"/>
+                <w:sz w:val="22"/>
+                <w:szCs w:val="22"/>
+              </w:rPr>
+              <w:t>step2</w:t>
+            </w:r>
+            <w:r>
+              <w:rPr>
+                <w:rFonts w:asciiTheme="minorHAnsi" w:hAnsiTheme="minorHAnsi" w:cstheme="minorHAnsi"/>
+                <w:b/>
+                <w:bCs/>
+                <w:color w:val="0070C0"/>
+                <w:sz w:val="22"/>
+                <w:szCs w:val="22"/>
+              </w:rPr>
+              <w:t>.</w:t>
+            </w:r>
+            <w:r>
+              <w:rPr>
+                <w:rFonts w:asciiTheme="minorHAnsi" w:hAnsiTheme="minorHAnsi" w:cstheme="minorHAnsi"/>
+                <w:b/>
+                <w:bCs/>
+                <w:color w:val="0070C0"/>
+                <w:sz w:val="22"/>
+                <w:szCs w:val="22"/>
+              </w:rPr>
+              <w:t>sh</w:t>
+            </w:r>
             <w:r>
               <w:rPr>
                 <w:rFonts w:asciiTheme="minorHAnsi" w:hAnsiTheme="minorHAnsi" w:cstheme="minorHAnsi"/>
@@ -17866,78 +18087,24 @@
                 <w:sz w:val="22"/>
                 <w:szCs w:val="22"/>
               </w:rPr>
-              <w:t>All peers join the chaincode</w:t>
-            </w:r>
-          </w:p>
-          <w:p>
-            <w:pPr>
-              <w:pStyle w:val="HTML"/>
-              <w:rPr>
-                <w:rFonts w:asciiTheme="minorHAnsi" w:eastAsiaTheme="minorEastAsia" w:hAnsiTheme="minorHAnsi" w:cstheme="minorHAnsi"/>
+              <w:t xml:space="preserve">All peers join the </w:t>
+            </w:r>
+            <w:proofErr w:type="spellStart"/>
+            <w:r>
+              <w:rPr>
+                <w:rFonts w:asciiTheme="minorHAnsi" w:hAnsiTheme="minorHAnsi" w:cstheme="minorHAnsi"/>
                 <w:sz w:val="22"/>
                 <w:szCs w:val="22"/>
               </w:rPr>
-            </w:pPr>
+              <w:t>chaincode</w:t>
+            </w:r>
+            <w:proofErr w:type="spellEnd"/>
           </w:p>
           <w:p>
             <w:pPr>
               <w:pStyle w:val="HTML"/>
               <w:rPr>
-                <w:rFonts w:asciiTheme="minorHAnsi" w:eastAsiaTheme="minorEastAsia" w:hAnsiTheme="minorHAnsi" w:cstheme="minorHAnsi"/>
-                <w:noProof/>
-                <w:sz w:val="22"/>
-                <w:szCs w:val="22"/>
-              </w:rPr>
-            </w:pPr>
-            <w:r>
-              <w:rPr>
-                <w:rFonts w:asciiTheme="minorHAnsi" w:eastAsiaTheme="minorEastAsia" w:hAnsiTheme="minorHAnsi" w:cstheme="minorHAnsi"/>
-                <w:noProof/>
-                <w:sz w:val="22"/>
-                <w:szCs w:val="22"/>
-              </w:rPr>
-              <w:drawing>
-                <wp:inline distT="0" distB="0" distL="0" distR="0" wp14:anchorId="3338BCCA" wp14:editId="22AF5246">
-                  <wp:extent cx="5943600" cy="2115820"/>
-                  <wp:effectExtent l="0" t="0" r="0" b="0"/>
-                  <wp:docPr id="45" name="图片 45"/>
-                  <wp:cNvGraphicFramePr>
-                    <a:graphicFrameLocks xmlns:a="http://schemas.openxmlformats.org/drawingml/2006/main" noChangeAspect="1"/>
-                  </wp:cNvGraphicFramePr>
-                  <a:graphic xmlns:a="http://schemas.openxmlformats.org/drawingml/2006/main">
-                    <a:graphicData uri="http://schemas.openxmlformats.org/drawingml/2006/picture">
-                      <pic:pic xmlns:pic="http://schemas.openxmlformats.org/drawingml/2006/picture">
-                        <pic:nvPicPr>
-                          <pic:cNvPr id="1" name=""/>
-                          <pic:cNvPicPr/>
-                        </pic:nvPicPr>
-                        <pic:blipFill>
-                          <a:blip r:embed="rId61"/>
-                          <a:stretch>
-                            <a:fillRect/>
-                          </a:stretch>
-                        </pic:blipFill>
-                        <pic:spPr>
-                          <a:xfrm>
-                            <a:off x="0" y="0"/>
-                            <a:ext cx="5943600" cy="2115820"/>
-                          </a:xfrm>
-                          <a:prstGeom prst="rect">
-                            <a:avLst/>
-                          </a:prstGeom>
-                        </pic:spPr>
-                      </pic:pic>
-                    </a:graphicData>
-                  </a:graphic>
-                </wp:inline>
-              </w:drawing>
-            </w:r>
-          </w:p>
-          <w:p>
-            <w:pPr>
-              <w:pStyle w:val="HTML"/>
-              <w:rPr>
-                <w:rFonts w:asciiTheme="minorHAnsi" w:eastAsiaTheme="minorEastAsia" w:hAnsiTheme="minorHAnsi" w:cstheme="minorHAnsi"/>
+                <w:rFonts w:asciiTheme="minorHAnsi" w:eastAsiaTheme="minorEastAsia" w:hAnsiTheme="minorHAnsi" w:cstheme="minorHAnsi" w:hint="eastAsia"/>
                 <w:sz w:val="22"/>
                 <w:szCs w:val="22"/>
               </w:rPr>
@@ -17946,10 +18113,13 @@
         </w:tc>
       </w:tr>
     </w:tbl>
-    <w:p/>
-    <w:p/>
-    <w:p/>
-    <w:p/>
+    <w:p>
+      <w:pPr>
+        <w:rPr>
+          <w:rFonts w:hint="eastAsia"/>
+        </w:rPr>
+      </w:pPr>
+    </w:p>
     <w:p>
       <w:pPr>
         <w:pStyle w:val="2"/>
@@ -18056,7 +18226,21 @@
         <w:rPr>
           <w:bCs/>
         </w:rPr>
-        <w:t>the Node.js SDK folder and tls, wallet, and workload files for all peers,</w:t>
+        <w:t xml:space="preserve">the Node.js SDK folder and </w:t>
+      </w:r>
+      <w:proofErr w:type="spellStart"/>
+      <w:r>
+        <w:rPr>
+          <w:bCs/>
+        </w:rPr>
+        <w:t>tls</w:t>
+      </w:r>
+      <w:proofErr w:type="spellEnd"/>
+      <w:r>
+        <w:rPr>
+          <w:bCs/>
+        </w:rPr>
+        <w:t>, wallet, and workload files for all peers,</w:t>
       </w:r>
     </w:p>
     <w:tbl>
@@ -18112,16 +18296,24 @@
               </w:rPr>
               <w:t xml:space="preserve"> </w:t>
             </w:r>
+            <w:proofErr w:type="spellStart"/>
             <w:r>
               <w:rPr>
                 <w:rFonts w:cstheme="minorHAnsi"/>
               </w:rPr>
-              <w:t xml:space="preserve">mkdir -p </w:t>
-            </w:r>
+              <w:t>mkdir</w:t>
+            </w:r>
+            <w:proofErr w:type="spellEnd"/>
             <w:r>
               <w:rPr>
                 <w:rFonts w:cstheme="minorHAnsi"/>
               </w:rPr>
+              <w:t xml:space="preserve"> -p </w:t>
+            </w:r>
+            <w:r>
+              <w:rPr>
+                <w:rFonts w:cstheme="minorHAnsi"/>
+              </w:rPr>
               <w:t>$HOME</w:t>
             </w:r>
             <w:r>
@@ -18141,31 +18333,67 @@
               <w:rPr>
                 <w:rFonts w:cstheme="minorHAnsi"/>
               </w:rPr>
-              <w:t>$ mkdir -p</w:t>
-            </w:r>
+              <w:t xml:space="preserve">$ </w:t>
+            </w:r>
+            <w:proofErr w:type="spellStart"/>
             <w:r>
               <w:rPr>
                 <w:rFonts w:cstheme="minorHAnsi"/>
               </w:rPr>
+              <w:t>mkdir</w:t>
+            </w:r>
+            <w:proofErr w:type="spellEnd"/>
+            <w:r>
+              <w:rPr>
+                <w:rFonts w:cstheme="minorHAnsi"/>
+              </w:rPr>
+              <w:t xml:space="preserve"> -p</w:t>
+            </w:r>
+            <w:r>
+              <w:rPr>
+                <w:rFonts w:cstheme="minorHAnsi"/>
+              </w:rPr>
               <w:t xml:space="preserve"> $HOME</w:t>
             </w:r>
             <w:r>
               <w:rPr>
                 <w:rFonts w:cstheme="minorHAnsi"/>
               </w:rPr>
-              <w:t>/fabric-samples/demo-first/workload/tls</w:t>
-            </w:r>
+              <w:t>/fabric-samples/demo-first/workload/</w:t>
+            </w:r>
+            <w:proofErr w:type="spellStart"/>
             <w:r>
               <w:rPr>
                 <w:rFonts w:cstheme="minorHAnsi"/>
               </w:rPr>
+              <w:t>tls</w:t>
+            </w:r>
+            <w:proofErr w:type="spellEnd"/>
+            <w:r>
+              <w:rPr>
+                <w:rFonts w:cstheme="minorHAnsi"/>
+              </w:rPr>
               <w:br/>
-              <w:t xml:space="preserve">$ mkdir -p </w:t>
-            </w:r>
+              <w:t xml:space="preserve">$ </w:t>
+            </w:r>
+            <w:proofErr w:type="spellStart"/>
             <w:r>
               <w:rPr>
                 <w:rFonts w:cstheme="minorHAnsi"/>
               </w:rPr>
+              <w:t>mkdir</w:t>
+            </w:r>
+            <w:proofErr w:type="spellEnd"/>
+            <w:r>
+              <w:rPr>
+                <w:rFonts w:cstheme="minorHAnsi"/>
+              </w:rPr>
+              <w:t xml:space="preserve"> -p </w:t>
+            </w:r>
+            <w:r>
+              <w:rPr>
+                <w:rFonts w:cstheme="minorHAnsi"/>
+              </w:rPr>
               <w:t>$HOME</w:t>
             </w:r>
             <w:r>
@@ -18185,12 +18413,26 @@
               <w:rPr>
                 <w:rFonts w:cstheme="minorHAnsi"/>
               </w:rPr>
-              <w:t xml:space="preserve">$ mkdir -p </w:t>
-            </w:r>
+              <w:t xml:space="preserve">$ </w:t>
+            </w:r>
+            <w:proofErr w:type="spellStart"/>
             <w:r>
               <w:rPr>
                 <w:rFonts w:cstheme="minorHAnsi"/>
               </w:rPr>
+              <w:t>mkdir</w:t>
+            </w:r>
+            <w:proofErr w:type="spellEnd"/>
+            <w:r>
+              <w:rPr>
+                <w:rFonts w:cstheme="minorHAnsi"/>
+              </w:rPr>
+              <w:t xml:space="preserve"> -p </w:t>
+            </w:r>
+            <w:r>
+              <w:rPr>
+                <w:rFonts w:cstheme="minorHAnsi"/>
+              </w:rPr>
               <w:t>$HOME</w:t>
             </w:r>
             <w:r>
@@ -18236,8 +18478,16 @@
               <w:rPr>
                 <w:bCs/>
               </w:rPr>
-              <w:t>$HOME/fabric-samples/demo-first/workload/tls</w:t>
-            </w:r>
+              <w:t>$HOME/fabric-samples/demo-first/workload/</w:t>
+            </w:r>
+            <w:proofErr w:type="spellStart"/>
+            <w:r>
+              <w:rPr>
+                <w:bCs/>
+              </w:rPr>
+              <w:t>tls</w:t>
+            </w:r>
+            <w:proofErr w:type="spellEnd"/>
           </w:p>
           <w:p>
             <w:pPr>
@@ -18258,7 +18508,7 @@
               </w:rPr>
               <w:t xml:space="preserve"> vi </w:t>
             </w:r>
-            <w:hyperlink r:id="rId120" w:anchor="file-read_pem-py" w:history="1">
+            <w:hyperlink r:id="rId118" w:anchor="file-read_pem-py" w:history="1">
               <w:r>
                 <w:rPr>
                   <w:rStyle w:val="a7"/>
@@ -18287,7 +18537,7 @@
               </w:rPr>
               <w:t xml:space="preserve"> vi </w:t>
             </w:r>
-            <w:hyperlink r:id="rId121" w:anchor="file-prepare_tls_peer0_org1-sh" w:history="1">
+            <w:hyperlink r:id="rId119" w:anchor="file-prepare_tls_peer0_org1-sh" w:history="1">
               <w:r>
                 <w:rPr>
                   <w:rStyle w:val="a7"/>
@@ -18316,7 +18566,7 @@
               </w:rPr>
               <w:t xml:space="preserve"> vi </w:t>
             </w:r>
-            <w:hyperlink r:id="rId122" w:anchor="file-prepare_tls_peer0_org2-sh" w:history="1">
+            <w:hyperlink r:id="rId120" w:anchor="file-prepare_tls_peer0_org2-sh" w:history="1">
               <w:r>
                 <w:rPr>
                   <w:rStyle w:val="a7"/>
@@ -18345,16 +18595,14 @@
               </w:rPr>
               <w:t xml:space="preserve"> ./</w:t>
             </w:r>
-            <w:hyperlink r:id="rId123" w:anchor="file-all-sh" w:history="1">
-              <w:r>
-                <w:rPr>
-                  <w:rStyle w:val="a7"/>
-                  <w:b/>
-                  <w:bCs/>
-                </w:rPr>
-                <w:t>all.sh</w:t>
-              </w:r>
-            </w:hyperlink>
+            <w:r>
+              <w:rPr>
+                <w:b/>
+                <w:bCs/>
+                <w:color w:val="0070C0"/>
+              </w:rPr>
+              <w:t>all.sh</w:t>
+            </w:r>
           </w:p>
           <w:p>
             <w:pPr>
@@ -18463,7 +18711,7 @@
               </w:rPr>
               <w:t xml:space="preserve"> vi </w:t>
             </w:r>
-            <w:hyperlink r:id="rId124" w:anchor="file-prepare_wallet_user1_org1-py" w:history="1">
+            <w:hyperlink r:id="rId121" w:anchor="file-prepare_wallet_user1_org1-py" w:history="1">
               <w:r>
                 <w:rPr>
                   <w:rStyle w:val="a7"/>
@@ -18492,7 +18740,7 @@
               </w:rPr>
               <w:t xml:space="preserve"> vi </w:t>
             </w:r>
-            <w:hyperlink r:id="rId125" w:anchor="file-prepare_wallet_user1_org2-py" w:history="1">
+            <w:hyperlink r:id="rId122" w:anchor="file-prepare_wallet_user1_org2-py" w:history="1">
               <w:r>
                 <w:rPr>
                   <w:rStyle w:val="a7"/>
@@ -18521,22 +18769,19 @@
               </w:rPr>
               <w:t xml:space="preserve"> </w:t>
             </w:r>
-            <w:hyperlink r:id="rId126" w:anchor="file-all-sh" w:history="1">
-              <w:r>
-                <w:rPr>
-                  <w:rStyle w:val="a7"/>
-                  <w:bCs/>
-                </w:rPr>
-                <w:t>./</w:t>
-              </w:r>
-              <w:r>
-                <w:rPr>
-                  <w:rStyle w:val="a7"/>
-                  <w:b/>
-                </w:rPr>
-                <w:t>all.sh</w:t>
-              </w:r>
-            </w:hyperlink>
+            <w:r>
+              <w:rPr>
+                <w:bCs/>
+              </w:rPr>
+              <w:t>./</w:t>
+            </w:r>
+            <w:r>
+              <w:rPr>
+                <w:b/>
+                <w:color w:val="0070C0"/>
+              </w:rPr>
+              <w:t>all.sh</w:t>
+            </w:r>
           </w:p>
           <w:p>
             <w:pPr>
@@ -18569,13 +18814,28 @@
                 <w:rFonts w:hint="eastAsia"/>
                 <w:bCs/>
               </w:rPr>
+              <w:lastRenderedPageBreak/>
               <w:t>$</w:t>
             </w:r>
             <w:r>
               <w:rPr>
                 <w:bCs/>
               </w:rPr>
-              <w:t xml:space="preserve"> mkdir </w:t>
+              <w:t xml:space="preserve"> </w:t>
+            </w:r>
+            <w:proofErr w:type="spellStart"/>
+            <w:r>
+              <w:rPr>
+                <w:bCs/>
+              </w:rPr>
+              <w:t>mkdir</w:t>
+            </w:r>
+            <w:proofErr w:type="spellEnd"/>
+            <w:r>
+              <w:rPr>
+                <w:bCs/>
+              </w:rPr>
+              <w:t xml:space="preserve"> </w:t>
             </w:r>
             <w:r>
               <w:rPr>
@@ -18601,7 +18861,21 @@
               <w:rPr>
                 <w:bCs/>
               </w:rPr>
-              <w:t xml:space="preserve"> mkdir </w:t>
+              <w:t xml:space="preserve"> </w:t>
+            </w:r>
+            <w:proofErr w:type="spellStart"/>
+            <w:r>
+              <w:rPr>
+                <w:bCs/>
+              </w:rPr>
+              <w:t>mkdir</w:t>
+            </w:r>
+            <w:proofErr w:type="spellEnd"/>
+            <w:r>
+              <w:rPr>
+                <w:bCs/>
+              </w:rPr>
+              <w:t xml:space="preserve"> </w:t>
             </w:r>
             <w:r>
               <w:rPr>
@@ -18635,7 +18909,7 @@
               </w:rPr>
               <w:t xml:space="preserve"> vi </w:t>
             </w:r>
-            <w:hyperlink r:id="rId127" w:anchor="file-invoke-js" w:history="1">
+            <w:hyperlink r:id="rId123" w:anchor="file-invoke-js" w:history="1">
               <w:r>
                 <w:rPr>
                   <w:rStyle w:val="a7"/>
@@ -18664,7 +18938,7 @@
               </w:rPr>
               <w:t xml:space="preserve"> vi </w:t>
             </w:r>
-            <w:hyperlink r:id="rId128" w:anchor="file-prepare_sdk_peer0_org1-sh" w:history="1">
+            <w:hyperlink r:id="rId124" w:anchor="file-prepare_sdk_peer0_org1-sh" w:history="1">
               <w:r>
                 <w:rPr>
                   <w:rStyle w:val="a7"/>
@@ -18693,7 +18967,7 @@
               </w:rPr>
               <w:t xml:space="preserve"> vi </w:t>
             </w:r>
-            <w:hyperlink r:id="rId129" w:anchor="file-prepare_sdk_peer0_org2-sh" w:history="1">
+            <w:hyperlink r:id="rId125" w:anchor="file-prepare_sdk_peer0_org2-sh" w:history="1">
               <w:r>
                 <w:rPr>
                   <w:rStyle w:val="a7"/>
@@ -18722,16 +18996,14 @@
               </w:rPr>
               <w:t xml:space="preserve"> ./</w:t>
             </w:r>
-            <w:hyperlink r:id="rId130" w:anchor="file-all-sh" w:history="1">
-              <w:r>
-                <w:rPr>
-                  <w:rStyle w:val="a7"/>
-                  <w:b/>
-                  <w:bCs/>
-                </w:rPr>
-                <w:t>all.sh</w:t>
-              </w:r>
-            </w:hyperlink>
+            <w:r>
+              <w:rPr>
+                <w:b/>
+                <w:bCs/>
+                <w:color w:val="0070C0"/>
+              </w:rPr>
+              <w:t>all.sh</w:t>
+            </w:r>
           </w:p>
         </w:tc>
       </w:tr>
@@ -18792,7 +19064,7 @@
         </w:rPr>
         <w:t xml:space="preserve">prepares wallets of </w:t>
       </w:r>
-      <w:hyperlink r:id="rId131" w:history="1">
+      <w:hyperlink r:id="rId126" w:history="1">
         <w:r>
           <w:rPr>
             <w:rStyle w:val="a7"/>
@@ -18807,7 +19079,7 @@
         </w:rPr>
         <w:t xml:space="preserve"> and </w:t>
       </w:r>
-      <w:hyperlink r:id="rId132" w:history="1">
+      <w:hyperlink r:id="rId127" w:history="1">
         <w:r>
           <w:rPr>
             <w:rStyle w:val="a7"/>
@@ -18882,7 +19154,7 @@
               </w:rPr>
               <w:t xml:space="preserve"> python </w:t>
             </w:r>
-            <w:hyperlink r:id="rId133" w:anchor="file-step2-sh" w:history="1">
+            <w:hyperlink r:id="rId128" w:anchor="file-step2-sh" w:history="1">
               <w:r>
                 <w:rPr>
                   <w:rStyle w:val="a7"/>
@@ -18911,7 +19183,7 @@
               </w:rPr>
               <w:t xml:space="preserve"> python </w:t>
             </w:r>
-            <w:hyperlink r:id="rId134" w:anchor="file-prepare_wallet_user1_org2-py" w:history="1">
+            <w:hyperlink r:id="rId129" w:anchor="file-prepare_wallet_user1_org2-py" w:history="1">
               <w:r>
                 <w:rPr>
                   <w:rStyle w:val="a7"/>
@@ -18940,16 +19212,14 @@
               </w:rPr>
               <w:t xml:space="preserve"> ./</w:t>
             </w:r>
-            <w:hyperlink r:id="rId135" w:anchor="file-all-sh" w:history="1">
-              <w:r>
-                <w:rPr>
-                  <w:rStyle w:val="a7"/>
-                  <w:b/>
-                  <w:bCs/>
-                </w:rPr>
-                <w:t>all.sh</w:t>
-              </w:r>
-            </w:hyperlink>
+            <w:r>
+              <w:rPr>
+                <w:b/>
+                <w:bCs/>
+                <w:color w:val="0070C0"/>
+              </w:rPr>
+              <w:t>all.sh</w:t>
+            </w:r>
           </w:p>
         </w:tc>
       </w:tr>
@@ -19017,7 +19287,6 @@
                 <w:rFonts w:hint="eastAsia"/>
                 <w:bCs/>
               </w:rPr>
-              <w:lastRenderedPageBreak/>
               <w:t>$</w:t>
             </w:r>
             <w:r>
@@ -19046,16 +19315,14 @@
               </w:rPr>
               <w:t xml:space="preserve"> ./</w:t>
             </w:r>
-            <w:hyperlink r:id="rId136" w:anchor="file-scp-sh" w:history="1">
-              <w:r>
-                <w:rPr>
-                  <w:rStyle w:val="a7"/>
-                  <w:b/>
-                  <w:bCs/>
-                </w:rPr>
-                <w:t>scp.sh</w:t>
-              </w:r>
-            </w:hyperlink>
+            <w:r>
+              <w:rPr>
+                <w:b/>
+                <w:bCs/>
+                <w:color w:val="0070C0"/>
+              </w:rPr>
+              <w:t>scp.sh</w:t>
+            </w:r>
             <w:r>
               <w:rPr>
                 <w:bCs/>
@@ -19089,16 +19356,14 @@
               </w:rPr>
               <w:t xml:space="preserve"> ./</w:t>
             </w:r>
-            <w:hyperlink r:id="rId137" w:anchor="file-ssh-sh" w:history="1">
-              <w:r>
-                <w:rPr>
-                  <w:rStyle w:val="a7"/>
-                  <w:b/>
-                  <w:bCs/>
-                </w:rPr>
-                <w:t>ssh.sh</w:t>
-              </w:r>
-            </w:hyperlink>
+            <w:r>
+              <w:rPr>
+                <w:b/>
+                <w:bCs/>
+                <w:color w:val="0070C0"/>
+              </w:rPr>
+              <w:t>ssh.sh</w:t>
+            </w:r>
             <w:r>
               <w:rPr>
                 <w:bCs/>
@@ -19111,12 +19376,14 @@
               </w:rPr>
               <w:t>&gt; result/</w:t>
             </w:r>
+            <w:proofErr w:type="spellStart"/>
             <w:r>
               <w:rPr>
                 <w:b/>
               </w:rPr>
               <w:t>benchlog</w:t>
             </w:r>
+            <w:proofErr w:type="spellEnd"/>
           </w:p>
           <w:p>
             <w:pPr>
@@ -19218,7 +19485,7 @@
               </w:rPr>
               <w:t xml:space="preserve"> node </w:t>
             </w:r>
-            <w:hyperlink r:id="rId138" w:anchor="file-query-js" w:history="1">
+            <w:hyperlink r:id="rId130" w:anchor="file-query-js" w:history="1">
               <w:r>
                 <w:rPr>
                   <w:rStyle w:val="a7"/>
@@ -19253,7 +19520,7 @@
               </w:rPr>
               <w:t xml:space="preserve"> node </w:t>
             </w:r>
-            <w:hyperlink r:id="rId139" w:anchor="file-invoke-js" w:history="1">
+            <w:hyperlink r:id="rId131" w:anchor="file-invoke-js" w:history="1">
               <w:r>
                 <w:rPr>
                   <w:rStyle w:val="a7"/>
@@ -19348,7 +19615,7 @@
             <w:r>
               <w:t xml:space="preserve">$ python </w:t>
             </w:r>
-            <w:hyperlink r:id="rId140" w:anchor="file-readthroughput_p1-py" w:history="1">
+            <w:hyperlink r:id="rId132" w:anchor="file-readthroughput_p1-py" w:history="1">
               <w:r>
                 <w:rPr>
                   <w:rStyle w:val="a7"/>
@@ -19359,8 +19626,13 @@
               </w:r>
             </w:hyperlink>
             <w:r>
-              <w:t xml:space="preserve"> // rate of sending endorsed txs</w:t>
-            </w:r>
+              <w:t xml:space="preserve"> // rate of sending endorsed </w:t>
+            </w:r>
+            <w:proofErr w:type="spellStart"/>
+            <w:r>
+              <w:t>txs</w:t>
+            </w:r>
+            <w:proofErr w:type="spellEnd"/>
           </w:p>
           <w:p/>
           <w:p>
@@ -19414,8 +19686,21 @@
               <w:t>$</w:t>
             </w:r>
             <w:r>
-              <w:t xml:space="preserve"> sudo apt-get install python-numpy</w:t>
-            </w:r>
+              <w:t xml:space="preserve"> </w:t>
+            </w:r>
+            <w:proofErr w:type="spellStart"/>
+            <w:r>
+              <w:t>sudo</w:t>
+            </w:r>
+            <w:proofErr w:type="spellEnd"/>
+            <w:r>
+              <w:t xml:space="preserve"> apt-get install python-</w:t>
+            </w:r>
+            <w:proofErr w:type="spellStart"/>
+            <w:r>
+              <w:t>numpy</w:t>
+            </w:r>
+            <w:proofErr w:type="spellEnd"/>
           </w:p>
           <w:p>
             <w:r>
@@ -19427,7 +19712,7 @@
             <w:r>
               <w:t xml:space="preserve"> python </w:t>
             </w:r>
-            <w:hyperlink r:id="rId141" w:anchor="file-readdelay_p1-py" w:history="1">
+            <w:hyperlink r:id="rId133" w:anchor="file-readdelay_p1-py" w:history="1">
               <w:r>
                 <w:rPr>
                   <w:rStyle w:val="a7"/>
@@ -19482,20 +19767,30 @@
               </w:drawing>
             </w:r>
           </w:p>
-          <w:p/>
-          <w:p/>
-          <w:p/>
-          <w:p/>
-          <w:p/>
-          <w:p>
-            <w:r>
+          <w:p>
+            <w:pPr>
               <w:rPr>
                 <w:rFonts w:hint="eastAsia"/>
               </w:rPr>
+            </w:pPr>
+          </w:p>
+          <w:p>
+            <w:r>
+              <w:rPr>
+                <w:rFonts w:hint="eastAsia"/>
+              </w:rPr>
               <w:t>/</w:t>
             </w:r>
             <w:r>
-              <w:t>/ Orderer analyzes the log</w:t>
+              <w:t xml:space="preserve">/ </w:t>
+            </w:r>
+            <w:proofErr w:type="spellStart"/>
+            <w:r>
+              <w:t>Orderer</w:t>
+            </w:r>
+            <w:proofErr w:type="spellEnd"/>
+            <w:r>
+              <w:t xml:space="preserve"> analyzes the log</w:t>
             </w:r>
           </w:p>
           <w:p>
@@ -19538,9 +19833,19 @@
               </w:rPr>
               <w:t xml:space="preserve"> </w:t>
             </w:r>
-            <w:r>
-              <w:t>sudo apt-get install python-numpy</w:t>
-            </w:r>
+            <w:proofErr w:type="spellStart"/>
+            <w:r>
+              <w:t>sudo</w:t>
+            </w:r>
+            <w:proofErr w:type="spellEnd"/>
+            <w:r>
+              <w:t xml:space="preserve"> apt-get install python-</w:t>
+            </w:r>
+            <w:proofErr w:type="spellStart"/>
+            <w:r>
+              <w:t>numpy</w:t>
+            </w:r>
+            <w:proofErr w:type="spellEnd"/>
           </w:p>
           <w:p>
             <w:pPr>
@@ -19565,8 +19870,36 @@
                 <w:sz w:val="22"/>
                 <w:szCs w:val="22"/>
               </w:rPr>
-              <w:t>$ docker logs containername &gt;&amp; ordererlog</w:t>
-            </w:r>
+              <w:t xml:space="preserve">$ docker logs </w:t>
+            </w:r>
+            <w:proofErr w:type="spellStart"/>
+            <w:r>
+              <w:rPr>
+                <w:rFonts w:asciiTheme="minorHAnsi" w:hAnsiTheme="minorHAnsi" w:cstheme="minorHAnsi"/>
+                <w:sz w:val="22"/>
+                <w:szCs w:val="22"/>
+              </w:rPr>
+              <w:t>containername</w:t>
+            </w:r>
+            <w:proofErr w:type="spellEnd"/>
+            <w:r>
+              <w:rPr>
+                <w:rFonts w:asciiTheme="minorHAnsi" w:hAnsiTheme="minorHAnsi" w:cstheme="minorHAnsi"/>
+                <w:sz w:val="22"/>
+                <w:szCs w:val="22"/>
+              </w:rPr>
+              <w:t xml:space="preserve"> &gt;&amp; </w:t>
+            </w:r>
+            <w:proofErr w:type="spellStart"/>
+            <w:r>
+              <w:rPr>
+                <w:rFonts w:asciiTheme="minorHAnsi" w:hAnsiTheme="minorHAnsi" w:cstheme="minorHAnsi"/>
+                <w:sz w:val="22"/>
+                <w:szCs w:val="22"/>
+              </w:rPr>
+              <w:t>ordererlog</w:t>
+            </w:r>
+            <w:proofErr w:type="spellEnd"/>
           </w:p>
           <w:p>
             <w:pPr>
@@ -19585,11 +19918,52 @@
                 <w:rFonts w:cstheme="minorHAnsi"/>
                 <w:b/>
               </w:rPr>
-              <w:t>docker logs $(docker ps -a | grep 'orderer'| awk '{print $1 }') &gt;&amp; ordererlog</w:t>
-            </w:r>
+              <w:t xml:space="preserve">docker logs $(docker </w:t>
+            </w:r>
+            <w:proofErr w:type="spellStart"/>
             <w:r>
               <w:rPr>
                 <w:rFonts w:cstheme="minorHAnsi"/>
+                <w:b/>
+              </w:rPr>
+              <w:t>ps</w:t>
+            </w:r>
+            <w:proofErr w:type="spellEnd"/>
+            <w:r>
+              <w:rPr>
+                <w:rFonts w:cstheme="minorHAnsi"/>
+                <w:b/>
+              </w:rPr>
+              <w:t xml:space="preserve"> -a | grep '</w:t>
+            </w:r>
+            <w:proofErr w:type="spellStart"/>
+            <w:r>
+              <w:rPr>
+                <w:rFonts w:cstheme="minorHAnsi"/>
+                <w:b/>
+              </w:rPr>
+              <w:t>orderer</w:t>
+            </w:r>
+            <w:proofErr w:type="spellEnd"/>
+            <w:r>
+              <w:rPr>
+                <w:rFonts w:cstheme="minorHAnsi"/>
+                <w:b/>
+              </w:rPr>
+              <w:t xml:space="preserve">'| awk '{print $1 }') &gt;&amp; </w:t>
+            </w:r>
+            <w:proofErr w:type="spellStart"/>
+            <w:r>
+              <w:rPr>
+                <w:rFonts w:cstheme="minorHAnsi"/>
+                <w:b/>
+              </w:rPr>
+              <w:t>ordererlog</w:t>
+            </w:r>
+            <w:proofErr w:type="spellEnd"/>
+            <w:r>
+              <w:rPr>
+                <w:rFonts w:cstheme="minorHAnsi"/>
               </w:rPr>
               <w:br/>
             </w:r>
@@ -19600,9 +19974,37 @@
               <w:rPr>
                 <w:rFonts w:cstheme="minorHAnsi"/>
               </w:rPr>
-              <w:t xml:space="preserve">$ scp ordererlog </w:t>
-            </w:r>
-            <w:hyperlink r:id="rId142" w:history="1">
+              <w:t xml:space="preserve">$ </w:t>
+            </w:r>
+            <w:proofErr w:type="spellStart"/>
+            <w:r>
+              <w:rPr>
+                <w:rFonts w:cstheme="minorHAnsi"/>
+              </w:rPr>
+              <w:t>scp</w:t>
+            </w:r>
+            <w:proofErr w:type="spellEnd"/>
+            <w:r>
+              <w:rPr>
+                <w:rFonts w:cstheme="minorHAnsi"/>
+              </w:rPr>
+              <w:t xml:space="preserve"> </w:t>
+            </w:r>
+            <w:proofErr w:type="spellStart"/>
+            <w:r>
+              <w:rPr>
+                <w:rFonts w:cstheme="minorHAnsi"/>
+              </w:rPr>
+              <w:t>ordererlog</w:t>
+            </w:r>
+            <w:proofErr w:type="spellEnd"/>
+            <w:r>
+              <w:rPr>
+                <w:rFonts w:cstheme="minorHAnsi"/>
+              </w:rPr>
+              <w:t xml:space="preserve"> </w:t>
+            </w:r>
+            <w:hyperlink r:id="rId134" w:history="1">
               <w:r>
                 <w:rPr>
                   <w:rStyle w:val="a7"/>
@@ -19614,10 +20016,9 @@
           </w:p>
           <w:p>
             <w:r>
-              <w:lastRenderedPageBreak/>
               <w:t xml:space="preserve">$ python </w:t>
             </w:r>
-            <w:hyperlink r:id="rId143" w:anchor="file-readthroughput_p2-py" w:history="1">
+            <w:hyperlink r:id="rId135" w:anchor="file-readthroughput_p2-py" w:history="1">
               <w:r>
                 <w:rPr>
                   <w:rStyle w:val="a7"/>
@@ -19724,9 +20125,19 @@
               </w:rPr>
               <w:t xml:space="preserve"> </w:t>
             </w:r>
-            <w:r>
-              <w:t>sudo apt-get install python-numpy</w:t>
-            </w:r>
+            <w:proofErr w:type="spellStart"/>
+            <w:r>
+              <w:t>sudo</w:t>
+            </w:r>
+            <w:proofErr w:type="spellEnd"/>
+            <w:r>
+              <w:t xml:space="preserve"> apt-get install python-</w:t>
+            </w:r>
+            <w:proofErr w:type="spellStart"/>
+            <w:r>
+              <w:t>numpy</w:t>
+            </w:r>
+            <w:proofErr w:type="spellEnd"/>
           </w:p>
           <w:p>
             <w:pPr>
@@ -19744,8 +20155,30 @@
               <w:rPr>
                 <w:rFonts w:cstheme="minorHAnsi"/>
               </w:rPr>
-              <w:t>$ docker logs containername &gt;&amp; peerlog</w:t>
-            </w:r>
+              <w:t xml:space="preserve">$ docker logs </w:t>
+            </w:r>
+            <w:proofErr w:type="spellStart"/>
+            <w:r>
+              <w:rPr>
+                <w:rFonts w:cstheme="minorHAnsi"/>
+              </w:rPr>
+              <w:t>containername</w:t>
+            </w:r>
+            <w:proofErr w:type="spellEnd"/>
+            <w:r>
+              <w:rPr>
+                <w:rFonts w:cstheme="minorHAnsi"/>
+              </w:rPr>
+              <w:t xml:space="preserve"> &gt;&amp; </w:t>
+            </w:r>
+            <w:proofErr w:type="spellStart"/>
+            <w:r>
+              <w:rPr>
+                <w:rFonts w:cstheme="minorHAnsi"/>
+              </w:rPr>
+              <w:t>peerlog</w:t>
+            </w:r>
+            <w:proofErr w:type="spellEnd"/>
           </w:p>
           <w:p>
             <w:r>
@@ -19759,27 +20192,52 @@
                 <w:rFonts w:cstheme="minorHAnsi"/>
                 <w:b/>
               </w:rPr>
-              <w:t>docker logs $(docker ps -a | grep 'peer</w:t>
-            </w:r>
+              <w:t xml:space="preserve">docker logs $(docker </w:t>
+            </w:r>
+            <w:proofErr w:type="spellStart"/>
             <w:r>
               <w:rPr>
                 <w:rFonts w:cstheme="minorHAnsi"/>
                 <w:b/>
               </w:rPr>
-              <w:t xml:space="preserve"> node start</w:t>
-            </w:r>
+              <w:t>ps</w:t>
+            </w:r>
+            <w:proofErr w:type="spellEnd"/>
             <w:r>
               <w:rPr>
                 <w:rFonts w:cstheme="minorHAnsi"/>
                 <w:b/>
               </w:rPr>
-              <w:t>'| awk '{print $1 }') &gt;&amp; peerlog</w:t>
-            </w:r>
-          </w:p>
-          <w:p>
+              <w:t xml:space="preserve"> -a | grep 'peer</w:t>
+            </w:r>
             <w:r>
               <w:rPr>
                 <w:rFonts w:cstheme="minorHAnsi"/>
+                <w:b/>
+              </w:rPr>
+              <w:t xml:space="preserve"> node start</w:t>
+            </w:r>
+            <w:r>
+              <w:rPr>
+                <w:rFonts w:cstheme="minorHAnsi"/>
+                <w:b/>
+              </w:rPr>
+              <w:t xml:space="preserve">'| awk '{print $1 }') &gt;&amp; </w:t>
+            </w:r>
+            <w:proofErr w:type="spellStart"/>
+            <w:r>
+              <w:rPr>
+                <w:rFonts w:cstheme="minorHAnsi"/>
+                <w:b/>
+              </w:rPr>
+              <w:t>peerlog</w:t>
+            </w:r>
+            <w:proofErr w:type="spellEnd"/>
+          </w:p>
+          <w:p>
+            <w:r>
+              <w:rPr>
+                <w:rFonts w:cstheme="minorHAnsi"/>
               </w:rPr>
               <w:t>/</w:t>
             </w:r>
@@ -19790,9 +20248,37 @@
               <w:rPr>
                 <w:rFonts w:cstheme="minorHAnsi"/>
               </w:rPr>
-              <w:t xml:space="preserve">$ scp peerlog </w:t>
-            </w:r>
-            <w:hyperlink r:id="rId144" w:history="1">
+              <w:t xml:space="preserve">$ </w:t>
+            </w:r>
+            <w:proofErr w:type="spellStart"/>
+            <w:r>
+              <w:rPr>
+                <w:rFonts w:cstheme="minorHAnsi"/>
+              </w:rPr>
+              <w:t>scp</w:t>
+            </w:r>
+            <w:proofErr w:type="spellEnd"/>
+            <w:r>
+              <w:rPr>
+                <w:rFonts w:cstheme="minorHAnsi"/>
+              </w:rPr>
+              <w:t xml:space="preserve"> </w:t>
+            </w:r>
+            <w:proofErr w:type="spellStart"/>
+            <w:r>
+              <w:rPr>
+                <w:rFonts w:cstheme="minorHAnsi"/>
+              </w:rPr>
+              <w:t>peerlog</w:t>
+            </w:r>
+            <w:proofErr w:type="spellEnd"/>
+            <w:r>
+              <w:rPr>
+                <w:rFonts w:cstheme="minorHAnsi"/>
+              </w:rPr>
+              <w:t xml:space="preserve"> </w:t>
+            </w:r>
+            <w:hyperlink r:id="rId136" w:history="1">
               <w:r>
                 <w:rPr>
                   <w:rStyle w:val="a7"/>
@@ -19812,7 +20298,7 @@
             <w:r>
               <w:t xml:space="preserve"> python2 </w:t>
             </w:r>
-            <w:hyperlink r:id="rId145" w:anchor="file-readthroughput_p3" w:history="1">
+            <w:hyperlink r:id="rId137" w:anchor="file-readthroughput_p3" w:history="1">
               <w:r>
                 <w:rPr>
                   <w:rStyle w:val="a7"/>
@@ -19878,11 +20364,49 @@
             </w:r>
           </w:p>
           <w:p>
-            <w:r>
-              <w:t># peer channel fetch 228 last.block -o orderer.example.com:7050 -c mychannel --tls --cafile /opt/gopath/src/github.com/hyperledger/fabric/peer/crypto/ordererOrganizations/example.com/orderers/orderer.example.com/msp/tlscacerts/tlsca.example.com-cert.pem</w:t>
-            </w:r>
-          </w:p>
-          <w:p/>
+            <w:pPr>
+              <w:rPr>
+                <w:rFonts w:hint="eastAsia"/>
+              </w:rPr>
+            </w:pPr>
+            <w:r>
+              <w:t xml:space="preserve"># peer channel fetch 228 </w:t>
+            </w:r>
+            <w:proofErr w:type="spellStart"/>
+            <w:proofErr w:type="gramStart"/>
+            <w:r>
+              <w:t>last.block</w:t>
+            </w:r>
+            <w:proofErr w:type="spellEnd"/>
+            <w:proofErr w:type="gramEnd"/>
+            <w:r>
+              <w:t xml:space="preserve"> -o orderer.example.com:7050 -c </w:t>
+            </w:r>
+            <w:proofErr w:type="spellStart"/>
+            <w:r>
+              <w:t>mychannel</w:t>
+            </w:r>
+            <w:proofErr w:type="spellEnd"/>
+            <w:r>
+              <w:t xml:space="preserve"> --</w:t>
+            </w:r>
+            <w:proofErr w:type="spellStart"/>
+            <w:r>
+              <w:t>tls</w:t>
+            </w:r>
+            <w:proofErr w:type="spellEnd"/>
+            <w:r>
+              <w:t xml:space="preserve"> --</w:t>
+            </w:r>
+            <w:proofErr w:type="spellStart"/>
+            <w:r>
+              <w:t>cafile</w:t>
+            </w:r>
+            <w:proofErr w:type="spellEnd"/>
+            <w:r>
+              <w:t xml:space="preserve"> /opt/gopath/src/github.com/hyperledger/fabric/peer/crypto/ordererOrganizations/example.com/orderers/orderer.example.com/msp/tlscacerts/tlsca.example.com-cert.pem</w:t>
+            </w:r>
+          </w:p>
         </w:tc>
       </w:tr>
     </w:tbl>
@@ -19953,7 +20477,7 @@
             <w:r>
               <w:t xml:space="preserve"> ./</w:t>
             </w:r>
-            <w:hyperlink r:id="rId146" w:anchor="file-clean-sh" w:history="1">
+            <w:hyperlink r:id="rId138" w:anchor="file-clean-sh" w:history="1">
               <w:r>
                 <w:rPr>
                   <w:rStyle w:val="a7"/>
@@ -19971,12 +20495,37 @@
     <w:p/>
     <w:p/>
     <w:p/>
+    <w:p/>
+    <w:p/>
+    <w:p/>
+    <w:p/>
+    <w:p/>
+    <w:p/>
+    <w:p/>
+    <w:p/>
+    <w:p/>
+    <w:p/>
+    <w:p/>
+    <w:p/>
+    <w:p/>
+    <w:p/>
+    <w:p/>
+    <w:p/>
+    <w:p>
+      <w:pPr>
+        <w:rPr>
+          <w:rFonts w:hint="eastAsia"/>
+        </w:rPr>
+      </w:pPr>
+    </w:p>
+    <w:p/>
     <w:p>
       <w:pPr>
         <w:pStyle w:val="1"/>
         <w:ind w:left="360"/>
       </w:pPr>
       <w:r>
+        <w:lastRenderedPageBreak/>
         <w:t>5</w:t>
       </w:r>
       <w:r>
@@ -19992,7 +20541,15 @@
         <w:t xml:space="preserve">Exp 3: </w:t>
       </w:r>
       <w:r>
-        <w:t>1 CLI + 5 Peers + 5 Orderers)</w:t>
+        <w:t xml:space="preserve">1 CLI + 5 Peers + 5 </w:t>
+      </w:r>
+      <w:proofErr w:type="spellStart"/>
+      <w:r>
+        <w:t>Orderers</w:t>
+      </w:r>
+      <w:proofErr w:type="spellEnd"/>
+      <w:r>
+        <w:t>)</w:t>
       </w:r>
     </w:p>
     <w:p/>
@@ -20136,7 +20693,21 @@
               <w:rPr>
                 <w:rFonts w:ascii="Times New Roman" w:hAnsi="Times New Roman" w:cs="Times New Roman"/>
               </w:rPr>
-              <w:t xml:space="preserve"> vi /etc/hosts</w:t>
+              <w:t xml:space="preserve"> vi /</w:t>
+            </w:r>
+            <w:proofErr w:type="spellStart"/>
+            <w:r>
+              <w:rPr>
+                <w:rFonts w:ascii="Times New Roman" w:hAnsi="Times New Roman" w:cs="Times New Roman"/>
+              </w:rPr>
+              <w:t>etc</w:t>
+            </w:r>
+            <w:proofErr w:type="spellEnd"/>
+            <w:r>
+              <w:rPr>
+                <w:rFonts w:ascii="Times New Roman" w:hAnsi="Times New Roman" w:cs="Times New Roman"/>
+              </w:rPr>
+              <w:t>/hosts</w:t>
             </w:r>
           </w:p>
         </w:tc>
@@ -20576,7 +21147,21 @@
               <w:rPr>
                 <w:rFonts w:ascii="Times New Roman" w:hAnsi="Times New Roman" w:cs="Times New Roman"/>
               </w:rPr>
-              <w:t>$ mkdir demo-first</w:t>
+              <w:t xml:space="preserve">$ </w:t>
+            </w:r>
+            <w:proofErr w:type="spellStart"/>
+            <w:r>
+              <w:rPr>
+                <w:rFonts w:ascii="Times New Roman" w:hAnsi="Times New Roman" w:cs="Times New Roman"/>
+              </w:rPr>
+              <w:t>mkdir</w:t>
+            </w:r>
+            <w:proofErr w:type="spellEnd"/>
+            <w:r>
+              <w:rPr>
+                <w:rFonts w:ascii="Times New Roman" w:hAnsi="Times New Roman" w:cs="Times New Roman"/>
+              </w:rPr>
+              <w:t xml:space="preserve"> demo-first</w:t>
             </w:r>
             <w:r>
               <w:rPr>
@@ -20598,14 +21183,23 @@
               </w:rPr>
               <w:t xml:space="preserve">$ vi </w:t>
             </w:r>
-            <w:hyperlink r:id="rId147" w:anchor="file-crypto-config-yaml" w:history="1">
+            <w:hyperlink r:id="rId139" w:anchor="file-crypto-config-yaml" w:history="1">
               <w:r>
                 <w:rPr>
                   <w:rStyle w:val="a7"/>
                   <w:rFonts w:ascii="Times New Roman" w:hAnsi="Times New Roman" w:cs="Times New Roman"/>
                 </w:rPr>
-                <w:t>crypto-config.yaml</w:t>
+                <w:t>crypto-</w:t>
               </w:r>
+              <w:proofErr w:type="gramStart"/>
+              <w:r>
+                <w:rPr>
+                  <w:rStyle w:val="a7"/>
+                  <w:rFonts w:ascii="Times New Roman" w:hAnsi="Times New Roman" w:cs="Times New Roman"/>
+                </w:rPr>
+                <w:t>config.yaml</w:t>
+              </w:r>
+              <w:proofErr w:type="gramEnd"/>
             </w:hyperlink>
           </w:p>
           <w:p>
@@ -20620,7 +21214,8 @@
               </w:rPr>
               <w:t xml:space="preserve">$ vi </w:t>
             </w:r>
-            <w:hyperlink r:id="rId148" w:anchor="file-configtx-yaml" w:history="1">
+            <w:hyperlink r:id="rId140" w:anchor="file-configtx-yaml" w:history="1">
+              <w:proofErr w:type="gramStart"/>
               <w:r>
                 <w:rPr>
                   <w:rStyle w:val="a7"/>
@@ -20628,6 +21223,7 @@
                 </w:rPr>
                 <w:t>configtx.yaml</w:t>
               </w:r>
+              <w:proofErr w:type="gramEnd"/>
             </w:hyperlink>
           </w:p>
           <w:p>
@@ -20649,7 +21245,7 @@
               </w:rPr>
               <w:t xml:space="preserve">$ vi </w:t>
             </w:r>
-            <w:hyperlink r:id="rId149" w:anchor="file-peer0-org1-yaml" w:history="1">
+            <w:hyperlink r:id="rId141" w:anchor="file-peer0-org1-yaml" w:history="1">
               <w:r>
                 <w:rPr>
                   <w:rStyle w:val="a7"/>
@@ -20678,7 +21274,7 @@
               </w:rPr>
               <w:t xml:space="preserve">$ vi </w:t>
             </w:r>
-            <w:hyperlink r:id="rId150" w:anchor="file-peer0-org2-yaml" w:history="1">
+            <w:hyperlink r:id="rId142" w:anchor="file-peer0-org2-yaml" w:history="1">
               <w:r>
                 <w:rPr>
                   <w:rStyle w:val="a7"/>
@@ -20700,7 +21296,7 @@
               </w:rPr>
               <w:t xml:space="preserve">$ vi </w:t>
             </w:r>
-            <w:hyperlink r:id="rId151" w:anchor="file-peer0-org3-yaml" w:history="1">
+            <w:hyperlink r:id="rId143" w:anchor="file-peer0-org3-yaml" w:history="1">
               <w:r>
                 <w:rPr>
                   <w:rStyle w:val="a7"/>
@@ -20729,7 +21325,7 @@
               </w:rPr>
               <w:t xml:space="preserve">$ vi </w:t>
             </w:r>
-            <w:hyperlink r:id="rId152" w:anchor="file-peer0-org4-yaml" w:history="1">
+            <w:hyperlink r:id="rId144" w:anchor="file-peer0-org4-yaml" w:history="1">
               <w:r>
                 <w:rPr>
                   <w:rStyle w:val="a7"/>
@@ -20758,7 +21354,7 @@
               </w:rPr>
               <w:t xml:space="preserve">$ vi </w:t>
             </w:r>
-            <w:hyperlink r:id="rId153" w:anchor="file-peer0-org5-yaml" w:history="1">
+            <w:hyperlink r:id="rId145" w:anchor="file-peer0-org5-yaml" w:history="1">
               <w:r>
                 <w:rPr>
                   <w:rStyle w:val="a7"/>
@@ -20788,7 +21384,7 @@
               </w:rPr>
               <w:t xml:space="preserve">$ vi </w:t>
             </w:r>
-            <w:hyperlink r:id="rId154" w:anchor="file-orderer1-yaml" w:history="1">
+            <w:hyperlink r:id="rId146" w:anchor="file-orderer1-yaml" w:history="1">
               <w:r>
                 <w:rPr>
                   <w:rStyle w:val="a7"/>
@@ -20816,7 +21412,7 @@
               </w:rPr>
               <w:t xml:space="preserve"> vi </w:t>
             </w:r>
-            <w:hyperlink r:id="rId155" w:anchor="file-orderer2-yaml" w:history="1">
+            <w:hyperlink r:id="rId147" w:anchor="file-orderer2-yaml" w:history="1">
               <w:r>
                 <w:rPr>
                   <w:rStyle w:val="a7"/>
@@ -20844,7 +21440,7 @@
               </w:rPr>
               <w:t xml:space="preserve"> vi </w:t>
             </w:r>
-            <w:hyperlink r:id="rId156" w:anchor="file-orderer3-yaml" w:history="1">
+            <w:hyperlink r:id="rId148" w:anchor="file-orderer3-yaml" w:history="1">
               <w:r>
                 <w:rPr>
                   <w:rStyle w:val="a7"/>
@@ -20872,7 +21468,7 @@
               </w:rPr>
               <w:t xml:space="preserve"> vi </w:t>
             </w:r>
-            <w:hyperlink r:id="rId157" w:anchor="file-orderer4-yaml" w:history="1">
+            <w:hyperlink r:id="rId149" w:anchor="file-orderer4-yaml" w:history="1">
               <w:r>
                 <w:rPr>
                   <w:rStyle w:val="a7"/>
@@ -20900,7 +21496,7 @@
               </w:rPr>
               <w:t xml:space="preserve"> vi </w:t>
             </w:r>
-            <w:hyperlink r:id="rId158" w:anchor="file-orderer5-yaml" w:history="1">
+            <w:hyperlink r:id="rId150" w:anchor="file-orderer5-yaml" w:history="1">
               <w:r>
                 <w:rPr>
                   <w:rStyle w:val="a7"/>
@@ -20929,13 +21525,22 @@
               </w:rPr>
               <w:t xml:space="preserve">$ vi </w:t>
             </w:r>
-            <w:hyperlink r:id="rId159" w:anchor="file-cli-yaml" w:history="1">
+            <w:hyperlink r:id="rId151" w:anchor="file-cli-yaml" w:history="1">
+              <w:proofErr w:type="gramStart"/>
               <w:r>
                 <w:rPr>
                   <w:rStyle w:val="a7"/>
                   <w:rFonts w:ascii="Times New Roman" w:hAnsi="Times New Roman" w:cs="Times New Roman"/>
                 </w:rPr>
-                <w:t xml:space="preserve">cli.yaml </w:t>
+                <w:t>cli.yaml</w:t>
+              </w:r>
+              <w:proofErr w:type="gramEnd"/>
+              <w:r>
+                <w:rPr>
+                  <w:rStyle w:val="a7"/>
+                  <w:rFonts w:ascii="Times New Roman" w:hAnsi="Times New Roman" w:cs="Times New Roman"/>
+                </w:rPr>
+                <w:t xml:space="preserve"> </w:t>
               </w:r>
             </w:hyperlink>
           </w:p>
@@ -21008,43 +21613,90 @@
           </w:tcPr>
           <w:p>
             <w:r>
+              <w:t>$ date +%s</w:t>
+            </w:r>
+            <w:r>
+              <w:t xml:space="preserve"> // check the timestamp</w:t>
+            </w:r>
+          </w:p>
+          <w:p>
+            <w:pPr>
+              <w:rPr>
+                <w:rFonts w:ascii="Times New Roman" w:hAnsi="Times New Roman" w:cs="Times New Roman"/>
+              </w:rPr>
+            </w:pPr>
+          </w:p>
+          <w:p>
+            <w:r>
               <w:lastRenderedPageBreak/>
-              <w:t>$ date +%s</w:t>
-            </w:r>
-            <w:r>
-              <w:t xml:space="preserve"> // check the timestamp</w:t>
-            </w:r>
-          </w:p>
-          <w:p>
-            <w:pPr>
-              <w:rPr>
-                <w:rFonts w:ascii="Times New Roman" w:hAnsi="Times New Roman" w:cs="Times New Roman"/>
-              </w:rPr>
-            </w:pPr>
-          </w:p>
-          <w:p>
-            <w:r>
-              <w:t>$ sudo apt-get install ntpdate</w:t>
-            </w:r>
+              <w:t xml:space="preserve">$ </w:t>
+            </w:r>
+            <w:proofErr w:type="spellStart"/>
+            <w:r>
+              <w:t>sudo</w:t>
+            </w:r>
+            <w:proofErr w:type="spellEnd"/>
+            <w:r>
+              <w:t xml:space="preserve"> apt-get install </w:t>
+            </w:r>
+            <w:proofErr w:type="spellStart"/>
+            <w:r>
+              <w:t>ntpdate</w:t>
+            </w:r>
+            <w:proofErr w:type="spellEnd"/>
             <w:r>
               <w:t xml:space="preserve"> // align the timestamp</w:t>
             </w:r>
           </w:p>
           <w:p>
             <w:r>
-              <w:t>$ sudo ntpdate cn.pool.ntp.org</w:t>
-            </w:r>
-          </w:p>
-          <w:p>
-            <w:r>
-              <w:t xml:space="preserve">$ sudo hwclock </w:t>
+              <w:t xml:space="preserve">$ </w:t>
+            </w:r>
+            <w:proofErr w:type="spellStart"/>
+            <w:r>
+              <w:t>sudo</w:t>
+            </w:r>
+            <w:proofErr w:type="spellEnd"/>
+            <w:r>
+              <w:t xml:space="preserve"> </w:t>
+            </w:r>
+            <w:proofErr w:type="spellStart"/>
+            <w:r>
+              <w:t>ntpdate</w:t>
+            </w:r>
+            <w:proofErr w:type="spellEnd"/>
+            <w:r>
+              <w:t xml:space="preserve"> cn.pool.ntp.org</w:t>
+            </w:r>
+          </w:p>
+          <w:p>
+            <w:r>
+              <w:t xml:space="preserve">$ </w:t>
+            </w:r>
+            <w:proofErr w:type="spellStart"/>
+            <w:r>
+              <w:t>sudo</w:t>
+            </w:r>
+            <w:proofErr w:type="spellEnd"/>
+            <w:r>
+              <w:t xml:space="preserve"> </w:t>
+            </w:r>
+            <w:proofErr w:type="spellStart"/>
+            <w:r>
+              <w:t>hwclock</w:t>
+            </w:r>
+            <w:proofErr w:type="spellEnd"/>
+            <w:r>
+              <w:t xml:space="preserve"> </w:t>
             </w:r>
             <w:r>
               <w:t>–</w:t>
             </w:r>
+            <w:proofErr w:type="spellStart"/>
             <w:r>
               <w:t>systohc</w:t>
             </w:r>
+            <w:proofErr w:type="spellEnd"/>
           </w:p>
           <w:p>
             <w:pPr>
@@ -21172,8 +21824,30 @@
               <w:rPr>
                 <w:rFonts w:ascii="Times New Roman" w:hAnsi="Times New Roman" w:cs="Times New Roman"/>
               </w:rPr>
-              <w:t xml:space="preserve"> chmod +x *.sh</w:t>
-            </w:r>
+              <w:t xml:space="preserve"> </w:t>
+            </w:r>
+            <w:proofErr w:type="spellStart"/>
+            <w:r>
+              <w:rPr>
+                <w:rFonts w:ascii="Times New Roman" w:hAnsi="Times New Roman" w:cs="Times New Roman"/>
+              </w:rPr>
+              <w:t>chmod</w:t>
+            </w:r>
+            <w:proofErr w:type="spellEnd"/>
+            <w:r>
+              <w:rPr>
+                <w:rFonts w:ascii="Times New Roman" w:hAnsi="Times New Roman" w:cs="Times New Roman"/>
+              </w:rPr>
+              <w:t xml:space="preserve"> +x *.</w:t>
+            </w:r>
+            <w:proofErr w:type="spellStart"/>
+            <w:r>
+              <w:rPr>
+                <w:rFonts w:ascii="Times New Roman" w:hAnsi="Times New Roman" w:cs="Times New Roman"/>
+              </w:rPr>
+              <w:t>sh</w:t>
+            </w:r>
+            <w:proofErr w:type="spellEnd"/>
           </w:p>
           <w:p>
             <w:pPr>
@@ -21184,6 +21858,7 @@
                 <w:bCs/>
               </w:rPr>
             </w:pPr>
+            <w:proofErr w:type="gramStart"/>
             <w:r>
               <w:rPr>
                 <w:rFonts w:ascii="Times New Roman" w:hAnsi="Times New Roman" w:cs="Times New Roman" w:hint="eastAsia"/>
@@ -21202,9 +21877,18 @@
                 <w:b/>
                 <w:bCs/>
               </w:rPr>
-              <w:t>./</w:t>
-            </w:r>
-            <w:hyperlink r:id="rId160" w:anchor="file-config-sh" w:history="1">
+              <w:t>.</w:t>
+            </w:r>
+            <w:proofErr w:type="gramEnd"/>
+            <w:r>
+              <w:rPr>
+                <w:rFonts w:ascii="Times New Roman" w:hAnsi="Times New Roman" w:cs="Times New Roman"/>
+                <w:b/>
+                <w:bCs/>
+              </w:rPr>
+              <w:t>/</w:t>
+            </w:r>
+            <w:hyperlink r:id="rId152" w:anchor="file-config-sh" w:history="1">
               <w:r>
                 <w:rPr>
                   <w:rStyle w:val="a7"/>
@@ -21328,7 +22012,35 @@
         <w:rPr>
           <w:rFonts w:ascii="Times New Roman" w:hAnsi="Times New Roman" w:cs="Times New Roman"/>
         </w:rPr>
-        <w:t>CLI scp the contents to all machines including peers and orderers,</w:t>
+        <w:t xml:space="preserve">CLI </w:t>
+      </w:r>
+      <w:proofErr w:type="spellStart"/>
+      <w:r>
+        <w:rPr>
+          <w:rFonts w:ascii="Times New Roman" w:hAnsi="Times New Roman" w:cs="Times New Roman"/>
+        </w:rPr>
+        <w:t>scp</w:t>
+      </w:r>
+      <w:proofErr w:type="spellEnd"/>
+      <w:r>
+        <w:rPr>
+          <w:rFonts w:ascii="Times New Roman" w:hAnsi="Times New Roman" w:cs="Times New Roman"/>
+        </w:rPr>
+        <w:t xml:space="preserve"> the contents to all machines including peers and </w:t>
+      </w:r>
+      <w:proofErr w:type="spellStart"/>
+      <w:r>
+        <w:rPr>
+          <w:rFonts w:ascii="Times New Roman" w:hAnsi="Times New Roman" w:cs="Times New Roman"/>
+        </w:rPr>
+        <w:t>orderers</w:t>
+      </w:r>
+      <w:proofErr w:type="spellEnd"/>
+      <w:r>
+        <w:rPr>
+          <w:rFonts w:ascii="Times New Roman" w:hAnsi="Times New Roman" w:cs="Times New Roman"/>
+        </w:rPr>
+        <w:t>,</w:t>
       </w:r>
     </w:p>
     <w:tbl>
@@ -21373,6 +22085,7 @@
                 <w:bCs/>
               </w:rPr>
             </w:pPr>
+            <w:proofErr w:type="gramStart"/>
             <w:r>
               <w:rPr>
                 <w:rFonts w:ascii="Times New Roman" w:hAnsi="Times New Roman" w:cs="Times New Roman" w:hint="eastAsia"/>
@@ -21391,9 +22104,18 @@
                 <w:b/>
                 <w:bCs/>
               </w:rPr>
-              <w:t>./</w:t>
-            </w:r>
-            <w:hyperlink r:id="rId161" w:anchor="file-scp-sh" w:history="1">
+              <w:t>.</w:t>
+            </w:r>
+            <w:proofErr w:type="gramEnd"/>
+            <w:r>
+              <w:rPr>
+                <w:rFonts w:ascii="Times New Roman" w:hAnsi="Times New Roman" w:cs="Times New Roman"/>
+                <w:b/>
+                <w:bCs/>
+              </w:rPr>
+              <w:t>/</w:t>
+            </w:r>
+            <w:hyperlink r:id="rId153" w:anchor="file-scp-sh" w:history="1">
               <w:r>
                 <w:rPr>
                   <w:rStyle w:val="a7"/>
@@ -21513,11 +22235,19 @@
         </w:rPr>
         <w:t xml:space="preserve"> </w:t>
       </w:r>
-      <w:r>
-        <w:rPr>
-          <w:rFonts w:ascii="Times New Roman" w:hAnsi="Times New Roman" w:cs="Times New Roman"/>
-        </w:rPr>
-        <w:t>Orderers sets up the Docker container,</w:t>
+      <w:proofErr w:type="spellStart"/>
+      <w:r>
+        <w:rPr>
+          <w:rFonts w:ascii="Times New Roman" w:hAnsi="Times New Roman" w:cs="Times New Roman"/>
+        </w:rPr>
+        <w:t>Orderers</w:t>
+      </w:r>
+      <w:proofErr w:type="spellEnd"/>
+      <w:r>
+        <w:rPr>
+          <w:rFonts w:ascii="Times New Roman" w:hAnsi="Times New Roman" w:cs="Times New Roman"/>
+        </w:rPr>
+        <w:t xml:space="preserve"> sets up the Docker container,</w:t>
       </w:r>
     </w:p>
     <w:tbl>
@@ -21571,6 +22301,7 @@
                 <w:bCs/>
               </w:rPr>
             </w:pPr>
+            <w:proofErr w:type="gramStart"/>
             <w:r>
               <w:rPr>
                 <w:rFonts w:ascii="Times New Roman" w:hAnsi="Times New Roman" w:cs="Times New Roman" w:hint="eastAsia"/>
@@ -21589,9 +22320,18 @@
                 <w:b/>
                 <w:bCs/>
               </w:rPr>
-              <w:t>./</w:t>
-            </w:r>
-            <w:hyperlink r:id="rId162" w:anchor="file-orderer1-sh" w:history="1">
+              <w:t>.</w:t>
+            </w:r>
+            <w:proofErr w:type="gramEnd"/>
+            <w:r>
+              <w:rPr>
+                <w:rFonts w:ascii="Times New Roman" w:hAnsi="Times New Roman" w:cs="Times New Roman"/>
+                <w:b/>
+                <w:bCs/>
+              </w:rPr>
+              <w:t>/</w:t>
+            </w:r>
+            <w:hyperlink r:id="rId154" w:anchor="file-orderer1-sh" w:history="1">
               <w:r>
                 <w:rPr>
                   <w:rStyle w:val="a7"/>
@@ -21671,6 +22411,7 @@
                 <w:rFonts w:ascii="Times New Roman" w:hAnsi="Times New Roman" w:cs="Times New Roman"/>
               </w:rPr>
             </w:pPr>
+            <w:proofErr w:type="gramStart"/>
             <w:r>
               <w:rPr>
                 <w:rFonts w:ascii="Times New Roman" w:hAnsi="Times New Roman" w:cs="Times New Roman" w:hint="eastAsia"/>
@@ -21681,9 +22422,16 @@
               <w:rPr>
                 <w:rFonts w:ascii="Times New Roman" w:hAnsi="Times New Roman" w:cs="Times New Roman"/>
               </w:rPr>
-              <w:t xml:space="preserve"> ./</w:t>
-            </w:r>
-            <w:hyperlink r:id="rId163" w:anchor="file-orderer2-sh" w:history="1">
+              <w:t xml:space="preserve"> .</w:t>
+            </w:r>
+            <w:proofErr w:type="gramEnd"/>
+            <w:r>
+              <w:rPr>
+                <w:rFonts w:ascii="Times New Roman" w:hAnsi="Times New Roman" w:cs="Times New Roman"/>
+              </w:rPr>
+              <w:t>/</w:t>
+            </w:r>
+            <w:hyperlink r:id="rId155" w:anchor="file-orderer2-sh" w:history="1">
               <w:r>
                 <w:rPr>
                   <w:rStyle w:val="a7"/>
@@ -21708,6 +22456,7 @@
                 <w:rFonts w:ascii="Times New Roman" w:hAnsi="Times New Roman" w:cs="Times New Roman"/>
               </w:rPr>
             </w:pPr>
+            <w:proofErr w:type="gramStart"/>
             <w:r>
               <w:rPr>
                 <w:rFonts w:ascii="Times New Roman" w:hAnsi="Times New Roman" w:cs="Times New Roman" w:hint="eastAsia"/>
@@ -21718,9 +22467,16 @@
               <w:rPr>
                 <w:rFonts w:ascii="Times New Roman" w:hAnsi="Times New Roman" w:cs="Times New Roman"/>
               </w:rPr>
-              <w:t xml:space="preserve"> ./</w:t>
-            </w:r>
-            <w:hyperlink r:id="rId164" w:anchor="file-orderer3-sh" w:history="1">
+              <w:t xml:space="preserve"> .</w:t>
+            </w:r>
+            <w:proofErr w:type="gramEnd"/>
+            <w:r>
+              <w:rPr>
+                <w:rFonts w:ascii="Times New Roman" w:hAnsi="Times New Roman" w:cs="Times New Roman"/>
+              </w:rPr>
+              <w:t>/</w:t>
+            </w:r>
+            <w:hyperlink r:id="rId156" w:anchor="file-orderer3-sh" w:history="1">
               <w:r>
                 <w:rPr>
                   <w:rStyle w:val="a7"/>
@@ -21745,6 +22501,7 @@
                 <w:rFonts w:ascii="Times New Roman" w:hAnsi="Times New Roman" w:cs="Times New Roman"/>
               </w:rPr>
             </w:pPr>
+            <w:proofErr w:type="gramStart"/>
             <w:r>
               <w:rPr>
                 <w:rFonts w:ascii="Times New Roman" w:hAnsi="Times New Roman" w:cs="Times New Roman" w:hint="eastAsia"/>
@@ -21755,9 +22512,16 @@
               <w:rPr>
                 <w:rFonts w:ascii="Times New Roman" w:hAnsi="Times New Roman" w:cs="Times New Roman"/>
               </w:rPr>
-              <w:t xml:space="preserve"> ./</w:t>
-            </w:r>
-            <w:hyperlink r:id="rId165" w:anchor="file-orderer4-sh" w:history="1">
+              <w:t xml:space="preserve"> .</w:t>
+            </w:r>
+            <w:proofErr w:type="gramEnd"/>
+            <w:r>
+              <w:rPr>
+                <w:rFonts w:ascii="Times New Roman" w:hAnsi="Times New Roman" w:cs="Times New Roman"/>
+              </w:rPr>
+              <w:t>/</w:t>
+            </w:r>
+            <w:hyperlink r:id="rId157" w:anchor="file-orderer4-sh" w:history="1">
               <w:r>
                 <w:rPr>
                   <w:rStyle w:val="a7"/>
@@ -21782,6 +22546,7 @@
                 <w:rFonts w:ascii="Times New Roman" w:hAnsi="Times New Roman" w:cs="Times New Roman"/>
               </w:rPr>
             </w:pPr>
+            <w:proofErr w:type="gramStart"/>
             <w:r>
               <w:rPr>
                 <w:rFonts w:ascii="Times New Roman" w:hAnsi="Times New Roman" w:cs="Times New Roman" w:hint="eastAsia"/>
@@ -21792,9 +22557,16 @@
               <w:rPr>
                 <w:rFonts w:ascii="Times New Roman" w:hAnsi="Times New Roman" w:cs="Times New Roman"/>
               </w:rPr>
-              <w:t xml:space="preserve"> ./</w:t>
-            </w:r>
-            <w:hyperlink r:id="rId166" w:anchor="file-orderer5-sh" w:history="1">
+              <w:t xml:space="preserve"> .</w:t>
+            </w:r>
+            <w:proofErr w:type="gramEnd"/>
+            <w:r>
+              <w:rPr>
+                <w:rFonts w:ascii="Times New Roman" w:hAnsi="Times New Roman" w:cs="Times New Roman"/>
+              </w:rPr>
+              <w:t>/</w:t>
+            </w:r>
+            <w:hyperlink r:id="rId158" w:anchor="file-orderer5-sh" w:history="1">
               <w:r>
                 <w:rPr>
                   <w:rStyle w:val="a7"/>
@@ -21850,8 +22622,16 @@
               <w:rPr>
                 <w:rFonts w:ascii="Times New Roman" w:hAnsi="Times New Roman" w:cs="Times New Roman"/>
               </w:rPr>
-              <w:t xml:space="preserve"> docker ps</w:t>
-            </w:r>
+              <w:t xml:space="preserve"> docker </w:t>
+            </w:r>
+            <w:proofErr w:type="spellStart"/>
+            <w:r>
+              <w:rPr>
+                <w:rFonts w:ascii="Times New Roman" w:hAnsi="Times New Roman" w:cs="Times New Roman"/>
+              </w:rPr>
+              <w:t>ps</w:t>
+            </w:r>
+            <w:proofErr w:type="spellEnd"/>
           </w:p>
           <w:p>
             <w:pPr>
@@ -22016,6 +22796,7 @@
                 <w:color w:val="7030A0"/>
               </w:rPr>
             </w:pPr>
+            <w:proofErr w:type="gramStart"/>
             <w:r>
               <w:rPr>
                 <w:rFonts w:ascii="Times New Roman" w:hAnsi="Times New Roman" w:cs="Times New Roman" w:hint="eastAsia"/>
@@ -22026,9 +22807,16 @@
               <w:rPr>
                 <w:rFonts w:ascii="Times New Roman" w:hAnsi="Times New Roman" w:cs="Times New Roman"/>
               </w:rPr>
-              <w:t xml:space="preserve"> ./</w:t>
-            </w:r>
-            <w:hyperlink r:id="rId167" w:anchor="file-peer1-sh" w:history="1">
+              <w:t xml:space="preserve"> .</w:t>
+            </w:r>
+            <w:proofErr w:type="gramEnd"/>
+            <w:r>
+              <w:rPr>
+                <w:rFonts w:ascii="Times New Roman" w:hAnsi="Times New Roman" w:cs="Times New Roman"/>
+              </w:rPr>
+              <w:t>/</w:t>
+            </w:r>
+            <w:hyperlink r:id="rId159" w:anchor="file-peer1-sh" w:history="1">
               <w:r>
                 <w:rPr>
                   <w:rStyle w:val="a7"/>
@@ -22149,8 +22937,16 @@
               <w:rPr>
                 <w:rFonts w:ascii="Times New Roman" w:hAnsi="Times New Roman" w:cs="Times New Roman"/>
               </w:rPr>
-              <w:t xml:space="preserve"> docker ps</w:t>
-            </w:r>
+              <w:t xml:space="preserve"> docker </w:t>
+            </w:r>
+            <w:proofErr w:type="spellStart"/>
+            <w:r>
+              <w:rPr>
+                <w:rFonts w:ascii="Times New Roman" w:hAnsi="Times New Roman" w:cs="Times New Roman"/>
+              </w:rPr>
+              <w:t>ps</w:t>
+            </w:r>
+            <w:proofErr w:type="spellEnd"/>
           </w:p>
           <w:p>
             <w:pPr>
@@ -22359,6 +23155,7 @@
                 <w:u w:val="single"/>
               </w:rPr>
             </w:pPr>
+            <w:proofErr w:type="gramStart"/>
             <w:r>
               <w:rPr>
                 <w:rFonts w:ascii="Times New Roman" w:hAnsi="Times New Roman" w:cs="Times New Roman" w:hint="eastAsia"/>
@@ -22369,9 +23166,16 @@
               <w:rPr>
                 <w:rFonts w:ascii="Times New Roman" w:hAnsi="Times New Roman" w:cs="Times New Roman"/>
               </w:rPr>
-              <w:t xml:space="preserve"> ./</w:t>
-            </w:r>
-            <w:hyperlink r:id="rId168" w:history="1">
+              <w:t xml:space="preserve"> .</w:t>
+            </w:r>
+            <w:proofErr w:type="gramEnd"/>
+            <w:r>
+              <w:rPr>
+                <w:rFonts w:ascii="Times New Roman" w:hAnsi="Times New Roman" w:cs="Times New Roman"/>
+              </w:rPr>
+              <w:t>/</w:t>
+            </w:r>
+            <w:hyperlink r:id="rId160" w:history="1">
               <w:r>
                 <w:rPr>
                   <w:rStyle w:val="a7"/>
@@ -22401,6 +23205,7 @@
                 <w:u w:val="single"/>
               </w:rPr>
             </w:pPr>
+            <w:proofErr w:type="gramStart"/>
             <w:r>
               <w:rPr>
                 <w:rFonts w:ascii="Times New Roman" w:hAnsi="Times New Roman" w:cs="Times New Roman" w:hint="eastAsia"/>
@@ -22411,9 +23216,16 @@
               <w:rPr>
                 <w:rFonts w:ascii="Times New Roman" w:hAnsi="Times New Roman" w:cs="Times New Roman"/>
               </w:rPr>
-              <w:t xml:space="preserve"> ./</w:t>
-            </w:r>
-            <w:hyperlink r:id="rId169" w:history="1">
+              <w:t xml:space="preserve"> .</w:t>
+            </w:r>
+            <w:proofErr w:type="gramEnd"/>
+            <w:r>
+              <w:rPr>
+                <w:rFonts w:ascii="Times New Roman" w:hAnsi="Times New Roman" w:cs="Times New Roman"/>
+              </w:rPr>
+              <w:t>/</w:t>
+            </w:r>
+            <w:hyperlink r:id="rId161" w:history="1">
               <w:r>
                 <w:rPr>
                   <w:rStyle w:val="a7"/>
@@ -22443,6 +23255,7 @@
                 <w:u w:val="single"/>
               </w:rPr>
             </w:pPr>
+            <w:proofErr w:type="gramStart"/>
             <w:r>
               <w:rPr>
                 <w:rFonts w:ascii="Times New Roman" w:hAnsi="Times New Roman" w:cs="Times New Roman" w:hint="eastAsia"/>
@@ -22453,9 +23266,16 @@
               <w:rPr>
                 <w:rFonts w:ascii="Times New Roman" w:hAnsi="Times New Roman" w:cs="Times New Roman"/>
               </w:rPr>
-              <w:t xml:space="preserve"> ./</w:t>
-            </w:r>
-            <w:hyperlink r:id="rId170" w:history="1">
+              <w:t xml:space="preserve"> .</w:t>
+            </w:r>
+            <w:proofErr w:type="gramEnd"/>
+            <w:r>
+              <w:rPr>
+                <w:rFonts w:ascii="Times New Roman" w:hAnsi="Times New Roman" w:cs="Times New Roman"/>
+              </w:rPr>
+              <w:t>/</w:t>
+            </w:r>
+            <w:hyperlink r:id="rId162" w:history="1">
               <w:r>
                 <w:rPr>
                   <w:rStyle w:val="a7"/>
@@ -22485,6 +23305,7 @@
                 <w:u w:val="single"/>
               </w:rPr>
             </w:pPr>
+            <w:proofErr w:type="gramStart"/>
             <w:r>
               <w:rPr>
                 <w:rFonts w:ascii="Times New Roman" w:hAnsi="Times New Roman" w:cs="Times New Roman" w:hint="eastAsia"/>
@@ -22495,9 +23316,16 @@
               <w:rPr>
                 <w:rFonts w:ascii="Times New Roman" w:hAnsi="Times New Roman" w:cs="Times New Roman"/>
               </w:rPr>
-              <w:t xml:space="preserve"> ./</w:t>
-            </w:r>
-            <w:hyperlink r:id="rId171" w:history="1">
+              <w:t xml:space="preserve"> .</w:t>
+            </w:r>
+            <w:proofErr w:type="gramEnd"/>
+            <w:r>
+              <w:rPr>
+                <w:rFonts w:ascii="Times New Roman" w:hAnsi="Times New Roman" w:cs="Times New Roman"/>
+              </w:rPr>
+              <w:t>/</w:t>
+            </w:r>
+            <w:hyperlink r:id="rId163" w:history="1">
               <w:r>
                 <w:rPr>
                   <w:rStyle w:val="a7"/>
@@ -22595,8 +23423,16 @@
               <w:rPr>
                 <w:rFonts w:ascii="Times New Roman" w:hAnsi="Times New Roman" w:cs="Times New Roman"/>
               </w:rPr>
-              <w:t xml:space="preserve"> docker ps</w:t>
-            </w:r>
+              <w:t xml:space="preserve"> docker </w:t>
+            </w:r>
+            <w:proofErr w:type="spellStart"/>
+            <w:r>
+              <w:rPr>
+                <w:rFonts w:ascii="Times New Roman" w:hAnsi="Times New Roman" w:cs="Times New Roman"/>
+              </w:rPr>
+              <w:t>ps</w:t>
+            </w:r>
+            <w:proofErr w:type="spellEnd"/>
           </w:p>
           <w:p>
             <w:pPr>
@@ -22683,6 +23519,7 @@
           <w:b/>
           <w:bCs/>
         </w:rPr>
+        <w:lastRenderedPageBreak/>
         <w:t>Step</w:t>
       </w:r>
       <w:r>
@@ -22772,6 +23609,7 @@
                 <w:rFonts w:ascii="Times New Roman" w:hAnsi="Times New Roman" w:cs="Times New Roman"/>
               </w:rPr>
             </w:pPr>
+            <w:proofErr w:type="gramStart"/>
             <w:r>
               <w:rPr>
                 <w:rFonts w:ascii="Times New Roman" w:hAnsi="Times New Roman" w:cs="Times New Roman" w:hint="eastAsia"/>
@@ -22782,9 +23620,16 @@
               <w:rPr>
                 <w:rFonts w:ascii="Times New Roman" w:hAnsi="Times New Roman" w:cs="Times New Roman"/>
               </w:rPr>
-              <w:t xml:space="preserve"> ./</w:t>
-            </w:r>
-            <w:hyperlink r:id="rId172" w:history="1">
+              <w:t xml:space="preserve"> .</w:t>
+            </w:r>
+            <w:proofErr w:type="gramEnd"/>
+            <w:r>
+              <w:rPr>
+                <w:rFonts w:ascii="Times New Roman" w:hAnsi="Times New Roman" w:cs="Times New Roman"/>
+              </w:rPr>
+              <w:t>/</w:t>
+            </w:r>
+            <w:hyperlink r:id="rId164" w:history="1">
               <w:r>
                 <w:rPr>
                   <w:rStyle w:val="a7"/>
@@ -22874,8 +23719,16 @@
               <w:rPr>
                 <w:rFonts w:ascii="Times New Roman" w:hAnsi="Times New Roman" w:cs="Times New Roman"/>
               </w:rPr>
-              <w:t xml:space="preserve"> docker ps</w:t>
-            </w:r>
+              <w:t xml:space="preserve"> docker </w:t>
+            </w:r>
+            <w:proofErr w:type="spellStart"/>
+            <w:r>
+              <w:rPr>
+                <w:rFonts w:ascii="Times New Roman" w:hAnsi="Times New Roman" w:cs="Times New Roman"/>
+              </w:rPr>
+              <w:t>ps</w:t>
+            </w:r>
+            <w:proofErr w:type="spellEnd"/>
           </w:p>
           <w:p>
             <w:pPr>
@@ -23040,7 +23893,37 @@
         <w:rPr>
           <w:rFonts w:ascii="Times New Roman" w:hAnsi="Times New Roman" w:cs="Times New Roman"/>
         </w:rPr>
-        <w:t xml:space="preserve"> (of peer0.org1) connects to Peer0.org1.example.com:7051, creates a channel.block, and then all peers join the channel.block, </w:t>
+        <w:t xml:space="preserve"> (of peer0.org1) connects to Peer0.org1.example.com:7051, creates a </w:t>
+      </w:r>
+      <w:proofErr w:type="spellStart"/>
+      <w:proofErr w:type="gramStart"/>
+      <w:r>
+        <w:rPr>
+          <w:rFonts w:ascii="Times New Roman" w:hAnsi="Times New Roman" w:cs="Times New Roman"/>
+        </w:rPr>
+        <w:t>channel.block</w:t>
+      </w:r>
+      <w:proofErr w:type="spellEnd"/>
+      <w:proofErr w:type="gramEnd"/>
+      <w:r>
+        <w:rPr>
+          <w:rFonts w:ascii="Times New Roman" w:hAnsi="Times New Roman" w:cs="Times New Roman"/>
+        </w:rPr>
+        <w:t xml:space="preserve">, and then all peers join the </w:t>
+      </w:r>
+      <w:proofErr w:type="spellStart"/>
+      <w:r>
+        <w:rPr>
+          <w:rFonts w:ascii="Times New Roman" w:hAnsi="Times New Roman" w:cs="Times New Roman"/>
+        </w:rPr>
+        <w:t>channel.block</w:t>
+      </w:r>
+      <w:proofErr w:type="spellEnd"/>
+      <w:r>
+        <w:rPr>
+          <w:rFonts w:ascii="Times New Roman" w:hAnsi="Times New Roman" w:cs="Times New Roman"/>
+        </w:rPr>
+        <w:t xml:space="preserve">, </w:t>
       </w:r>
     </w:p>
     <w:tbl>
@@ -23074,6 +23957,7 @@
               </w:rPr>
               <w:t xml:space="preserve">// </w:t>
             </w:r>
+            <w:proofErr w:type="gramStart"/>
             <w:r>
               <w:rPr>
                 <w:rFonts w:asciiTheme="minorHAnsi" w:hAnsiTheme="minorHAnsi" w:cstheme="minorHAnsi"/>
@@ -23082,6 +23966,7 @@
               </w:rPr>
               <w:t>CLI  goes</w:t>
             </w:r>
+            <w:proofErr w:type="gramEnd"/>
             <w:r>
               <w:rPr>
                 <w:rFonts w:asciiTheme="minorHAnsi" w:hAnsiTheme="minorHAnsi" w:cstheme="minorHAnsi"/>
@@ -23155,17 +24040,34 @@
                 <w:szCs w:val="22"/>
               </w:rPr>
               <w:br/>
-              <w:t xml:space="preserve"># </w:t>
-            </w:r>
+            </w:r>
+            <w:proofErr w:type="gramStart"/>
             <w:r>
               <w:rPr>
                 <w:rFonts w:asciiTheme="minorHAnsi" w:hAnsiTheme="minorHAnsi" w:cstheme="minorHAnsi"/>
                 <w:sz w:val="22"/>
                 <w:szCs w:val="22"/>
               </w:rPr>
-              <w:t>./</w:t>
-            </w:r>
-            <w:hyperlink r:id="rId173" w:history="1">
+              <w:t xml:space="preserve"># </w:t>
+            </w:r>
+            <w:r>
+              <w:rPr>
+                <w:rFonts w:asciiTheme="minorHAnsi" w:hAnsiTheme="minorHAnsi" w:cstheme="minorHAnsi"/>
+                <w:sz w:val="22"/>
+                <w:szCs w:val="22"/>
+              </w:rPr>
+              <w:t>.</w:t>
+            </w:r>
+            <w:proofErr w:type="gramEnd"/>
+            <w:r>
+              <w:rPr>
+                <w:rFonts w:asciiTheme="minorHAnsi" w:hAnsiTheme="minorHAnsi" w:cstheme="minorHAnsi"/>
+                <w:sz w:val="22"/>
+                <w:szCs w:val="22"/>
+              </w:rPr>
+              <w:t>/</w:t>
+            </w:r>
+            <w:hyperlink r:id="rId165" w:history="1">
               <w:r>
                 <w:rPr>
                   <w:rStyle w:val="a7"/>
@@ -23285,6 +24187,7 @@
                 <w:szCs w:val="22"/>
               </w:rPr>
             </w:pPr>
+            <w:proofErr w:type="gramStart"/>
             <w:r>
               <w:rPr>
                 <w:rFonts w:asciiTheme="minorHAnsi" w:hAnsiTheme="minorHAnsi" w:cstheme="minorHAnsi"/>
@@ -23299,9 +24202,18 @@
                 <w:sz w:val="22"/>
                 <w:szCs w:val="22"/>
               </w:rPr>
-              <w:t>./</w:t>
-            </w:r>
-            <w:hyperlink r:id="rId174" w:history="1">
+              <w:t>.</w:t>
+            </w:r>
+            <w:proofErr w:type="gramEnd"/>
+            <w:r>
+              <w:rPr>
+                <w:rFonts w:asciiTheme="minorHAnsi" w:hAnsiTheme="minorHAnsi" w:cstheme="minorHAnsi"/>
+                <w:sz w:val="22"/>
+                <w:szCs w:val="22"/>
+              </w:rPr>
+              <w:t>/</w:t>
+            </w:r>
+            <w:hyperlink r:id="rId166" w:history="1">
               <w:r>
                 <w:rPr>
                   <w:rStyle w:val="a7"/>
@@ -23338,8 +24250,18 @@
                 <w:sz w:val="22"/>
                 <w:szCs w:val="22"/>
               </w:rPr>
-              <w:t>All peers join the chaincode</w:t>
-            </w:r>
+              <w:t xml:space="preserve">All peers join the </w:t>
+            </w:r>
+            <w:proofErr w:type="spellStart"/>
+            <w:r>
+              <w:rPr>
+                <w:rFonts w:asciiTheme="minorHAnsi" w:hAnsiTheme="minorHAnsi" w:cstheme="minorHAnsi"/>
+                <w:sz w:val="22"/>
+                <w:szCs w:val="22"/>
+              </w:rPr>
+              <w:t>chaincode</w:t>
+            </w:r>
+            <w:proofErr w:type="spellEnd"/>
           </w:p>
           <w:p>
             <w:pPr>
@@ -23529,7 +24451,21 @@
         <w:rPr>
           <w:bCs/>
         </w:rPr>
-        <w:t>the Node.js SDK folder and tls, wallet, and workload files for all peers,</w:t>
+        <w:t xml:space="preserve">the Node.js SDK folder and </w:t>
+      </w:r>
+      <w:proofErr w:type="spellStart"/>
+      <w:r>
+        <w:rPr>
+          <w:bCs/>
+        </w:rPr>
+        <w:t>tls</w:t>
+      </w:r>
+      <w:proofErr w:type="spellEnd"/>
+      <w:r>
+        <w:rPr>
+          <w:bCs/>
+        </w:rPr>
+        <w:t>, wallet, and workload files for all peers,</w:t>
       </w:r>
     </w:p>
     <w:tbl>
@@ -23563,8 +24499,16 @@
               <w:rPr>
                 <w:bCs/>
               </w:rPr>
-              <w:t xml:space="preserve"> exit</w:t>
-            </w:r>
+              <w:t xml:space="preserve"> </w:t>
+            </w:r>
+            <w:proofErr w:type="gramStart"/>
+            <w:r>
+              <w:rPr>
+                <w:bCs/>
+              </w:rPr>
+              <w:t>exit</w:t>
+            </w:r>
+            <w:proofErr w:type="gramEnd"/>
           </w:p>
           <w:p>
             <w:pPr>
@@ -23585,16 +24529,24 @@
               </w:rPr>
               <w:t xml:space="preserve"> </w:t>
             </w:r>
+            <w:proofErr w:type="spellStart"/>
             <w:r>
               <w:rPr>
                 <w:rFonts w:cstheme="minorHAnsi"/>
               </w:rPr>
-              <w:t xml:space="preserve">mkdir -p </w:t>
-            </w:r>
+              <w:t>mkdir</w:t>
+            </w:r>
+            <w:proofErr w:type="spellEnd"/>
             <w:r>
               <w:rPr>
                 <w:rFonts w:cstheme="minorHAnsi"/>
               </w:rPr>
+              <w:t xml:space="preserve"> -p </w:t>
+            </w:r>
+            <w:r>
+              <w:rPr>
+                <w:rFonts w:cstheme="minorHAnsi"/>
+              </w:rPr>
               <w:t>$HOME</w:t>
             </w:r>
             <w:r>
@@ -23614,31 +24566,67 @@
               <w:rPr>
                 <w:rFonts w:cstheme="minorHAnsi"/>
               </w:rPr>
-              <w:t>$ mkdir -p</w:t>
-            </w:r>
+              <w:t xml:space="preserve">$ </w:t>
+            </w:r>
+            <w:proofErr w:type="spellStart"/>
             <w:r>
               <w:rPr>
                 <w:rFonts w:cstheme="minorHAnsi"/>
               </w:rPr>
+              <w:t>mkdir</w:t>
+            </w:r>
+            <w:proofErr w:type="spellEnd"/>
+            <w:r>
+              <w:rPr>
+                <w:rFonts w:cstheme="minorHAnsi"/>
+              </w:rPr>
+              <w:t xml:space="preserve"> -p</w:t>
+            </w:r>
+            <w:r>
+              <w:rPr>
+                <w:rFonts w:cstheme="minorHAnsi"/>
+              </w:rPr>
               <w:t xml:space="preserve"> $HOME</w:t>
             </w:r>
             <w:r>
               <w:rPr>
                 <w:rFonts w:cstheme="minorHAnsi"/>
               </w:rPr>
-              <w:t>/fabric-samples/demo-first/workload/tls</w:t>
-            </w:r>
+              <w:t>/fabric-samples/demo-first/workload/</w:t>
+            </w:r>
+            <w:proofErr w:type="spellStart"/>
             <w:r>
               <w:rPr>
                 <w:rFonts w:cstheme="minorHAnsi"/>
               </w:rPr>
+              <w:t>tls</w:t>
+            </w:r>
+            <w:proofErr w:type="spellEnd"/>
+            <w:r>
+              <w:rPr>
+                <w:rFonts w:cstheme="minorHAnsi"/>
+              </w:rPr>
               <w:br/>
-              <w:t xml:space="preserve">$ mkdir -p </w:t>
-            </w:r>
+              <w:t xml:space="preserve">$ </w:t>
+            </w:r>
+            <w:proofErr w:type="spellStart"/>
             <w:r>
               <w:rPr>
                 <w:rFonts w:cstheme="minorHAnsi"/>
               </w:rPr>
+              <w:t>mkdir</w:t>
+            </w:r>
+            <w:proofErr w:type="spellEnd"/>
+            <w:r>
+              <w:rPr>
+                <w:rFonts w:cstheme="minorHAnsi"/>
+              </w:rPr>
+              <w:t xml:space="preserve"> -p </w:t>
+            </w:r>
+            <w:r>
+              <w:rPr>
+                <w:rFonts w:cstheme="minorHAnsi"/>
+              </w:rPr>
               <w:t>$HOME</w:t>
             </w:r>
             <w:r>
@@ -23658,12 +24646,26 @@
               <w:rPr>
                 <w:rFonts w:cstheme="minorHAnsi"/>
               </w:rPr>
-              <w:t xml:space="preserve">$ mkdir -p </w:t>
-            </w:r>
+              <w:t xml:space="preserve">$ </w:t>
+            </w:r>
+            <w:proofErr w:type="spellStart"/>
             <w:r>
               <w:rPr>
                 <w:rFonts w:cstheme="minorHAnsi"/>
               </w:rPr>
+              <w:t>mkdir</w:t>
+            </w:r>
+            <w:proofErr w:type="spellEnd"/>
+            <w:r>
+              <w:rPr>
+                <w:rFonts w:cstheme="minorHAnsi"/>
+              </w:rPr>
+              <w:t xml:space="preserve"> -p </w:t>
+            </w:r>
+            <w:r>
+              <w:rPr>
+                <w:rFonts w:cstheme="minorHAnsi"/>
+              </w:rPr>
               <w:t>$HOME</w:t>
             </w:r>
             <w:r>
@@ -23709,8 +24711,16 @@
               <w:rPr>
                 <w:bCs/>
               </w:rPr>
-              <w:t>$HOME/fabric-samples/demo-first/workload/tls</w:t>
-            </w:r>
+              <w:t>$HOME/fabric-samples/demo-first/workload/</w:t>
+            </w:r>
+            <w:proofErr w:type="spellStart"/>
+            <w:r>
+              <w:rPr>
+                <w:bCs/>
+              </w:rPr>
+              <w:t>tls</w:t>
+            </w:r>
+            <w:proofErr w:type="spellEnd"/>
           </w:p>
           <w:p>
             <w:pPr>
@@ -23731,7 +24741,7 @@
               </w:rPr>
               <w:t xml:space="preserve"> vi </w:t>
             </w:r>
-            <w:hyperlink r:id="rId175" w:anchor="file-read_pem-py" w:history="1">
+            <w:hyperlink r:id="rId167" w:anchor="file-read_pem-py" w:history="1">
               <w:r>
                 <w:rPr>
                   <w:rStyle w:val="a7"/>
@@ -23760,7 +24770,7 @@
               </w:rPr>
               <w:t xml:space="preserve"> vi </w:t>
             </w:r>
-            <w:hyperlink r:id="rId176" w:anchor="file-prepare_tls_peer0_org1-sh" w:history="1">
+            <w:hyperlink r:id="rId168" w:anchor="file-prepare_tls_peer0_org1-sh" w:history="1">
               <w:r>
                 <w:rPr>
                   <w:rStyle w:val="a7"/>
@@ -23790,7 +24800,7 @@
               </w:rPr>
               <w:t xml:space="preserve"> vi </w:t>
             </w:r>
-            <w:hyperlink r:id="rId177" w:anchor="file-prepare_tls_peer0_org2-sh" w:history="1">
+            <w:hyperlink r:id="rId169" w:anchor="file-prepare_tls_peer0_org2-sh" w:history="1">
               <w:r>
                 <w:rPr>
                   <w:rStyle w:val="a7"/>
@@ -23810,7 +24820,7 @@
             <w:r>
               <w:t xml:space="preserve"> vi </w:t>
             </w:r>
-            <w:hyperlink r:id="rId178" w:history="1">
+            <w:hyperlink r:id="rId170" w:history="1">
               <w:r>
                 <w:rPr>
                   <w:rStyle w:val="a7"/>
@@ -23829,7 +24839,7 @@
             <w:r>
               <w:t xml:space="preserve"> vi </w:t>
             </w:r>
-            <w:hyperlink r:id="rId179" w:history="1">
+            <w:hyperlink r:id="rId171" w:history="1">
               <w:r>
                 <w:rPr>
                   <w:rStyle w:val="a7"/>
@@ -23848,7 +24858,7 @@
             <w:r>
               <w:t xml:space="preserve"> vi </w:t>
             </w:r>
-            <w:hyperlink r:id="rId180" w:history="1">
+            <w:hyperlink r:id="rId172" w:history="1">
               <w:r>
                 <w:rPr>
                   <w:rStyle w:val="a7"/>
@@ -23863,6 +24873,7 @@
                 <w:bCs/>
               </w:rPr>
             </w:pPr>
+            <w:proofErr w:type="gramStart"/>
             <w:r>
               <w:rPr>
                 <w:rFonts w:hint="eastAsia"/>
@@ -23874,9 +24885,16 @@
               <w:rPr>
                 <w:bCs/>
               </w:rPr>
-              <w:t xml:space="preserve"> ./</w:t>
-            </w:r>
-            <w:hyperlink r:id="rId181" w:history="1">
+              <w:t xml:space="preserve"> .</w:t>
+            </w:r>
+            <w:proofErr w:type="gramEnd"/>
+            <w:r>
+              <w:rPr>
+                <w:bCs/>
+              </w:rPr>
+              <w:t>/</w:t>
+            </w:r>
+            <w:hyperlink r:id="rId173" w:history="1">
               <w:r>
                 <w:rPr>
                   <w:rStyle w:val="a7"/>
@@ -23994,7 +25012,7 @@
               </w:rPr>
               <w:t xml:space="preserve"> vi </w:t>
             </w:r>
-            <w:hyperlink r:id="rId182" w:anchor="file-prepare_wallet_user1_org1-py" w:history="1">
+            <w:hyperlink r:id="rId174" w:anchor="file-prepare_wallet_user1_org1-py" w:history="1">
               <w:r>
                 <w:rPr>
                   <w:rStyle w:val="a7"/>
@@ -24024,7 +25042,7 @@
               </w:rPr>
               <w:t xml:space="preserve"> vi </w:t>
             </w:r>
-            <w:hyperlink r:id="rId183" w:anchor="file-prepare_wallet_user1_org2-py" w:history="1">
+            <w:hyperlink r:id="rId175" w:anchor="file-prepare_wallet_user1_org2-py" w:history="1">
               <w:r>
                 <w:rPr>
                   <w:rStyle w:val="a7"/>
@@ -24045,7 +25063,7 @@
             <w:r>
               <w:t xml:space="preserve"> vi </w:t>
             </w:r>
-            <w:hyperlink r:id="rId184" w:history="1">
+            <w:hyperlink r:id="rId176" w:history="1">
               <w:r>
                 <w:rPr>
                   <w:rStyle w:val="a7"/>
@@ -24073,7 +25091,7 @@
               </w:rPr>
               <w:t xml:space="preserve"> vi </w:t>
             </w:r>
-            <w:hyperlink r:id="rId185" w:history="1">
+            <w:hyperlink r:id="rId177" w:history="1">
               <w:r>
                 <w:rPr>
                   <w:rStyle w:val="a7"/>
@@ -24103,7 +25121,7 @@
               </w:rPr>
               <w:t xml:space="preserve"> vi </w:t>
             </w:r>
-            <w:hyperlink r:id="rId186" w:history="1">
+            <w:hyperlink r:id="rId178" w:history="1">
               <w:r>
                 <w:rPr>
                   <w:rStyle w:val="a7"/>
@@ -24119,6 +25137,7 @@
                 <w:bCs/>
               </w:rPr>
             </w:pPr>
+            <w:proofErr w:type="gramStart"/>
             <w:r>
               <w:rPr>
                 <w:rFonts w:hint="eastAsia"/>
@@ -24136,9 +25155,16 @@
               <w:rPr>
                 <w:bCs/>
               </w:rPr>
-              <w:t>./</w:t>
-            </w:r>
-            <w:hyperlink r:id="rId187" w:history="1">
+              <w:t>.</w:t>
+            </w:r>
+            <w:proofErr w:type="gramEnd"/>
+            <w:r>
+              <w:rPr>
+                <w:bCs/>
+              </w:rPr>
+              <w:t>/</w:t>
+            </w:r>
+            <w:hyperlink r:id="rId179" w:history="1">
               <w:r>
                 <w:rPr>
                   <w:rStyle w:val="a7"/>
@@ -24185,7 +25211,21 @@
               <w:rPr>
                 <w:bCs/>
               </w:rPr>
-              <w:t xml:space="preserve"> mkdir </w:t>
+              <w:t xml:space="preserve"> </w:t>
+            </w:r>
+            <w:proofErr w:type="spellStart"/>
+            <w:r>
+              <w:rPr>
+                <w:bCs/>
+              </w:rPr>
+              <w:t>mkdir</w:t>
+            </w:r>
+            <w:proofErr w:type="spellEnd"/>
+            <w:r>
+              <w:rPr>
+                <w:bCs/>
+              </w:rPr>
+              <w:t xml:space="preserve"> </w:t>
             </w:r>
             <w:r>
               <w:rPr>
@@ -24211,7 +25251,21 @@
               <w:rPr>
                 <w:bCs/>
               </w:rPr>
-              <w:t xml:space="preserve"> mkdir </w:t>
+              <w:t xml:space="preserve"> </w:t>
+            </w:r>
+            <w:proofErr w:type="spellStart"/>
+            <w:r>
+              <w:rPr>
+                <w:bCs/>
+              </w:rPr>
+              <w:t>mkdir</w:t>
+            </w:r>
+            <w:proofErr w:type="spellEnd"/>
+            <w:r>
+              <w:rPr>
+                <w:bCs/>
+              </w:rPr>
+              <w:t xml:space="preserve"> </w:t>
             </w:r>
             <w:r>
               <w:rPr>
@@ -24243,7 +25297,21 @@
               <w:rPr>
                 <w:bCs/>
               </w:rPr>
-              <w:t xml:space="preserve"> mkdir </w:t>
+              <w:t xml:space="preserve"> </w:t>
+            </w:r>
+            <w:proofErr w:type="spellStart"/>
+            <w:r>
+              <w:rPr>
+                <w:bCs/>
+              </w:rPr>
+              <w:t>mkdir</w:t>
+            </w:r>
+            <w:proofErr w:type="spellEnd"/>
+            <w:r>
+              <w:rPr>
+                <w:bCs/>
+              </w:rPr>
+              <w:t xml:space="preserve"> </w:t>
             </w:r>
             <w:r>
               <w:rPr>
@@ -24275,7 +25343,21 @@
               <w:rPr>
                 <w:bCs/>
               </w:rPr>
-              <w:t xml:space="preserve"> mkdir </w:t>
+              <w:t xml:space="preserve"> </w:t>
+            </w:r>
+            <w:proofErr w:type="spellStart"/>
+            <w:r>
+              <w:rPr>
+                <w:bCs/>
+              </w:rPr>
+              <w:t>mkdir</w:t>
+            </w:r>
+            <w:proofErr w:type="spellEnd"/>
+            <w:r>
+              <w:rPr>
+                <w:bCs/>
+              </w:rPr>
+              <w:t xml:space="preserve"> </w:t>
             </w:r>
             <w:r>
               <w:rPr>
@@ -24307,7 +25389,21 @@
               <w:rPr>
                 <w:bCs/>
               </w:rPr>
-              <w:t xml:space="preserve"> mkdir </w:t>
+              <w:t xml:space="preserve"> </w:t>
+            </w:r>
+            <w:proofErr w:type="spellStart"/>
+            <w:r>
+              <w:rPr>
+                <w:bCs/>
+              </w:rPr>
+              <w:t>mkdir</w:t>
+            </w:r>
+            <w:proofErr w:type="spellEnd"/>
+            <w:r>
+              <w:rPr>
+                <w:bCs/>
+              </w:rPr>
+              <w:t xml:space="preserve"> </w:t>
             </w:r>
             <w:r>
               <w:rPr>
@@ -24341,7 +25437,7 @@
               </w:rPr>
               <w:t xml:space="preserve"> vi </w:t>
             </w:r>
-            <w:hyperlink r:id="rId188" w:anchor="file-invoke-js" w:history="1">
+            <w:hyperlink r:id="rId180" w:anchor="file-invoke-js" w:history="1">
               <w:r>
                 <w:rPr>
                   <w:rStyle w:val="a7"/>
@@ -24370,7 +25466,7 @@
               </w:rPr>
               <w:t xml:space="preserve"> vi </w:t>
             </w:r>
-            <w:hyperlink r:id="rId189" w:anchor="file-prepare_sdk_peer0_org1-sh" w:history="1">
+            <w:hyperlink r:id="rId181" w:anchor="file-prepare_sdk_peer0_org1-sh" w:history="1">
               <w:r>
                 <w:rPr>
                   <w:rStyle w:val="a7"/>
@@ -24400,7 +25496,7 @@
               </w:rPr>
               <w:t xml:space="preserve"> vi </w:t>
             </w:r>
-            <w:hyperlink r:id="rId190" w:anchor="file-prepare_sdk_peer0_org2-sh" w:history="1">
+            <w:hyperlink r:id="rId182" w:anchor="file-prepare_sdk_peer0_org2-sh" w:history="1">
               <w:r>
                 <w:rPr>
                   <w:rStyle w:val="a7"/>
@@ -24429,7 +25525,7 @@
               </w:rPr>
               <w:t xml:space="preserve"> vi </w:t>
             </w:r>
-            <w:hyperlink r:id="rId191" w:history="1">
+            <w:hyperlink r:id="rId183" w:history="1">
               <w:r>
                 <w:rPr>
                   <w:rStyle w:val="a7"/>
@@ -24458,7 +25554,7 @@
               </w:rPr>
               <w:t xml:space="preserve"> vi </w:t>
             </w:r>
-            <w:hyperlink r:id="rId192" w:history="1">
+            <w:hyperlink r:id="rId184" w:history="1">
               <w:r>
                 <w:rPr>
                   <w:rStyle w:val="a7"/>
@@ -24487,7 +25583,7 @@
               </w:rPr>
               <w:t xml:space="preserve"> vi </w:t>
             </w:r>
-            <w:hyperlink r:id="rId193" w:history="1">
+            <w:hyperlink r:id="rId185" w:history="1">
               <w:r>
                 <w:rPr>
                   <w:rStyle w:val="a7"/>
@@ -24503,6 +25599,7 @@
                 <w:bCs/>
               </w:rPr>
             </w:pPr>
+            <w:proofErr w:type="gramStart"/>
             <w:r>
               <w:rPr>
                 <w:rFonts w:hint="eastAsia"/>
@@ -24514,9 +25611,16 @@
               <w:rPr>
                 <w:bCs/>
               </w:rPr>
-              <w:t xml:space="preserve"> ./</w:t>
-            </w:r>
-            <w:hyperlink r:id="rId194" w:history="1">
+              <w:t xml:space="preserve"> .</w:t>
+            </w:r>
+            <w:proofErr w:type="gramEnd"/>
+            <w:r>
+              <w:rPr>
+                <w:bCs/>
+              </w:rPr>
+              <w:t>/</w:t>
+            </w:r>
+            <w:hyperlink r:id="rId186" w:history="1">
               <w:r>
                 <w:rPr>
                   <w:rStyle w:val="a7"/>
@@ -24566,7 +25670,21 @@
         <w:rPr>
           <w:b/>
         </w:rPr>
-        <w:t xml:space="preserve">Step 3 (Run): Cli </w:t>
+        <w:t xml:space="preserve">Step 3 (Run): </w:t>
+      </w:r>
+      <w:proofErr w:type="spellStart"/>
+      <w:r>
+        <w:rPr>
+          <w:b/>
+        </w:rPr>
+        <w:t>Cli</w:t>
+      </w:r>
+      <w:proofErr w:type="spellEnd"/>
+      <w:r>
+        <w:rPr>
+          <w:b/>
+        </w:rPr>
+        <w:t xml:space="preserve"> </w:t>
       </w:r>
       <w:r>
         <w:rPr>
@@ -24574,7 +25692,7 @@
         </w:rPr>
         <w:t xml:space="preserve">prepares wallets of </w:t>
       </w:r>
-      <w:hyperlink r:id="rId195" w:history="1">
+      <w:hyperlink r:id="rId187" w:history="1">
         <w:r>
           <w:rPr>
             <w:rStyle w:val="a7"/>
@@ -24589,7 +25707,7 @@
         </w:rPr>
         <w:t xml:space="preserve">, </w:t>
       </w:r>
-      <w:hyperlink r:id="rId196" w:history="1">
+      <w:hyperlink r:id="rId188" w:history="1">
         <w:r>
           <w:rPr>
             <w:rStyle w:val="a7"/>
@@ -24610,7 +25728,7 @@
         </w:rPr>
         <w:t xml:space="preserve"> …, and </w:t>
       </w:r>
-      <w:hyperlink r:id="rId197" w:history="1">
+      <w:hyperlink r:id="rId189" w:history="1">
         <w:r>
           <w:rPr>
             <w:rStyle w:val="a7"/>
@@ -24685,7 +25803,7 @@
               </w:rPr>
               <w:t xml:space="preserve"> python </w:t>
             </w:r>
-            <w:hyperlink r:id="rId198" w:anchor="file-step2-sh" w:history="1">
+            <w:hyperlink r:id="rId190" w:anchor="file-step2-sh" w:history="1">
               <w:r>
                 <w:rPr>
                   <w:rStyle w:val="a7"/>
@@ -24715,7 +25833,7 @@
               </w:rPr>
               <w:t xml:space="preserve"> python </w:t>
             </w:r>
-            <w:hyperlink r:id="rId199" w:anchor="file-prepare_wallet_user1_org2-py" w:history="1">
+            <w:hyperlink r:id="rId191" w:anchor="file-prepare_wallet_user1_org2-py" w:history="1">
               <w:r>
                 <w:rPr>
                   <w:rStyle w:val="a7"/>
@@ -24744,7 +25862,7 @@
               </w:rPr>
               <w:t xml:space="preserve"> python </w:t>
             </w:r>
-            <w:hyperlink r:id="rId200" w:history="1">
+            <w:hyperlink r:id="rId192" w:history="1">
               <w:r>
                 <w:rPr>
                   <w:rStyle w:val="a7"/>
@@ -24773,7 +25891,7 @@
               </w:rPr>
               <w:t xml:space="preserve"> python </w:t>
             </w:r>
-            <w:hyperlink r:id="rId201" w:history="1">
+            <w:hyperlink r:id="rId193" w:history="1">
               <w:r>
                 <w:rPr>
                   <w:rStyle w:val="a7"/>
@@ -24802,7 +25920,7 @@
               </w:rPr>
               <w:t xml:space="preserve"> python </w:t>
             </w:r>
-            <w:hyperlink r:id="rId202" w:history="1">
+            <w:hyperlink r:id="rId194" w:history="1">
               <w:r>
                 <w:rPr>
                   <w:rStyle w:val="a7"/>
@@ -24818,6 +25936,7 @@
                 <w:bCs/>
               </w:rPr>
             </w:pPr>
+            <w:proofErr w:type="gramStart"/>
             <w:r>
               <w:rPr>
                 <w:rFonts w:hint="eastAsia"/>
@@ -24829,9 +25948,16 @@
               <w:rPr>
                 <w:bCs/>
               </w:rPr>
-              <w:t xml:space="preserve"> ./</w:t>
-            </w:r>
-            <w:hyperlink r:id="rId203" w:history="1">
+              <w:t xml:space="preserve"> .</w:t>
+            </w:r>
+            <w:proofErr w:type="gramEnd"/>
+            <w:r>
+              <w:rPr>
+                <w:bCs/>
+              </w:rPr>
+              <w:t>/</w:t>
+            </w:r>
+            <w:hyperlink r:id="rId195" w:history="1">
               <w:r>
                 <w:rPr>
                   <w:rStyle w:val="a7"/>
@@ -24923,6 +26049,7 @@
                 <w:bCs/>
               </w:rPr>
             </w:pPr>
+            <w:proofErr w:type="gramStart"/>
             <w:r>
               <w:rPr>
                 <w:rFonts w:hint="eastAsia"/>
@@ -24934,9 +26061,16 @@
               <w:rPr>
                 <w:bCs/>
               </w:rPr>
-              <w:t xml:space="preserve"> ./</w:t>
-            </w:r>
-            <w:hyperlink r:id="rId204" w:history="1">
+              <w:t xml:space="preserve"> .</w:t>
+            </w:r>
+            <w:proofErr w:type="gramEnd"/>
+            <w:r>
+              <w:rPr>
+                <w:bCs/>
+              </w:rPr>
+              <w:t>/</w:t>
+            </w:r>
+            <w:hyperlink r:id="rId196" w:history="1">
               <w:r>
                 <w:rPr>
                   <w:rStyle w:val="a7"/>
@@ -24966,6 +26100,7 @@
                 <w:bCs/>
               </w:rPr>
             </w:pPr>
+            <w:proofErr w:type="gramStart"/>
             <w:r>
               <w:rPr>
                 <w:rFonts w:hint="eastAsia"/>
@@ -24977,9 +26112,16 @@
               <w:rPr>
                 <w:bCs/>
               </w:rPr>
-              <w:t xml:space="preserve"> ./</w:t>
-            </w:r>
-            <w:hyperlink r:id="rId205" w:history="1">
+              <w:t xml:space="preserve"> .</w:t>
+            </w:r>
+            <w:proofErr w:type="gramEnd"/>
+            <w:r>
+              <w:rPr>
+                <w:bCs/>
+              </w:rPr>
+              <w:t>/</w:t>
+            </w:r>
+            <w:hyperlink r:id="rId197" w:history="1">
               <w:r>
                 <w:rPr>
                   <w:rStyle w:val="a7"/>
@@ -25001,12 +26143,14 @@
               </w:rPr>
               <w:t>&gt; result/</w:t>
             </w:r>
+            <w:proofErr w:type="spellStart"/>
             <w:r>
               <w:rPr>
                 <w:b/>
               </w:rPr>
               <w:t>benchlog</w:t>
             </w:r>
+            <w:proofErr w:type="spellEnd"/>
           </w:p>
           <w:p>
             <w:pPr>
@@ -25109,7 +26253,7 @@
               </w:rPr>
               <w:t xml:space="preserve"> node </w:t>
             </w:r>
-            <w:hyperlink r:id="rId206" w:anchor="file-query-js" w:history="1">
+            <w:hyperlink r:id="rId198" w:anchor="file-query-js" w:history="1">
               <w:r>
                 <w:rPr>
                   <w:rStyle w:val="a7"/>
@@ -25144,7 +26288,7 @@
               </w:rPr>
               <w:t xml:space="preserve"> node </w:t>
             </w:r>
-            <w:hyperlink r:id="rId207" w:anchor="file-invoke-js" w:history="1">
+            <w:hyperlink r:id="rId199" w:anchor="file-invoke-js" w:history="1">
               <w:r>
                 <w:rPr>
                   <w:rStyle w:val="a7"/>
@@ -25239,7 +26383,7 @@
             <w:r>
               <w:t xml:space="preserve">$ python </w:t>
             </w:r>
-            <w:hyperlink r:id="rId208" w:anchor="file-readthroughput_p1-py" w:history="1">
+            <w:hyperlink r:id="rId200" w:anchor="file-readthroughput_p1-py" w:history="1">
               <w:r>
                 <w:rPr>
                   <w:rStyle w:val="a7"/>
@@ -25250,8 +26394,13 @@
               </w:r>
             </w:hyperlink>
             <w:r>
-              <w:t xml:space="preserve"> // rate of sending endorsed txs</w:t>
-            </w:r>
+              <w:t xml:space="preserve"> // rate of sending endorsed </w:t>
+            </w:r>
+            <w:proofErr w:type="spellStart"/>
+            <w:r>
+              <w:t>txs</w:t>
+            </w:r>
+            <w:proofErr w:type="spellEnd"/>
           </w:p>
           <w:p/>
           <w:p>
@@ -25305,8 +26454,21 @@
               <w:t>$</w:t>
             </w:r>
             <w:r>
-              <w:t xml:space="preserve"> sudo apt-get install python-numpy</w:t>
-            </w:r>
+              <w:t xml:space="preserve"> </w:t>
+            </w:r>
+            <w:proofErr w:type="spellStart"/>
+            <w:r>
+              <w:t>sudo</w:t>
+            </w:r>
+            <w:proofErr w:type="spellEnd"/>
+            <w:r>
+              <w:t xml:space="preserve"> apt-get install python-</w:t>
+            </w:r>
+            <w:proofErr w:type="spellStart"/>
+            <w:r>
+              <w:t>numpy</w:t>
+            </w:r>
+            <w:proofErr w:type="spellEnd"/>
           </w:p>
           <w:p>
             <w:r>
@@ -25318,7 +26480,7 @@
             <w:r>
               <w:t xml:space="preserve"> python </w:t>
             </w:r>
-            <w:hyperlink r:id="rId209" w:anchor="file-readdelay_p1-py" w:history="1">
+            <w:hyperlink r:id="rId201" w:anchor="file-readdelay_p1-py" w:history="1">
               <w:r>
                 <w:rPr>
                   <w:rStyle w:val="a7"/>
@@ -25386,7 +26548,15 @@
               <w:t>/</w:t>
             </w:r>
             <w:r>
-              <w:t>/ Orderer analyzes the log</w:t>
+              <w:t xml:space="preserve">/ </w:t>
+            </w:r>
+            <w:proofErr w:type="spellStart"/>
+            <w:r>
+              <w:t>Orderer</w:t>
+            </w:r>
+            <w:proofErr w:type="spellEnd"/>
+            <w:r>
+              <w:t xml:space="preserve"> analyzes the log</w:t>
             </w:r>
           </w:p>
           <w:p>
@@ -25429,9 +26599,19 @@
               </w:rPr>
               <w:t xml:space="preserve"> </w:t>
             </w:r>
-            <w:r>
-              <w:t>sudo apt-get install python-numpy</w:t>
-            </w:r>
+            <w:proofErr w:type="spellStart"/>
+            <w:r>
+              <w:t>sudo</w:t>
+            </w:r>
+            <w:proofErr w:type="spellEnd"/>
+            <w:r>
+              <w:t xml:space="preserve"> apt-get install python-</w:t>
+            </w:r>
+            <w:proofErr w:type="spellStart"/>
+            <w:r>
+              <w:t>numpy</w:t>
+            </w:r>
+            <w:proofErr w:type="spellEnd"/>
           </w:p>
           <w:p>
             <w:pPr>
@@ -25456,8 +26636,36 @@
                 <w:sz w:val="22"/>
                 <w:szCs w:val="22"/>
               </w:rPr>
-              <w:t>$ docker logs containername &gt;&amp; ordererlog</w:t>
-            </w:r>
+              <w:t xml:space="preserve">$ docker logs </w:t>
+            </w:r>
+            <w:proofErr w:type="spellStart"/>
+            <w:r>
+              <w:rPr>
+                <w:rFonts w:asciiTheme="minorHAnsi" w:hAnsiTheme="minorHAnsi" w:cstheme="minorHAnsi"/>
+                <w:sz w:val="22"/>
+                <w:szCs w:val="22"/>
+              </w:rPr>
+              <w:t>containername</w:t>
+            </w:r>
+            <w:proofErr w:type="spellEnd"/>
+            <w:r>
+              <w:rPr>
+                <w:rFonts w:asciiTheme="minorHAnsi" w:hAnsiTheme="minorHAnsi" w:cstheme="minorHAnsi"/>
+                <w:sz w:val="22"/>
+                <w:szCs w:val="22"/>
+              </w:rPr>
+              <w:t xml:space="preserve"> &gt;&amp; </w:t>
+            </w:r>
+            <w:proofErr w:type="spellStart"/>
+            <w:r>
+              <w:rPr>
+                <w:rFonts w:asciiTheme="minorHAnsi" w:hAnsiTheme="minorHAnsi" w:cstheme="minorHAnsi"/>
+                <w:sz w:val="22"/>
+                <w:szCs w:val="22"/>
+              </w:rPr>
+              <w:t>ordererlog</w:t>
+            </w:r>
+            <w:proofErr w:type="spellEnd"/>
           </w:p>
           <w:p>
             <w:pPr>
@@ -25476,11 +26684,68 @@
                 <w:rFonts w:cstheme="minorHAnsi"/>
                 <w:b/>
               </w:rPr>
-              <w:t>docker logs $(docker ps -a | grep 'orderer'| awk '{print $1 }') &gt;&amp; ordererlog</w:t>
-            </w:r>
+              <w:t xml:space="preserve">docker logs $(docker </w:t>
+            </w:r>
+            <w:proofErr w:type="spellStart"/>
             <w:r>
               <w:rPr>
                 <w:rFonts w:cstheme="minorHAnsi"/>
+                <w:b/>
+              </w:rPr>
+              <w:t>ps</w:t>
+            </w:r>
+            <w:proofErr w:type="spellEnd"/>
+            <w:r>
+              <w:rPr>
+                <w:rFonts w:cstheme="minorHAnsi"/>
+                <w:b/>
+              </w:rPr>
+              <w:t xml:space="preserve"> -a | grep '</w:t>
+            </w:r>
+            <w:proofErr w:type="spellStart"/>
+            <w:r>
+              <w:rPr>
+                <w:rFonts w:cstheme="minorHAnsi"/>
+                <w:b/>
+              </w:rPr>
+              <w:t>orderer</w:t>
+            </w:r>
+            <w:proofErr w:type="spellEnd"/>
+            <w:r>
+              <w:rPr>
+                <w:rFonts w:cstheme="minorHAnsi"/>
+                <w:b/>
+              </w:rPr>
+              <w:t>'| awk '{print $</w:t>
+            </w:r>
+            <w:proofErr w:type="gramStart"/>
+            <w:r>
+              <w:rPr>
+                <w:rFonts w:cstheme="minorHAnsi"/>
+                <w:b/>
+              </w:rPr>
+              <w:t>1 }</w:t>
+            </w:r>
+            <w:proofErr w:type="gramEnd"/>
+            <w:r>
+              <w:rPr>
+                <w:rFonts w:cstheme="minorHAnsi"/>
+                <w:b/>
+              </w:rPr>
+              <w:t xml:space="preserve">') &gt;&amp; </w:t>
+            </w:r>
+            <w:proofErr w:type="spellStart"/>
+            <w:r>
+              <w:rPr>
+                <w:rFonts w:cstheme="minorHAnsi"/>
+                <w:b/>
+              </w:rPr>
+              <w:t>ordererlog</w:t>
+            </w:r>
+            <w:proofErr w:type="spellEnd"/>
+            <w:r>
+              <w:rPr>
+                <w:rFonts w:cstheme="minorHAnsi"/>
               </w:rPr>
               <w:br/>
             </w:r>
@@ -25491,9 +26756,37 @@
               <w:rPr>
                 <w:rFonts w:cstheme="minorHAnsi"/>
               </w:rPr>
-              <w:t xml:space="preserve">$ scp ordererlog </w:t>
-            </w:r>
-            <w:hyperlink r:id="rId210" w:history="1">
+              <w:t xml:space="preserve">$ </w:t>
+            </w:r>
+            <w:proofErr w:type="spellStart"/>
+            <w:r>
+              <w:rPr>
+                <w:rFonts w:cstheme="minorHAnsi"/>
+              </w:rPr>
+              <w:t>scp</w:t>
+            </w:r>
+            <w:proofErr w:type="spellEnd"/>
+            <w:r>
+              <w:rPr>
+                <w:rFonts w:cstheme="minorHAnsi"/>
+              </w:rPr>
+              <w:t xml:space="preserve"> </w:t>
+            </w:r>
+            <w:proofErr w:type="spellStart"/>
+            <w:r>
+              <w:rPr>
+                <w:rFonts w:cstheme="minorHAnsi"/>
+              </w:rPr>
+              <w:t>ordererlog</w:t>
+            </w:r>
+            <w:proofErr w:type="spellEnd"/>
+            <w:r>
+              <w:rPr>
+                <w:rFonts w:cstheme="minorHAnsi"/>
+              </w:rPr>
+              <w:t xml:space="preserve"> </w:t>
+            </w:r>
+            <w:hyperlink r:id="rId202" w:history="1">
               <w:r>
                 <w:rPr>
                   <w:rStyle w:val="a7"/>
@@ -25507,7 +26800,7 @@
             <w:r>
               <w:t xml:space="preserve">$ python </w:t>
             </w:r>
-            <w:hyperlink r:id="rId211" w:anchor="file-readthroughput_p2-py" w:history="1">
+            <w:hyperlink r:id="rId203" w:anchor="file-readthroughput_p2-py" w:history="1">
               <w:r>
                 <w:rPr>
                   <w:rStyle w:val="a7"/>
@@ -25615,9 +26908,19 @@
               </w:rPr>
               <w:t xml:space="preserve"> </w:t>
             </w:r>
-            <w:r>
-              <w:t>sudo apt-get install python-numpy</w:t>
-            </w:r>
+            <w:proofErr w:type="spellStart"/>
+            <w:r>
+              <w:t>sudo</w:t>
+            </w:r>
+            <w:proofErr w:type="spellEnd"/>
+            <w:r>
+              <w:t xml:space="preserve"> apt-get install python-</w:t>
+            </w:r>
+            <w:proofErr w:type="spellStart"/>
+            <w:r>
+              <w:t>numpy</w:t>
+            </w:r>
+            <w:proofErr w:type="spellEnd"/>
           </w:p>
           <w:p>
             <w:pPr>
@@ -25635,8 +26938,30 @@
               <w:rPr>
                 <w:rFonts w:cstheme="minorHAnsi"/>
               </w:rPr>
-              <w:t>$ docker logs containername &gt;&amp; peerlog</w:t>
-            </w:r>
+              <w:t xml:space="preserve">$ docker logs </w:t>
+            </w:r>
+            <w:proofErr w:type="spellStart"/>
+            <w:r>
+              <w:rPr>
+                <w:rFonts w:cstheme="minorHAnsi"/>
+              </w:rPr>
+              <w:t>containername</w:t>
+            </w:r>
+            <w:proofErr w:type="spellEnd"/>
+            <w:r>
+              <w:rPr>
+                <w:rFonts w:cstheme="minorHAnsi"/>
+              </w:rPr>
+              <w:t xml:space="preserve"> &gt;&amp; </w:t>
+            </w:r>
+            <w:proofErr w:type="spellStart"/>
+            <w:r>
+              <w:rPr>
+                <w:rFonts w:cstheme="minorHAnsi"/>
+              </w:rPr>
+              <w:t>peerlog</w:t>
+            </w:r>
+            <w:proofErr w:type="spellEnd"/>
           </w:p>
           <w:p>
             <w:r>
@@ -25650,27 +26975,68 @@
                 <w:rFonts w:cstheme="minorHAnsi"/>
                 <w:b/>
               </w:rPr>
-              <w:t>docker logs $(docker ps -a | grep 'peer</w:t>
-            </w:r>
+              <w:t xml:space="preserve">docker logs $(docker </w:t>
+            </w:r>
+            <w:proofErr w:type="spellStart"/>
             <w:r>
               <w:rPr>
                 <w:rFonts w:cstheme="minorHAnsi"/>
                 <w:b/>
               </w:rPr>
-              <w:t xml:space="preserve"> node start</w:t>
-            </w:r>
+              <w:t>ps</w:t>
+            </w:r>
+            <w:proofErr w:type="spellEnd"/>
             <w:r>
               <w:rPr>
                 <w:rFonts w:cstheme="minorHAnsi"/>
                 <w:b/>
               </w:rPr>
-              <w:t>'| awk '{print $1 }') &gt;&amp; peerlog</w:t>
-            </w:r>
-          </w:p>
-          <w:p>
+              <w:t xml:space="preserve"> -a | grep 'peer</w:t>
+            </w:r>
             <w:r>
               <w:rPr>
                 <w:rFonts w:cstheme="minorHAnsi"/>
+                <w:b/>
+              </w:rPr>
+              <w:t xml:space="preserve"> node start</w:t>
+            </w:r>
+            <w:r>
+              <w:rPr>
+                <w:rFonts w:cstheme="minorHAnsi"/>
+                <w:b/>
+              </w:rPr>
+              <w:t>'| awk '{print $</w:t>
+            </w:r>
+            <w:proofErr w:type="gramStart"/>
+            <w:r>
+              <w:rPr>
+                <w:rFonts w:cstheme="minorHAnsi"/>
+                <w:b/>
+              </w:rPr>
+              <w:t>1 }</w:t>
+            </w:r>
+            <w:proofErr w:type="gramEnd"/>
+            <w:r>
+              <w:rPr>
+                <w:rFonts w:cstheme="minorHAnsi"/>
+                <w:b/>
+              </w:rPr>
+              <w:t xml:space="preserve">') &gt;&amp; </w:t>
+            </w:r>
+            <w:proofErr w:type="spellStart"/>
+            <w:r>
+              <w:rPr>
+                <w:rFonts w:cstheme="minorHAnsi"/>
+                <w:b/>
+              </w:rPr>
+              <w:t>peerlog</w:t>
+            </w:r>
+            <w:proofErr w:type="spellEnd"/>
+          </w:p>
+          <w:p>
+            <w:r>
+              <w:rPr>
+                <w:rFonts w:cstheme="minorHAnsi"/>
               </w:rPr>
               <w:t>/</w:t>
             </w:r>
@@ -25681,9 +27047,37 @@
               <w:rPr>
                 <w:rFonts w:cstheme="minorHAnsi"/>
               </w:rPr>
-              <w:t xml:space="preserve">$ scp peerlog </w:t>
-            </w:r>
-            <w:hyperlink r:id="rId212" w:history="1">
+              <w:t xml:space="preserve">$ </w:t>
+            </w:r>
+            <w:proofErr w:type="spellStart"/>
+            <w:r>
+              <w:rPr>
+                <w:rFonts w:cstheme="minorHAnsi"/>
+              </w:rPr>
+              <w:t>scp</w:t>
+            </w:r>
+            <w:proofErr w:type="spellEnd"/>
+            <w:r>
+              <w:rPr>
+                <w:rFonts w:cstheme="minorHAnsi"/>
+              </w:rPr>
+              <w:t xml:space="preserve"> </w:t>
+            </w:r>
+            <w:proofErr w:type="spellStart"/>
+            <w:r>
+              <w:rPr>
+                <w:rFonts w:cstheme="minorHAnsi"/>
+              </w:rPr>
+              <w:t>peerlog</w:t>
+            </w:r>
+            <w:proofErr w:type="spellEnd"/>
+            <w:r>
+              <w:rPr>
+                <w:rFonts w:cstheme="minorHAnsi"/>
+              </w:rPr>
+              <w:t xml:space="preserve"> </w:t>
+            </w:r>
+            <w:hyperlink r:id="rId204" w:history="1">
               <w:r>
                 <w:rPr>
                   <w:rStyle w:val="a7"/>
@@ -25703,7 +27097,7 @@
             <w:r>
               <w:t xml:space="preserve"> python2 </w:t>
             </w:r>
-            <w:hyperlink r:id="rId213" w:anchor="file-readthroughput_p3" w:history="1">
+            <w:hyperlink r:id="rId205" w:anchor="file-readthroughput_p3" w:history="1">
               <w:r>
                 <w:rPr>
                   <w:rStyle w:val="a7"/>
@@ -25770,7 +27164,41 @@
           </w:p>
           <w:p>
             <w:r>
-              <w:t># peer channel fetch 228 last.block -o orderer.example.com:7050 -c mychannel --tls --cafile /opt/gopath/src/github.com/hyperledger/fabric/peer/crypto/ordererOrganizations/example.com/orderers/orderer.example.com/msp/tlscacerts/tlsca.example.com-cert.pem</w:t>
+              <w:t xml:space="preserve"># peer channel fetch 228 </w:t>
+            </w:r>
+            <w:proofErr w:type="spellStart"/>
+            <w:proofErr w:type="gramStart"/>
+            <w:r>
+              <w:t>last.block</w:t>
+            </w:r>
+            <w:proofErr w:type="spellEnd"/>
+            <w:proofErr w:type="gramEnd"/>
+            <w:r>
+              <w:t xml:space="preserve"> -o orderer.example.com:7050 -c </w:t>
+            </w:r>
+            <w:proofErr w:type="spellStart"/>
+            <w:r>
+              <w:t>mychannel</w:t>
+            </w:r>
+            <w:proofErr w:type="spellEnd"/>
+            <w:r>
+              <w:t xml:space="preserve"> --</w:t>
+            </w:r>
+            <w:proofErr w:type="spellStart"/>
+            <w:r>
+              <w:t>tls</w:t>
+            </w:r>
+            <w:proofErr w:type="spellEnd"/>
+            <w:r>
+              <w:t xml:space="preserve"> --</w:t>
+            </w:r>
+            <w:proofErr w:type="spellStart"/>
+            <w:r>
+              <w:t>cafile</w:t>
+            </w:r>
+            <w:proofErr w:type="spellEnd"/>
+            <w:r>
+              <w:t xml:space="preserve"> /opt/gopath/src/github.com/hyperledger/fabric/peer/crypto/ordererOrganizations/example.com/orderers/orderer.example.com/msp/tlscacerts/tlsca.example.com-cert.pem</w:t>
             </w:r>
           </w:p>
           <w:p/>
@@ -25835,6 +27263,7 @@
             </w:r>
           </w:p>
           <w:p>
+            <w:proofErr w:type="gramStart"/>
             <w:r>
               <w:rPr>
                 <w:rFonts w:hint="eastAsia"/>
@@ -25842,9 +27271,13 @@
               <w:t>$</w:t>
             </w:r>
             <w:r>
-              <w:t xml:space="preserve"> ./</w:t>
-            </w:r>
-            <w:hyperlink r:id="rId214" w:anchor="file-clean-sh" w:history="1">
+              <w:t xml:space="preserve"> .</w:t>
+            </w:r>
+            <w:proofErr w:type="gramEnd"/>
+            <w:r>
+              <w:t>/</w:t>
+            </w:r>
+            <w:hyperlink r:id="rId206" w:anchor="file-clean-sh" w:history="1">
               <w:r>
                 <w:rPr>
                   <w:rStyle w:val="a7"/>
